--- a/Manuscript/EcoLetts_Submission/SupplementaryMaterialsS1.docx
+++ b/Manuscript/EcoLetts_Submission/SupplementaryMaterialsS1.docx
@@ -299,8 +299,52 @@
         <w:t xml:space="preserve"> </w:t>
       </w:r>
     </w:p>
+    <w:p>
+      <w:pPr>
+        <w:spacing w:after="240"/>
+        <w:jc w:val="both"/>
+        <w:rPr>
+          <w:rFonts w:eastAsiaTheme="majorEastAsia"/>
+        </w:rPr>
+      </w:pPr>
+      <w:r>
+        <w:t xml:space="preserve">All data and code necessary to reproduce the analyses presented in </w:t>
+      </w:r>
+      <w:r>
+        <w:t xml:space="preserve">the main text and supplement </w:t>
+      </w:r>
+      <w:r>
+        <w:t xml:space="preserve">are currently available for review via a public GitHub </w:t>
+      </w:r>
+      <w:r>
+        <w:t>r</w:t>
+      </w:r>
+      <w:r>
+        <w:t xml:space="preserve">epository linked </w:t>
+      </w:r>
+      <w:hyperlink r:id="rId8" w:history="1">
+        <w:r>
+          <w:rPr>
+            <w:rStyle w:val="Hyperlink"/>
+          </w:rPr>
+          <w:t>here</w:t>
+        </w:r>
+      </w:hyperlink>
+      <w:r>
+        <w:t>.</w:t>
+      </w:r>
+    </w:p>
     <w:sdt>
       <w:sdtPr>
+        <w:rPr>
+          <w:rFonts w:ascii="Times New Roman" w:eastAsia="Times New Roman" w:hAnsi="Times New Roman" w:cs="Times New Roman"/>
+          <w:b w:val="0"/>
+          <w:bCs w:val="0"/>
+          <w:color w:val="auto"/>
+          <w:sz w:val="24"/>
+          <w:szCs w:val="24"/>
+          <w:lang w:val="en-CA"/>
+        </w:rPr>
         <w:id w:val="413364021"/>
         <w:docPartObj>
           <w:docPartGallery w:val="Table of Contents"/>
@@ -309,12 +353,7 @@
       </w:sdtPr>
       <w:sdtEndPr>
         <w:rPr>
-          <w:rFonts w:ascii="Times New Roman" w:eastAsia="Times New Roman" w:hAnsi="Times New Roman" w:cs="Times New Roman"/>
           <w:noProof/>
-          <w:color w:val="auto"/>
-          <w:sz w:val="24"/>
-          <w:szCs w:val="24"/>
-          <w:lang w:val="en-CA"/>
         </w:rPr>
       </w:sdtEndPr>
       <w:sdtContent>
@@ -376,7 +415,7 @@
             </w:rPr>
             <w:fldChar w:fldCharType="separate"/>
           </w:r>
-          <w:hyperlink w:anchor="_Toc228690878" w:history="1">
+          <w:hyperlink w:anchor="_Toc228707253" w:history="1">
             <w:r>
               <w:rPr>
                 <w:rStyle w:val="Hyperlink"/>
@@ -405,7 +444,7 @@
                 <w:noProof/>
                 <w:webHidden/>
               </w:rPr>
-              <w:instrText xml:space="preserve"> PAGEREF _Toc228690878 \h </w:instrText>
+              <w:instrText xml:space="preserve"> PAGEREF _Toc228707253 \h </w:instrText>
             </w:r>
             <w:r>
               <w:rPr>
@@ -453,7 +492,7 @@
               <w14:ligatures w14:val="standardContextual"/>
             </w:rPr>
           </w:pPr>
-          <w:hyperlink w:anchor="_Toc228690879" w:history="1">
+          <w:hyperlink w:anchor="_Toc228707254" w:history="1">
             <w:r>
               <w:rPr>
                 <w:rStyle w:val="Hyperlink"/>
@@ -481,7 +520,7 @@
                 <w:noProof/>
                 <w:webHidden/>
               </w:rPr>
-              <w:instrText xml:space="preserve"> PAGEREF _Toc228690879 \h </w:instrText>
+              <w:instrText xml:space="preserve"> PAGEREF _Toc228707254 \h </w:instrText>
             </w:r>
             <w:r>
               <w:rPr>
@@ -529,14 +568,14 @@
               <w14:ligatures w14:val="standardContextual"/>
             </w:rPr>
           </w:pPr>
-          <w:hyperlink w:anchor="_Toc228690880" w:history="1">
+          <w:hyperlink w:anchor="_Toc228707255" w:history="1">
             <w:r>
               <w:rPr>
                 <w:rStyle w:val="Hyperlink"/>
                 <w:rFonts w:ascii="Times New Roman" w:hAnsi="Times New Roman"/>
                 <w:noProof/>
               </w:rPr>
-              <w:t>Acoustic Telemetry Timeseries</w:t>
+              <w:t>Acoustic Telemetry Array</w:t>
             </w:r>
             <w:r>
               <w:rPr>
@@ -557,7 +596,7 @@
                 <w:noProof/>
                 <w:webHidden/>
               </w:rPr>
-              <w:instrText xml:space="preserve"> PAGEREF _Toc228690880 \h </w:instrText>
+              <w:instrText xml:space="preserve"> PAGEREF _Toc228707255 \h </w:instrText>
             </w:r>
             <w:r>
               <w:rPr>
@@ -605,14 +644,14 @@
               <w14:ligatures w14:val="standardContextual"/>
             </w:rPr>
           </w:pPr>
-          <w:hyperlink w:anchor="_Toc228690881" w:history="1">
+          <w:hyperlink w:anchor="_Toc228707256" w:history="1">
             <w:r>
               <w:rPr>
                 <w:rStyle w:val="Hyperlink"/>
                 <w:rFonts w:ascii="Times New Roman" w:hAnsi="Times New Roman"/>
                 <w:noProof/>
               </w:rPr>
-              <w:t>Trap Net Dimensions</w:t>
+              <w:t>Acoustic Telemetry Timeseries</w:t>
             </w:r>
             <w:r>
               <w:rPr>
@@ -633,7 +672,7 @@
                 <w:noProof/>
                 <w:webHidden/>
               </w:rPr>
-              <w:instrText xml:space="preserve"> PAGEREF _Toc228690881 \h </w:instrText>
+              <w:instrText xml:space="preserve"> PAGEREF _Toc228707256 \h </w:instrText>
             </w:r>
             <w:r>
               <w:rPr>
@@ -681,14 +720,14 @@
               <w14:ligatures w14:val="standardContextual"/>
             </w:rPr>
           </w:pPr>
-          <w:hyperlink w:anchor="_Toc228690882" w:history="1">
+          <w:hyperlink w:anchor="_Toc228707257" w:history="1">
             <w:r>
               <w:rPr>
                 <w:rStyle w:val="Hyperlink"/>
                 <w:rFonts w:ascii="Times New Roman" w:hAnsi="Times New Roman"/>
                 <w:noProof/>
               </w:rPr>
-              <w:t>Statistical Model Structure</w:t>
+              <w:t>Trap Net Dimensions</w:t>
             </w:r>
             <w:r>
               <w:rPr>
@@ -709,7 +748,83 @@
                 <w:noProof/>
                 <w:webHidden/>
               </w:rPr>
-              <w:instrText xml:space="preserve"> PAGEREF _Toc228690882 \h </w:instrText>
+              <w:instrText xml:space="preserve"> PAGEREF _Toc228707257 \h </w:instrText>
+            </w:r>
+            <w:r>
+              <w:rPr>
+                <w:noProof/>
+                <w:webHidden/>
+              </w:rPr>
+            </w:r>
+            <w:r>
+              <w:rPr>
+                <w:noProof/>
+                <w:webHidden/>
+              </w:rPr>
+              <w:fldChar w:fldCharType="separate"/>
+            </w:r>
+            <w:r>
+              <w:rPr>
+                <w:noProof/>
+                <w:webHidden/>
+              </w:rPr>
+              <w:t>2</w:t>
+            </w:r>
+            <w:r>
+              <w:rPr>
+                <w:noProof/>
+                <w:webHidden/>
+              </w:rPr>
+              <w:fldChar w:fldCharType="end"/>
+            </w:r>
+          </w:hyperlink>
+        </w:p>
+        <w:p>
+          <w:pPr>
+            <w:pStyle w:val="TOC2"/>
+            <w:tabs>
+              <w:tab w:val="right" w:leader="dot" w:pos="9350"/>
+            </w:tabs>
+            <w:rPr>
+              <w:rFonts w:eastAsiaTheme="minorEastAsia" w:cstheme="minorBidi"/>
+              <w:b w:val="0"/>
+              <w:bCs w:val="0"/>
+              <w:noProof/>
+              <w:kern w:val="2"/>
+              <w:sz w:val="24"/>
+              <w:szCs w:val="24"/>
+              <w14:ligatures w14:val="standardContextual"/>
+            </w:rPr>
+          </w:pPr>
+          <w:hyperlink w:anchor="_Toc228707258" w:history="1">
+            <w:r>
+              <w:rPr>
+                <w:rStyle w:val="Hyperlink"/>
+                <w:rFonts w:ascii="Times New Roman" w:hAnsi="Times New Roman"/>
+                <w:noProof/>
+              </w:rPr>
+              <w:t>Statistical Model Structure</w:t>
+            </w:r>
+            <w:r>
+              <w:rPr>
+                <w:noProof/>
+                <w:webHidden/>
+              </w:rPr>
+              <w:tab/>
+            </w:r>
+            <w:r>
+              <w:rPr>
+                <w:noProof/>
+                <w:webHidden/>
+              </w:rPr>
+              <w:fldChar w:fldCharType="begin"/>
+            </w:r>
+            <w:r>
+              <w:rPr>
+                <w:noProof/>
+                <w:webHidden/>
+              </w:rPr>
+              <w:instrText xml:space="preserve"> PAGEREF _Toc228707258 \h </w:instrText>
             </w:r>
             <w:r>
               <w:rPr>
@@ -755,7 +870,7 @@
               <w14:ligatures w14:val="standardContextual"/>
             </w:rPr>
           </w:pPr>
-          <w:hyperlink w:anchor="_Toc228690883" w:history="1">
+          <w:hyperlink w:anchor="_Toc228707259" w:history="1">
             <w:r>
               <w:rPr>
                 <w:rStyle w:val="Hyperlink"/>
@@ -783,7 +898,7 @@
                 <w:noProof/>
                 <w:webHidden/>
               </w:rPr>
-              <w:instrText xml:space="preserve"> PAGEREF _Toc228690883 \h </w:instrText>
+              <w:instrText xml:space="preserve"> PAGEREF _Toc228707259 \h </w:instrText>
             </w:r>
             <w:r>
               <w:rPr>
@@ -829,7 +944,7 @@
               <w14:ligatures w14:val="standardContextual"/>
             </w:rPr>
           </w:pPr>
-          <w:hyperlink w:anchor="_Toc228690884" w:history="1">
+          <w:hyperlink w:anchor="_Toc228707260" w:history="1">
             <w:r>
               <w:rPr>
                 <w:rStyle w:val="Hyperlink"/>
@@ -857,7 +972,7 @@
                 <w:noProof/>
                 <w:webHidden/>
               </w:rPr>
-              <w:instrText xml:space="preserve"> PAGEREF _Toc228690884 \h </w:instrText>
+              <w:instrText xml:space="preserve"> PAGEREF _Toc228707260 \h </w:instrText>
             </w:r>
             <w:r>
               <w:rPr>
@@ -905,7 +1020,7 @@
               <w14:ligatures w14:val="standardContextual"/>
             </w:rPr>
           </w:pPr>
-          <w:hyperlink w:anchor="_Toc228690885" w:history="1">
+          <w:hyperlink w:anchor="_Toc228707261" w:history="1">
             <w:r>
               <w:rPr>
                 <w:rStyle w:val="Hyperlink"/>
@@ -934,7 +1049,7 @@
                 <w:noProof/>
                 <w:webHidden/>
               </w:rPr>
-              <w:instrText xml:space="preserve"> PAGEREF _Toc228690885 \h </w:instrText>
+              <w:instrText xml:space="preserve"> PAGEREF _Toc228707261 \h </w:instrText>
             </w:r>
             <w:r>
               <w:rPr>
@@ -982,7 +1097,7 @@
               <w14:ligatures w14:val="standardContextual"/>
             </w:rPr>
           </w:pPr>
-          <w:hyperlink w:anchor="_Toc228690886" w:history="1">
+          <w:hyperlink w:anchor="_Toc228707262" w:history="1">
             <w:r>
               <w:rPr>
                 <w:rStyle w:val="Hyperlink"/>
@@ -1010,7 +1125,7 @@
                 <w:noProof/>
                 <w:webHidden/>
               </w:rPr>
-              <w:instrText xml:space="preserve"> PAGEREF _Toc228690886 \h </w:instrText>
+              <w:instrText xml:space="preserve"> PAGEREF _Toc228707262 \h </w:instrText>
             </w:r>
             <w:r>
               <w:rPr>
@@ -1058,7 +1173,7 @@
               <w14:ligatures w14:val="standardContextual"/>
             </w:rPr>
           </w:pPr>
-          <w:hyperlink w:anchor="_Toc228690887" w:history="1">
+          <w:hyperlink w:anchor="_Toc228707263" w:history="1">
             <w:r>
               <w:rPr>
                 <w:rStyle w:val="Hyperlink"/>
@@ -1086,7 +1201,7 @@
                 <w:noProof/>
                 <w:webHidden/>
               </w:rPr>
-              <w:instrText xml:space="preserve"> PAGEREF _Toc228690887 \h </w:instrText>
+              <w:instrText xml:space="preserve"> PAGEREF _Toc228707263 \h </w:instrText>
             </w:r>
             <w:r>
               <w:rPr>
@@ -1134,7 +1249,7 @@
               <w14:ligatures w14:val="standardContextual"/>
             </w:rPr>
           </w:pPr>
-          <w:hyperlink w:anchor="_Toc228690888" w:history="1">
+          <w:hyperlink w:anchor="_Toc228707264" w:history="1">
             <w:r>
               <w:rPr>
                 <w:rStyle w:val="Hyperlink"/>
@@ -1162,7 +1277,7 @@
                 <w:noProof/>
                 <w:webHidden/>
               </w:rPr>
-              <w:instrText xml:space="preserve"> PAGEREF _Toc228690888 \h </w:instrText>
+              <w:instrText xml:space="preserve"> PAGEREF _Toc228707264 \h </w:instrText>
             </w:r>
             <w:r>
               <w:rPr>
@@ -1210,7 +1325,7 @@
               <w14:ligatures w14:val="standardContextual"/>
             </w:rPr>
           </w:pPr>
-          <w:hyperlink w:anchor="_Toc228690889" w:history="1">
+          <w:hyperlink w:anchor="_Toc228707265" w:history="1">
             <w:r>
               <w:rPr>
                 <w:rStyle w:val="Hyperlink"/>
@@ -1238,7 +1353,7 @@
                 <w:noProof/>
                 <w:webHidden/>
               </w:rPr>
-              <w:instrText xml:space="preserve"> PAGEREF _Toc228690889 \h </w:instrText>
+              <w:instrText xml:space="preserve"> PAGEREF _Toc228707265 \h </w:instrText>
             </w:r>
             <w:r>
               <w:rPr>
@@ -1286,7 +1401,7 @@
               <w14:ligatures w14:val="standardContextual"/>
             </w:rPr>
           </w:pPr>
-          <w:hyperlink w:anchor="_Toc228690890" w:history="1">
+          <w:hyperlink w:anchor="_Toc228707266" w:history="1">
             <w:r>
               <w:rPr>
                 <w:rStyle w:val="Hyperlink"/>
@@ -1315,7 +1430,7 @@
                 <w:noProof/>
                 <w:webHidden/>
               </w:rPr>
-              <w:instrText xml:space="preserve"> PAGEREF _Toc228690890 \h </w:instrText>
+              <w:instrText xml:space="preserve"> PAGEREF _Toc228707266 \h </w:instrText>
             </w:r>
             <w:r>
               <w:rPr>
@@ -1363,7 +1478,7 @@
               <w14:ligatures w14:val="standardContextual"/>
             </w:rPr>
           </w:pPr>
-          <w:hyperlink w:anchor="_Toc228690891" w:history="1">
+          <w:hyperlink w:anchor="_Toc228707267" w:history="1">
             <w:r>
               <w:rPr>
                 <w:rStyle w:val="Hyperlink"/>
@@ -1391,7 +1506,7 @@
                 <w:noProof/>
                 <w:webHidden/>
               </w:rPr>
-              <w:instrText xml:space="preserve"> PAGEREF _Toc228690891 \h </w:instrText>
+              <w:instrText xml:space="preserve"> PAGEREF _Toc228707267 \h </w:instrText>
             </w:r>
             <w:r>
               <w:rPr>
@@ -1439,7 +1554,7 @@
               <w14:ligatures w14:val="standardContextual"/>
             </w:rPr>
           </w:pPr>
-          <w:hyperlink w:anchor="_Toc228690892" w:history="1">
+          <w:hyperlink w:anchor="_Toc228707268" w:history="1">
             <w:r>
               <w:rPr>
                 <w:rStyle w:val="Hyperlink"/>
@@ -1467,7 +1582,7 @@
                 <w:noProof/>
                 <w:webHidden/>
               </w:rPr>
-              <w:instrText xml:space="preserve"> PAGEREF _Toc228690892 \h </w:instrText>
+              <w:instrText xml:space="preserve"> PAGEREF _Toc228707268 \h </w:instrText>
             </w:r>
             <w:r>
               <w:rPr>
@@ -1515,7 +1630,7 @@
               <w14:ligatures w14:val="standardContextual"/>
             </w:rPr>
           </w:pPr>
-          <w:hyperlink w:anchor="_Toc228690893" w:history="1">
+          <w:hyperlink w:anchor="_Toc228707269" w:history="1">
             <w:r>
               <w:rPr>
                 <w:rStyle w:val="Hyperlink"/>
@@ -1543,7 +1658,7 @@
                 <w:noProof/>
                 <w:webHidden/>
               </w:rPr>
-              <w:instrText xml:space="preserve"> PAGEREF _Toc228690893 \h </w:instrText>
+              <w:instrText xml:space="preserve"> PAGEREF _Toc228707269 \h </w:instrText>
             </w:r>
             <w:r>
               <w:rPr>
@@ -1591,7 +1706,7 @@
               <w14:ligatures w14:val="standardContextual"/>
             </w:rPr>
           </w:pPr>
-          <w:hyperlink w:anchor="_Toc228690894" w:history="1">
+          <w:hyperlink w:anchor="_Toc228707270" w:history="1">
             <w:r>
               <w:rPr>
                 <w:rStyle w:val="Hyperlink"/>
@@ -1619,7 +1734,7 @@
                 <w:noProof/>
                 <w:webHidden/>
               </w:rPr>
-              <w:instrText xml:space="preserve"> PAGEREF _Toc228690894 \h </w:instrText>
+              <w:instrText xml:space="preserve"> PAGEREF _Toc228707270 \h </w:instrText>
             </w:r>
             <w:r>
               <w:rPr>
@@ -1667,7 +1782,7 @@
               <w14:ligatures w14:val="standardContextual"/>
             </w:rPr>
           </w:pPr>
-          <w:hyperlink w:anchor="_Toc228690895" w:history="1">
+          <w:hyperlink w:anchor="_Toc228707271" w:history="1">
             <w:r>
               <w:rPr>
                 <w:rStyle w:val="Hyperlink"/>
@@ -1695,7 +1810,7 @@
                 <w:noProof/>
                 <w:webHidden/>
               </w:rPr>
-              <w:instrText xml:space="preserve"> PAGEREF _Toc228690895 \h </w:instrText>
+              <w:instrText xml:space="preserve"> PAGEREF _Toc228707271 \h </w:instrText>
             </w:r>
             <w:r>
               <w:rPr>
@@ -1743,7 +1858,7 @@
               <w14:ligatures w14:val="standardContextual"/>
             </w:rPr>
           </w:pPr>
-          <w:hyperlink w:anchor="_Toc228690896" w:history="1">
+          <w:hyperlink w:anchor="_Toc228707272" w:history="1">
             <w:r>
               <w:rPr>
                 <w:rStyle w:val="Hyperlink"/>
@@ -1771,7 +1886,7 @@
                 <w:noProof/>
                 <w:webHidden/>
               </w:rPr>
-              <w:instrText xml:space="preserve"> PAGEREF _Toc228690896 \h </w:instrText>
+              <w:instrText xml:space="preserve"> PAGEREF _Toc228707272 \h </w:instrText>
             </w:r>
             <w:r>
               <w:rPr>
@@ -1819,7 +1934,7 @@
               <w14:ligatures w14:val="standardContextual"/>
             </w:rPr>
           </w:pPr>
-          <w:hyperlink w:anchor="_Toc228690897" w:history="1">
+          <w:hyperlink w:anchor="_Toc228707273" w:history="1">
             <w:r>
               <w:rPr>
                 <w:rStyle w:val="Hyperlink"/>
@@ -1847,7 +1962,7 @@
                 <w:noProof/>
                 <w:webHidden/>
               </w:rPr>
-              <w:instrText xml:space="preserve"> PAGEREF _Toc228690897 \h </w:instrText>
+              <w:instrText xml:space="preserve"> PAGEREF _Toc228707273 \h </w:instrText>
             </w:r>
             <w:r>
               <w:rPr>
@@ -1908,7 +2023,7 @@
         </w:rPr>
         <w:br w:type="column"/>
       </w:r>
-      <w:bookmarkStart w:id="1" w:name="_Toc228690878"/>
+      <w:bookmarkStart w:id="1" w:name="_Toc228707253"/>
       <w:r>
         <w:rPr>
           <w:rFonts w:ascii="Times New Roman" w:hAnsi="Times New Roman" w:cs="Times New Roman"/>
@@ -1928,7 +2043,7 @@
           <w:color w:val="000000" w:themeColor="text1"/>
         </w:rPr>
       </w:pPr>
-      <w:bookmarkStart w:id="2" w:name="_Toc228690879"/>
+      <w:bookmarkStart w:id="2" w:name="_Toc228707254"/>
       <w:r>
         <w:rPr>
           <w:rFonts w:ascii="Times New Roman" w:hAnsi="Times New Roman" w:cs="Times New Roman"/>
@@ -2494,253 +2609,29 @@
           <w:color w:val="000000" w:themeColor="text1"/>
         </w:rPr>
       </w:pPr>
-      <w:bookmarkStart w:id="3" w:name="_Toc228690880"/>
+      <w:bookmarkStart w:id="3" w:name="_Toc228707255"/>
       <w:r>
         <w:rPr>
           <w:rFonts w:ascii="Times New Roman" w:hAnsi="Times New Roman" w:cs="Times New Roman"/>
           <w:color w:val="000000" w:themeColor="text1"/>
         </w:rPr>
-        <w:t>Acoustic Telemetry Timeseries</w:t>
-      </w:r>
-      <w:bookmarkEnd w:id="3"/>
+        <w:t xml:space="preserve">Acoustic Telemetry </w:t>
+      </w:r>
       <w:r>
         <w:rPr>
           <w:rFonts w:ascii="Times New Roman" w:hAnsi="Times New Roman" w:cs="Times New Roman"/>
           <w:color w:val="000000" w:themeColor="text1"/>
         </w:rPr>
-        <w:t xml:space="preserve"> </w:t>
-      </w:r>
-    </w:p>
-    <w:p>
-      <w:pPr>
-        <w:spacing w:after="240"/>
-        <w:jc w:val="both"/>
-        <w:rPr>
-          <w:lang w:val="en-US"/>
-        </w:rPr>
-      </w:pPr>
-      <w:r>
-        <w:t xml:space="preserve">For the </w:t>
-      </w:r>
-      <w:r>
-        <w:t>fish included in our final acoustic telemetry dataset</w:t>
-      </w:r>
-      <w:r>
-        <w:t xml:space="preserve"> (</w:t>
-      </w:r>
-      <w:r>
-        <w:rPr>
-          <w:i/>
-          <w:iCs/>
-        </w:rPr>
-        <w:t>n</w:t>
-      </w:r>
-      <w:r>
-        <w:t xml:space="preserve"> = 4</w:t>
-      </w:r>
-      <w:r>
-        <w:t>4</w:t>
-      </w:r>
-      <w:r>
-        <w:t xml:space="preserve">), enriched time series were constructed from the tag-on date (offset by one day to account for variation in release timing) to the tag-off date, which reflected battery life and any “on/off” cycles of transmitters. </w:t>
-      </w:r>
-      <w:r>
-        <w:rPr>
-          <w:lang w:val="en-US"/>
-        </w:rPr>
-        <w:t xml:space="preserve">To generate continuous </w:t>
-      </w:r>
-      <w:r>
-        <w:t>time series for fish with active tags</w:t>
-      </w:r>
-      <w:r>
-        <w:rPr>
-          <w:lang w:val="en-US"/>
-        </w:rPr>
-        <w:t xml:space="preserve">, we constructed an enriched minute-level time series in which a fish’s last known location (lake or creek) was carried forward if no detection occurred during a given minute, but the fish’s tag was active. This approach is used to reduce gaps in </w:t>
-      </w:r>
-      <w:r>
-        <w:rPr>
-          <w:lang w:val="en-US"/>
-        </w:rPr>
-        <w:t xml:space="preserve">the </w:t>
-      </w:r>
-      <w:r>
-        <w:rPr>
-          <w:lang w:val="en-US"/>
-        </w:rPr>
-        <w:t>movement dataset</w:t>
-      </w:r>
-      <w:r>
-        <w:rPr>
-          <w:lang w:val="en-US"/>
-        </w:rPr>
-        <w:t xml:space="preserve"> given that fish could easily move out of detection range, especially in the creek </w:t>
-      </w:r>
-      <w:r>
-        <w:rPr>
-          <w:lang w:val="en-US"/>
-        </w:rPr>
-        <w:t>and was justified by the close placement of receivers along the lake–creek boundary</w:t>
-      </w:r>
-      <w:r>
-        <w:rPr>
-          <w:lang w:val="en-US"/>
-        </w:rPr>
-        <w:t xml:space="preserve"> </w:t>
-      </w:r>
-      <w:r>
-        <w:rPr>
-          <w:lang w:val="en-US"/>
-        </w:rPr>
-        <w:t>which ensured that cross-boundary movements would be captured</w:t>
-      </w:r>
-      <w:r>
-        <w:rPr>
-          <w:lang w:val="en-US"/>
-        </w:rPr>
-        <w:t xml:space="preserve"> </w:t>
-      </w:r>
-      <w:r>
-        <w:rPr>
-          <w:lang w:val="en-US"/>
-        </w:rPr>
-        <w:fldChar w:fldCharType="begin"/>
-      </w:r>
-      <w:r>
-        <w:rPr>
-          <w:lang w:val="en-US"/>
-        </w:rPr>
-        <w:instrText xml:space="preserve"> ADDIN ZOTERO_ITEM CSL_CITATION {"citationID":"ATafZ95O","properties":{"unsorted":false,"formattedCitation":"(Larocque {\\i{}et al.} 2025)","plainCitation":"(Larocque et al. 2025)","noteIndex":0},"citationItems":[{"id":3896,"uris":["http://zotero.org/users/local/6gGbWaws/items/TP4KUTAV"],"itemData":{"id":3896,"type":"article-journal","abstract":"Conservation decisions surrounding which fish habitats managers choose to protect and restore are informed by fish habitat models. As acoustic telemetry has allowed for improvements in our ability to directly measure fish positions year-round, so too have there been opportunities to refine and apply fish habitat models. In an area with considerable anthropogenic disturbance, Hamilton Harbour in the Laurentian Great Lakes, we used telemetry-based fish habitat models to identify key habitat variables, compare habitat associations among seasons, and spatially identify the presence distribution of six fish species. Using environmental data and telemetry-based presence–absence from 2016 to 2022, random forest models were developed for each species across seasons. Habitat variables with the highest relative importance across species included fetch, water depth, and percentage cover of submerged aquatic vegetation. The presence probability of each species was spatially predicted for each season within Hamilton Harbour. Generally, species showed a spatial range expansion with greater presence probability in the fall and winter to include parts of the harbor further offshore, and a range contraction in the spring and summer toward the nearshore, sheltered areas, with summer having the most limited habitat availability. Greater habitat suitability was predicted in western Hamilton Harbour for the majority of species, whereas the east end was less suitable and may benefit from habitat restoration. These types of fish habitat models are highly flexible and can be used with a variety of data, not just telemetry, and should be considered as an additional tool for fish habitat and fisheries managers alike.","container-title":"Journal of Fish Biology","DOI":"10.1111/jfb.15899","ISSN":"1095-8649","issue":"5","language":"en","license":"© 2024 His Majesty the King in Right of Canada and The Author(s). Journal of Fish Biology published by John Wiley &amp; Sons Ltd on behalf of Fisheries Society of the British Isles. Reproduced with the permission of the Minister of Fisheries and Oceans Canada.","note":"_eprint: https://onlinelibrary.wiley.com/doi/pdf/10.1111/jfb.15899","page":"1601-1618","source":"Wiley Online Library","title":"Application of telemetry-based fish habitat models to predict spatial habitat availability and inform ecological restoration","volume":"106","author":[{"family":"Larocque","given":"Sarah M."},{"family":"Bzonek","given":"Paul A."},{"family":"Brownscombe","given":"Jacob W."},{"family":"Martin","given":"Gillian K."},{"family":"Brooks","given":"Jill L."},{"family":"Boston","given":"Christine M."},{"family":"Doka","given":"Susan E."},{"family":"Cooke","given":"Steven J."},{"family":"Midwood","given":"Jonathan D."}],"issued":{"date-parts":[["2025"]]}}}],"schema":"https://github.com/citation-style-language/schema/raw/master/csl-citation.json"} </w:instrText>
-      </w:r>
-      <w:r>
-        <w:rPr>
-          <w:lang w:val="en-US"/>
-        </w:rPr>
-        <w:fldChar w:fldCharType="separate"/>
-      </w:r>
-      <w:r>
-        <w:rPr>
-          <w:rFonts w:eastAsiaTheme="minorHAnsi"/>
-          <w:lang w:val="en-US"/>
-          <w14:ligatures w14:val="standardContextual"/>
-        </w:rPr>
-        <w:t xml:space="preserve">(Larocque </w:t>
-      </w:r>
-      <w:r>
-        <w:rPr>
-          <w:rFonts w:eastAsiaTheme="minorHAnsi"/>
-          <w:i/>
-          <w:iCs/>
-          <w:lang w:val="en-US"/>
-          <w14:ligatures w14:val="standardContextual"/>
-        </w:rPr>
-        <w:t>et al.</w:t>
-      </w:r>
-      <w:r>
-        <w:rPr>
-          <w:rFonts w:eastAsiaTheme="minorHAnsi"/>
-          <w:lang w:val="en-US"/>
-          <w14:ligatures w14:val="standardContextual"/>
-        </w:rPr>
-        <w:t xml:space="preserve"> 2025)</w:t>
-      </w:r>
-      <w:r>
-        <w:rPr>
-          <w:lang w:val="en-US"/>
-        </w:rPr>
-        <w:fldChar w:fldCharType="end"/>
-      </w:r>
-      <w:r>
-        <w:rPr>
-          <w:lang w:val="en-US"/>
-        </w:rPr>
-        <w:t xml:space="preserve">. </w:t>
-      </w:r>
-      <w:r>
-        <w:t xml:space="preserve">The </w:t>
-      </w:r>
-      <w:r>
-        <w:rPr>
-          <w:lang w:val="en-US"/>
-        </w:rPr>
-        <w:t xml:space="preserve">enriched time series </w:t>
-      </w:r>
-      <w:r>
-        <w:t>are</w:t>
-      </w:r>
-      <w:r>
-        <w:t xml:space="preserve"> shown</w:t>
-      </w:r>
-      <w:r>
-        <w:rPr>
-          <w:lang w:val="en-US"/>
-        </w:rPr>
-        <w:t xml:space="preserve"> </w:t>
-      </w:r>
-      <w:r>
-        <w:t xml:space="preserve">for all transmitters through time </w:t>
-      </w:r>
-      <w:r>
-        <w:rPr>
-          <w:lang w:val="en-US"/>
-        </w:rPr>
-        <w:t xml:space="preserve">in </w:t>
-      </w:r>
-      <w:r>
-        <w:rPr>
-          <w:lang w:val="en-US"/>
-        </w:rPr>
-        <w:t>Fig</w:t>
-      </w:r>
-      <w:proofErr w:type="spellStart"/>
-      <w:r>
-        <w:t>ure</w:t>
-      </w:r>
-      <w:proofErr w:type="spellEnd"/>
-      <w:r>
-        <w:rPr>
-          <w:lang w:val="en-US"/>
-        </w:rPr>
-        <w:t xml:space="preserve"> S</w:t>
-      </w:r>
-      <w:r>
-        <w:rPr>
-          <w:lang w:val="en-US"/>
-        </w:rPr>
-        <w:t>7</w:t>
-      </w:r>
-      <w:r>
-        <w:rPr>
-          <w:lang w:val="en-US"/>
-        </w:rPr>
-        <w:t xml:space="preserve">. </w:t>
-      </w:r>
-    </w:p>
-    <w:p>
-      <w:pPr>
-        <w:pStyle w:val="Heading2"/>
+        <w:t>Array</w:t>
+      </w:r>
+      <w:bookmarkEnd w:id="3"/>
+      <w:r>
         <w:rPr>
           <w:rFonts w:ascii="Times New Roman" w:hAnsi="Times New Roman" w:cs="Times New Roman"/>
           <w:color w:val="000000" w:themeColor="text1"/>
         </w:rPr>
-      </w:pPr>
-      <w:bookmarkStart w:id="4" w:name="_Toc228690881"/>
-      <w:r>
-        <w:rPr>
-          <w:rFonts w:ascii="Times New Roman" w:hAnsi="Times New Roman" w:cs="Times New Roman"/>
-          <w:color w:val="000000" w:themeColor="text1"/>
-        </w:rPr>
-        <w:t>Trap Net</w:t>
-      </w:r>
-      <w:r>
-        <w:rPr>
-          <w:rFonts w:ascii="Times New Roman" w:hAnsi="Times New Roman" w:cs="Times New Roman"/>
-          <w:color w:val="000000" w:themeColor="text1"/>
-        </w:rPr>
-        <w:t xml:space="preserve"> Dimensions</w:t>
-      </w:r>
-      <w:bookmarkEnd w:id="4"/>
+        <w:t xml:space="preserve"> </w:t>
+      </w:r>
     </w:p>
     <w:p>
       <w:pPr>
@@ -2748,92 +2639,305 @@
         <w:jc w:val="both"/>
       </w:pPr>
       <w:r>
-        <w:t>At the mouth</w:t>
-      </w:r>
-      <w:r>
-        <w:t xml:space="preserve"> of Costello Creek</w:t>
-      </w:r>
-      <w:r>
-        <w:t>, two small mesh (4mm) fyke nets with an opening size of 39</w:t>
-      </w:r>
-      <w:r>
+        <w:rPr>
+          <w:lang w:val="en-US"/>
+        </w:rPr>
+        <w:t>30 omnidirectional r</w:t>
+      </w:r>
+      <w:r>
+        <w:rPr>
+          <w:lang w:val="en-US"/>
+        </w:rPr>
+        <w:t>eceivers were moored 1–2 m above the lake or creek bottom with subsurface floats and anchors and were positioned to provide overlapping coverage across the habitat boundary</w:t>
+      </w:r>
+      <w:r>
+        <w:rPr>
+          <w:lang w:val="en-US"/>
+        </w:rPr>
+        <w:t xml:space="preserve"> (see Figure 2 in main text)</w:t>
+      </w:r>
+      <w:r>
+        <w:rPr>
+          <w:lang w:val="en-US"/>
+        </w:rPr>
+        <w:t>. R</w:t>
+      </w:r>
+      <w:proofErr w:type="spellStart"/>
+      <w:r>
+        <w:t>eceivers</w:t>
+      </w:r>
+      <w:proofErr w:type="spellEnd"/>
+      <w:r>
+        <w:rPr>
+          <w:lang w:val="en-US"/>
+        </w:rPr>
+        <w:t xml:space="preserve"> were inspected and serviced in September 2023 prior to the start of telemetry monitoring. </w:t>
+      </w:r>
+      <w:r>
+        <w:t xml:space="preserve">To evaluate detection range in different habitats, drift tests were conducted on two receivers in each habitat type, including the transition zone between the lake and creek. On average, receivers in the lake detected transmitters at distances up to ~200 m, those in the creek up to ~65 m, and those in the transition zone up to ~100 m. When transmitters were placed directly within dense vegetation or behind creek meanders, detections were not made, indicating that detection probability was </w:t>
+      </w:r>
+      <w:r>
+        <w:t xml:space="preserve">significantly </w:t>
+      </w:r>
+      <w:r>
+        <w:t>higher for fish occupying lake habitats than creek habitats.</w:t>
+      </w:r>
+    </w:p>
+    <w:p>
+      <w:pPr>
+        <w:pStyle w:val="Heading2"/>
+        <w:rPr>
+          <w:rFonts w:ascii="Times New Roman" w:hAnsi="Times New Roman" w:cs="Times New Roman"/>
+          <w:color w:val="000000" w:themeColor="text1"/>
+        </w:rPr>
+      </w:pPr>
+      <w:bookmarkStart w:id="4" w:name="_Toc228707256"/>
+      <w:r>
+        <w:rPr>
+          <w:rFonts w:ascii="Times New Roman" w:hAnsi="Times New Roman" w:cs="Times New Roman"/>
+          <w:color w:val="000000" w:themeColor="text1"/>
+        </w:rPr>
+        <w:t>Acoustic Telemetry Timeseries</w:t>
+      </w:r>
+      <w:bookmarkEnd w:id="4"/>
+      <w:r>
+        <w:rPr>
+          <w:rFonts w:ascii="Times New Roman" w:hAnsi="Times New Roman" w:cs="Times New Roman"/>
+          <w:color w:val="000000" w:themeColor="text1"/>
+        </w:rPr>
         <w:t xml:space="preserve"> </w:t>
       </w:r>
-      <w:r>
-        <w:t>x</w:t>
-      </w:r>
-      <w:r>
+    </w:p>
+    <w:p>
+      <w:pPr>
+        <w:spacing w:after="240"/>
+        <w:jc w:val="both"/>
+        <w:rPr>
+          <w:lang w:val="en-US"/>
+        </w:rPr>
+      </w:pPr>
+      <w:r>
+        <w:t xml:space="preserve">For the </w:t>
+      </w:r>
+      <w:r>
+        <w:t>fish included in our final acoustic telemetry dataset</w:t>
+      </w:r>
+      <w:r>
+        <w:t xml:space="preserve"> (</w:t>
+      </w:r>
+      <w:r>
+        <w:rPr>
+          <w:i/>
+          <w:iCs/>
+        </w:rPr>
+        <w:t>n</w:t>
+      </w:r>
+      <w:r>
+        <w:t xml:space="preserve"> = 4</w:t>
+      </w:r>
+      <w:r>
+        <w:t>4</w:t>
+      </w:r>
+      <w:r>
+        <w:t xml:space="preserve">), enriched time series were constructed from the tag-on date (offset by one day to account for variation in release timing) to the tag-off date, which reflected battery life and any “on/off” cycles of transmitters. </w:t>
+      </w:r>
+      <w:r>
+        <w:rPr>
+          <w:lang w:val="en-US"/>
+        </w:rPr>
+        <w:t xml:space="preserve">To generate continuous </w:t>
+      </w:r>
+      <w:r>
+        <w:t>time series for fish with active tags</w:t>
+      </w:r>
+      <w:r>
+        <w:rPr>
+          <w:lang w:val="en-US"/>
+        </w:rPr>
+        <w:t xml:space="preserve">, we constructed an enriched minute-level time series in which a fish’s last known location (lake or creek) was carried forward if no detection occurred during a given minute, but the fish’s tag was active. This approach is used to reduce gaps in </w:t>
+      </w:r>
+      <w:r>
+        <w:rPr>
+          <w:lang w:val="en-US"/>
+        </w:rPr>
+        <w:t xml:space="preserve">the </w:t>
+      </w:r>
+      <w:r>
+        <w:rPr>
+          <w:lang w:val="en-US"/>
+        </w:rPr>
+        <w:t>movement dataset</w:t>
+      </w:r>
+      <w:r>
+        <w:rPr>
+          <w:lang w:val="en-US"/>
+        </w:rPr>
+        <w:t xml:space="preserve"> given that fish could easily move out of detection range, especially in the creek </w:t>
+      </w:r>
+      <w:r>
+        <w:rPr>
+          <w:lang w:val="en-US"/>
+        </w:rPr>
+        <w:t>and was justified by the close placement of receivers along the lake–creek boundary</w:t>
+      </w:r>
+      <w:r>
+        <w:rPr>
+          <w:lang w:val="en-US"/>
+        </w:rPr>
         <w:t xml:space="preserve"> </w:t>
       </w:r>
       <w:r>
-        <w:t>39 inches were deployed. The nets were set with the lead lines blocking the creek, ensuring that fish moving upstream were captured in one net, while fish moving downstream were intercepted</w:t>
-      </w:r>
-      <w:r>
-        <w:t xml:space="preserve"> and captured</w:t>
-      </w:r>
-      <w:r>
-        <w:t xml:space="preserve"> by the other. At the upstream</w:t>
-      </w:r>
-      <w:r>
-        <w:t xml:space="preserve"> culvert</w:t>
-      </w:r>
-      <w:r>
-        <w:t xml:space="preserve"> location, a custom-made trap net was used, measuring 27 inches in height, 23.5 inches in width, and 36.5 inches in length. The trap was designed with two compartments, one</w:t>
-      </w:r>
-      <w:r>
+        <w:rPr>
+          <w:lang w:val="en-US"/>
+        </w:rPr>
+        <w:t>which ensured that cross-boundary movements would be captured</w:t>
+      </w:r>
+      <w:r>
+        <w:rPr>
+          <w:lang w:val="en-US"/>
+        </w:rPr>
         <w:t xml:space="preserve"> </w:t>
       </w:r>
       <w:r>
-        <w:t xml:space="preserve">facing upstream and the other </w:t>
-      </w:r>
-      <w:r>
-        <w:t>facing</w:t>
-      </w:r>
-      <w:r>
-        <w:t xml:space="preserve"> downstream. To block the entire width of the creek, large block nets (small</w:t>
-      </w:r>
-      <w:r>
-        <w:t xml:space="preserve"> mesh</w:t>
-      </w:r>
-      <w:r>
-        <w:t>; 4</w:t>
-      </w:r>
-      <w:r>
+        <w:rPr>
+          <w:lang w:val="en-US"/>
+        </w:rPr>
+        <w:fldChar w:fldCharType="begin"/>
+      </w:r>
+      <w:r>
+        <w:rPr>
+          <w:lang w:val="en-US"/>
+        </w:rPr>
+        <w:instrText xml:space="preserve"> ADDIN ZOTERO_ITEM CSL_CITATION {"citationID":"ATafZ95O","properties":{"unsorted":false,"formattedCitation":"(Larocque {\\i{}et al.} 2025)","plainCitation":"(Larocque et al. 2025)","noteIndex":0},"citationItems":[{"id":3896,"uris":["http://zotero.org/users/local/6gGbWaws/items/TP4KUTAV"],"itemData":{"id":3896,"type":"article-journal","abstract":"Conservation decisions surrounding which fish habitats managers choose to protect and restore are informed by fish habitat models. As acoustic telemetry has allowed for improvements in our ability to directly measure fish positions year-round, so too have there been opportunities to refine and apply fish habitat models. In an area with considerable anthropogenic disturbance, Hamilton Harbour in the Laurentian Great Lakes, we used telemetry-based fish habitat models to identify key habitat variables, compare habitat associations among seasons, and spatially identify the presence distribution of six fish species. Using environmental data and telemetry-based presence–absence from 2016 to 2022, random forest models were developed for each species across seasons. Habitat variables with the highest relative importance across species included fetch, water depth, and percentage cover of submerged aquatic vegetation. The presence probability of each species was spatially predicted for each season within Hamilton Harbour. Generally, species showed a spatial range expansion with greater presence probability in the fall and winter to include parts of the harbor further offshore, and a range contraction in the spring and summer toward the nearshore, sheltered areas, with summer having the most limited habitat availability. Greater habitat suitability was predicted in western Hamilton Harbour for the majority of species, whereas the east end was less suitable and may benefit from habitat restoration. These types of fish habitat models are highly flexible and can be used with a variety of data, not just telemetry, and should be considered as an additional tool for fish habitat and fisheries managers alike.","container-title":"Journal of Fish Biology","DOI":"10.1111/jfb.15899","ISSN":"1095-8649","issue":"5","language":"en","license":"© 2024 His Majesty the King in Right of Canada and The Author(s). Journal of Fish Biology published by John Wiley &amp; Sons Ltd on behalf of Fisheries Society of the British Isles. Reproduced with the permission of the Minister of Fisheries and Oceans Canada.","note":"_eprint: https://onlinelibrary.wiley.com/doi/pdf/10.1111/jfb.15899","page":"1601-1618","source":"Wiley Online Library","title":"Application of telemetry-based fish habitat models to predict spatial habitat availability and inform ecological restoration","volume":"106","author":[{"family":"Larocque","given":"Sarah M."},{"family":"Bzonek","given":"Paul A."},{"family":"Brownscombe","given":"Jacob W."},{"family":"Martin","given":"Gillian K."},{"family":"Brooks","given":"Jill L."},{"family":"Boston","given":"Christine M."},{"family":"Doka","given":"Susan E."},{"family":"Cooke","given":"Steven J."},{"family":"Midwood","given":"Jonathan D."}],"issued":{"date-parts":[["2025"]]}}}],"schema":"https://github.com/citation-style-language/schema/raw/master/csl-citation.json"} </w:instrText>
+      </w:r>
+      <w:r>
+        <w:rPr>
+          <w:lang w:val="en-US"/>
+        </w:rPr>
+        <w:fldChar w:fldCharType="separate"/>
+      </w:r>
+      <w:r>
+        <w:rPr>
+          <w:rFonts w:eastAsiaTheme="minorHAnsi"/>
+          <w:lang w:val="en-US"/>
+          <w14:ligatures w14:val="standardContextual"/>
+        </w:rPr>
+        <w:t xml:space="preserve">(Larocque </w:t>
+      </w:r>
+      <w:r>
+        <w:rPr>
+          <w:rFonts w:eastAsiaTheme="minorHAnsi"/>
+          <w:i/>
+          <w:iCs/>
+          <w:lang w:val="en-US"/>
+          <w14:ligatures w14:val="standardContextual"/>
+        </w:rPr>
+        <w:t>et al.</w:t>
+      </w:r>
+      <w:r>
+        <w:rPr>
+          <w:rFonts w:eastAsiaTheme="minorHAnsi"/>
+          <w:lang w:val="en-US"/>
+          <w14:ligatures w14:val="standardContextual"/>
+        </w:rPr>
+        <w:t xml:space="preserve"> 2025)</w:t>
+      </w:r>
+      <w:r>
+        <w:rPr>
+          <w:lang w:val="en-US"/>
+        </w:rPr>
+        <w:fldChar w:fldCharType="end"/>
+      </w:r>
+      <w:r>
+        <w:rPr>
+          <w:lang w:val="en-US"/>
+        </w:rPr>
+        <w:t xml:space="preserve">. </w:t>
+      </w:r>
+      <w:r>
+        <w:t xml:space="preserve">The </w:t>
+      </w:r>
+      <w:r>
+        <w:rPr>
+          <w:lang w:val="en-US"/>
+        </w:rPr>
+        <w:t xml:space="preserve">enriched time series </w:t>
+      </w:r>
+      <w:r>
+        <w:t>are</w:t>
+      </w:r>
+      <w:r>
+        <w:t xml:space="preserve"> shown</w:t>
+      </w:r>
+      <w:r>
+        <w:rPr>
+          <w:lang w:val="en-US"/>
+        </w:rPr>
         <w:t xml:space="preserve"> </w:t>
       </w:r>
       <w:r>
-        <w:t xml:space="preserve">mm) were placed on each side of the trap. Fish </w:t>
-      </w:r>
-      <w:r>
-        <w:t>were inferred to be moving</w:t>
-      </w:r>
-      <w:r>
-        <w:t xml:space="preserve"> upstream </w:t>
-      </w:r>
-      <w:r>
-        <w:t xml:space="preserve">if they </w:t>
-      </w:r>
-      <w:r>
-        <w:t xml:space="preserve">were captured in the upstream-facing compartment, while those </w:t>
-      </w:r>
-      <w:r>
-        <w:t>captured</w:t>
-      </w:r>
-      <w:r>
-        <w:t xml:space="preserve"> in the downstream-facing compartment </w:t>
-      </w:r>
-      <w:r>
-        <w:t>were inferred to be moving downstream in the creek</w:t>
-      </w:r>
-      <w:r>
-        <w:t>.</w:t>
-      </w:r>
-      <w:r>
-        <w:t xml:space="preserve"> </w:t>
-      </w:r>
-      <w:r>
-        <w:t xml:space="preserve"> </w:t>
-      </w:r>
+        <w:t xml:space="preserve">for all transmitters through time </w:t>
+      </w:r>
+      <w:r>
+        <w:rPr>
+          <w:lang w:val="en-US"/>
+        </w:rPr>
+        <w:t xml:space="preserve">in </w:t>
+      </w:r>
+      <w:r>
+        <w:rPr>
+          <w:lang w:val="en-US"/>
+        </w:rPr>
+        <w:t>Fig</w:t>
+      </w:r>
+      <w:proofErr w:type="spellStart"/>
+      <w:r>
+        <w:t>ure</w:t>
+      </w:r>
+      <w:proofErr w:type="spellEnd"/>
+      <w:r>
+        <w:rPr>
+          <w:lang w:val="en-US"/>
+        </w:rPr>
+        <w:t xml:space="preserve"> S</w:t>
+      </w:r>
+      <w:r>
+        <w:rPr>
+          <w:lang w:val="en-US"/>
+        </w:rPr>
+        <w:t>7</w:t>
+      </w:r>
+      <w:r>
+        <w:rPr>
+          <w:lang w:val="en-US"/>
+        </w:rPr>
+        <w:t xml:space="preserve">. </w:t>
+      </w:r>
+    </w:p>
+    <w:p>
+      <w:pPr>
+        <w:pStyle w:val="Heading2"/>
+        <w:rPr>
+          <w:rFonts w:ascii="Times New Roman" w:hAnsi="Times New Roman" w:cs="Times New Roman"/>
+          <w:color w:val="000000" w:themeColor="text1"/>
+        </w:rPr>
+      </w:pPr>
+      <w:bookmarkStart w:id="5" w:name="_Toc228707257"/>
+      <w:r>
+        <w:rPr>
+          <w:rFonts w:ascii="Times New Roman" w:hAnsi="Times New Roman" w:cs="Times New Roman"/>
+          <w:color w:val="000000" w:themeColor="text1"/>
+        </w:rPr>
+        <w:t>Trap Net</w:t>
+      </w:r>
+      <w:r>
+        <w:rPr>
+          <w:rFonts w:ascii="Times New Roman" w:hAnsi="Times New Roman" w:cs="Times New Roman"/>
+          <w:color w:val="000000" w:themeColor="text1"/>
+        </w:rPr>
+        <w:t xml:space="preserve"> Dimensions</w:t>
+      </w:r>
+      <w:bookmarkEnd w:id="5"/>
     </w:p>
     <w:p>
       <w:pPr>
@@ -2841,23 +2945,107 @@
         <w:jc w:val="both"/>
       </w:pPr>
       <w:r>
+        <w:t>At the mouth</w:t>
+      </w:r>
+      <w:r>
+        <w:t xml:space="preserve"> of Costello Creek</w:t>
+      </w:r>
+      <w:r>
+        <w:t>, two small mesh (4mm) fyke nets with an opening size of 39</w:t>
+      </w:r>
+      <w:r>
+        <w:t xml:space="preserve"> </w:t>
+      </w:r>
+      <w:r>
+        <w:t>x</w:t>
+      </w:r>
+      <w:r>
+        <w:t xml:space="preserve"> </w:t>
+      </w:r>
+      <w:r>
+        <w:t xml:space="preserve">39 inches were deployed. The nets were set with the lead lines blocking the creek, ensuring that fish </w:t>
+      </w:r>
+      <w:r>
+        <w:lastRenderedPageBreak/>
+        <w:t>moving upstream were captured in one net, while fish moving downstream were intercepted</w:t>
+      </w:r>
+      <w:r>
+        <w:t xml:space="preserve"> and captured</w:t>
+      </w:r>
+      <w:r>
+        <w:t xml:space="preserve"> by the other. At the upstream</w:t>
+      </w:r>
+      <w:r>
+        <w:t xml:space="preserve"> culvert</w:t>
+      </w:r>
+      <w:r>
+        <w:t xml:space="preserve"> location, a custom-made trap net was used, measuring 27 inches in height, 23.5 inches in width, and 36.5 inches in length. The trap was designed with two compartments, one</w:t>
+      </w:r>
+      <w:r>
+        <w:t xml:space="preserve"> </w:t>
+      </w:r>
+      <w:r>
+        <w:t xml:space="preserve">facing upstream and the other </w:t>
+      </w:r>
+      <w:r>
+        <w:t>facing</w:t>
+      </w:r>
+      <w:r>
+        <w:t xml:space="preserve"> downstream. To block the entire width of the creek, large block nets (small</w:t>
+      </w:r>
+      <w:r>
+        <w:t xml:space="preserve"> mesh</w:t>
+      </w:r>
+      <w:r>
+        <w:t>; 4</w:t>
+      </w:r>
+      <w:r>
+        <w:t xml:space="preserve"> </w:t>
+      </w:r>
+      <w:r>
+        <w:t xml:space="preserve">mm) were placed on each side of the trap. Fish </w:t>
+      </w:r>
+      <w:r>
+        <w:t>were inferred to be moving</w:t>
+      </w:r>
+      <w:r>
+        <w:t xml:space="preserve"> upstream </w:t>
+      </w:r>
+      <w:r>
+        <w:t xml:space="preserve">if they </w:t>
+      </w:r>
+      <w:r>
+        <w:t xml:space="preserve">were captured in the upstream-facing compartment, while those </w:t>
+      </w:r>
+      <w:r>
+        <w:t>captured</w:t>
+      </w:r>
+      <w:r>
+        <w:t xml:space="preserve"> in the downstream-facing compartment </w:t>
+      </w:r>
+      <w:r>
+        <w:t>were inferred to be moving downstream in the creek</w:t>
+      </w:r>
+      <w:r>
+        <w:t>.</w:t>
+      </w:r>
+      <w:r>
+        <w:t xml:space="preserve"> </w:t>
+      </w:r>
+      <w:r>
+        <w:t xml:space="preserve"> </w:t>
+      </w:r>
+    </w:p>
+    <w:p>
+      <w:pPr>
+        <w:spacing w:after="240"/>
+        <w:jc w:val="both"/>
+      </w:pPr>
+      <w:r>
         <w:t>Standardized surveys were also conducted using minnow traps</w:t>
       </w:r>
       <w:r>
-        <w:t xml:space="preserve"> with dimensions of 10.5" height x 17.5" width x 17.5" length, with three funnels narrowing to 1.5" apertures (22-gauge metal mesh wire). We deployed minnow traps </w:t>
-      </w:r>
-      <w:r>
-        <w:t xml:space="preserve">at 10 sites in the creek and 10 sites in the lake, with deployment locations selected to provide broad spatial coverage </w:t>
-      </w:r>
-      <w:r>
-        <w:t>across</w:t>
-      </w:r>
-      <w:r>
-        <w:t xml:space="preserve"> Sproule Bay and throughout Costello </w:t>
-      </w:r>
-      <w:r>
-        <w:lastRenderedPageBreak/>
-        <w:t xml:space="preserve">Creek (Figure S1). </w:t>
+        <w:t xml:space="preserve"> with dimensions of 10.5" height x 17.5" width x 17.5" length, with three funnels narrowing to 1.5" apertures (22-gauge metal mesh wire). </w:t>
       </w:r>
       <w:r>
         <w:t>Minnow traps</w:t>
@@ -2877,7 +3065,7 @@
           <w:color w:val="000000" w:themeColor="text1"/>
         </w:rPr>
       </w:pPr>
-      <w:bookmarkStart w:id="5" w:name="_Toc228690882"/>
+      <w:bookmarkStart w:id="6" w:name="_Toc228707258"/>
       <w:r>
         <w:rPr>
           <w:rFonts w:ascii="Times New Roman" w:hAnsi="Times New Roman" w:cs="Times New Roman"/>
@@ -2899,7 +3087,7 @@
         </w:rPr>
         <w:t>Model Structure</w:t>
       </w:r>
-      <w:bookmarkEnd w:id="5"/>
+      <w:bookmarkEnd w:id="6"/>
       <w:r>
         <w:rPr>
           <w:rFonts w:ascii="Times New Roman" w:hAnsi="Times New Roman" w:cs="Times New Roman"/>
@@ -2916,7 +3104,7 @@
           <w:color w:val="000000" w:themeColor="text1"/>
         </w:rPr>
       </w:pPr>
-      <w:bookmarkStart w:id="6" w:name="_Toc228690883"/>
+      <w:bookmarkStart w:id="7" w:name="_Toc228707259"/>
       <w:r>
         <w:rPr>
           <w:rFonts w:ascii="Times New Roman" w:hAnsi="Times New Roman" w:cs="Times New Roman"/>
@@ -2932,7 +3120,7 @@
         </w:rPr>
         <w:t>models</w:t>
       </w:r>
-      <w:bookmarkEnd w:id="6"/>
+      <w:bookmarkEnd w:id="7"/>
       <w:proofErr w:type="gramEnd"/>
       <w:r>
         <w:rPr>
@@ -3277,25 +3465,7 @@
           <w:lang w:val="en-US"/>
           <w14:ligatures w14:val="standardContextual"/>
         </w:rPr>
-        <w:t>(</w:t>
-      </w:r>
-      <w:proofErr w:type="spellStart"/>
-      <w:r>
-        <w:rPr>
-          <w:rFonts w:eastAsiaTheme="minorHAnsi"/>
-          <w:lang w:val="en-US"/>
-          <w14:ligatures w14:val="standardContextual"/>
-        </w:rPr>
-        <w:t>Mahaut</w:t>
-      </w:r>
-      <w:proofErr w:type="spellEnd"/>
-      <w:r>
-        <w:rPr>
-          <w:rFonts w:eastAsiaTheme="minorHAnsi"/>
-          <w:lang w:val="en-US"/>
-          <w14:ligatures w14:val="standardContextual"/>
-        </w:rPr>
-        <w:t xml:space="preserve"> </w:t>
+        <w:t xml:space="preserve">(Mahaut </w:t>
       </w:r>
       <w:r>
         <w:rPr>
@@ -3319,7 +3489,11 @@
         <w:fldChar w:fldCharType="end"/>
       </w:r>
       <w:r>
-        <w:t xml:space="preserve">, assuming that shiners are likely present but in densities that are too low for our sampling to detect. This assumption is corroborated by telemetry showing the presence of individuals in the lake during the summer months. Differences in the average daily biomass of shiners captured in upstream vs. downstream trap nets and seasonal shiner biomass captured using minnow trap surveys in the lake and creek were evaluated using </w:t>
+        <w:t xml:space="preserve">, assuming that shiners are likely present but in densities that are too low for our sampling to detect. This assumption is corroborated by telemetry showing the presence of individuals in the lake during the summer months. Differences in the average daily biomass of shiners captured in upstream vs. downstream trap nets and seasonal </w:t>
+      </w:r>
+      <w:r>
+        <w:lastRenderedPageBreak/>
+        <w:t xml:space="preserve">shiner biomass captured using minnow trap surveys in the lake and creek were evaluated using </w:t>
       </w:r>
       <w:r>
         <w:t xml:space="preserve">GLMs </w:t>
@@ -3437,11 +3611,7 @@
       </w:r>
       <w:proofErr w:type="spellEnd"/>
       <w:r>
-        <w:t xml:space="preserve"> package and pairwise </w:t>
-      </w:r>
-      <w:r>
-        <w:lastRenderedPageBreak/>
-        <w:t xml:space="preserve">comparisons were tested for significance using a Tukey-adjusted pairwise comparisons between model terms </w:t>
+        <w:t xml:space="preserve"> package and pairwise comparisons were tested for significance using a Tukey-adjusted pairwise comparisons between model terms </w:t>
       </w:r>
       <w:r>
         <w:fldChar w:fldCharType="begin"/>
@@ -3458,25 +3628,7 @@
           <w:lang w:val="en-US"/>
           <w14:ligatures w14:val="standardContextual"/>
         </w:rPr>
-        <w:t>(</w:t>
-      </w:r>
-      <w:proofErr w:type="spellStart"/>
-      <w:r>
-        <w:rPr>
-          <w:rFonts w:eastAsiaTheme="minorHAnsi"/>
-          <w:lang w:val="en-US"/>
-          <w14:ligatures w14:val="standardContextual"/>
-        </w:rPr>
-        <w:t>Lenth</w:t>
-      </w:r>
-      <w:proofErr w:type="spellEnd"/>
-      <w:r>
-        <w:rPr>
-          <w:rFonts w:eastAsiaTheme="minorHAnsi"/>
-          <w:lang w:val="en-US"/>
-          <w14:ligatures w14:val="standardContextual"/>
-        </w:rPr>
-        <w:t xml:space="preserve"> </w:t>
+        <w:t xml:space="preserve">(Lenth </w:t>
       </w:r>
       <w:r>
         <w:rPr>
@@ -3511,7 +3663,7 @@
           <w:color w:val="000000" w:themeColor="text1"/>
         </w:rPr>
       </w:pPr>
-      <w:bookmarkStart w:id="7" w:name="_Toc228690884"/>
+      <w:bookmarkStart w:id="8" w:name="_Toc228707260"/>
       <w:r>
         <w:rPr>
           <w:rFonts w:ascii="Times New Roman" w:hAnsi="Times New Roman" w:cs="Times New Roman"/>
@@ -3527,7 +3679,7 @@
         </w:rPr>
         <w:t>models</w:t>
       </w:r>
-      <w:bookmarkEnd w:id="7"/>
+      <w:bookmarkEnd w:id="8"/>
       <w:proofErr w:type="gramEnd"/>
       <w:r>
         <w:rPr>
@@ -3586,13 +3738,28 @@
         <w:t>k</w:t>
       </w:r>
       <w:r>
-        <w:t xml:space="preserve"> = 10) to capture the cyclic nature of seasonality. To address temporal autocorrelation inherent in repeated detections, we tested the inclusion of a first-order autoregressive correlation structure (corAR1), with autocorrelation estimated separately for each individual fish. We also tested for the inclusion of a random effect for transmitter ID (individual fish).  Lastly, we evaluated the inclusion of total length (mm) and release location as fixed effects to account for the potential influence of different release sites. Comparisons of candidate models were based on Akaike Information Criterion (AIC) with the model yielding the lowest AIC considered the most parsimonious. Our top three candidate models suggested that the incorporation of total length and release location were non-significant and did not improve the model considerably (AIC ~ 2.0; Table S5). As such, we went with the simplest model with the </w:t>
+        <w:t xml:space="preserve"> = 10) to capture the cyclic nature of seasonality. To address temporal autocorrelation inherent in repeated detections, we tested the inclusion of a first-order autoregressive correlation structure (corAR1), with autocorrelation estimated separately for each individual fish. We also tested for the inclusion of a random effect for transmitter ID (individual fish).  Lastly, we evaluated the inclusion of total length (mm) and release location as fixed effects to account for the potential influence of different release sites. Comparisons of candidate models were based on Akaike Information Criterion (AIC) with the model yielding the lowest AIC considered the most parsimonious. Our top three candidate models suggested that the incorporation of total length and release location were non-significant and did not improve the model considerably (Table S</w:t>
+      </w:r>
+      <w:r>
+        <w:t>4</w:t>
+      </w:r>
+      <w:r>
+        <w:t xml:space="preserve">). As such, we went with the simplest model with the </w:t>
       </w:r>
       <w:r>
         <w:t>lowest</w:t>
       </w:r>
       <w:r>
-        <w:t xml:space="preserve"> AIC, which included a cyclic smooth for day of year, an AR1 correlation structure, and a random effect of transmitter ID.</w:t>
+        <w:t xml:space="preserve"> AIC, which included a cyclic smooth for day of year, an</w:t>
+      </w:r>
+      <w:r>
+        <w:t>d an</w:t>
+      </w:r>
+      <w:r>
+        <w:t xml:space="preserve"> AR1 correlation structure</w:t>
+      </w:r>
+      <w:r>
+        <w:t xml:space="preserve">. </w:t>
       </w:r>
     </w:p>
     <w:p>
@@ -3628,7 +3795,7 @@
         </w:rPr>
         <w:br w:type="column"/>
       </w:r>
-      <w:bookmarkStart w:id="8" w:name="_Toc228690885"/>
+      <w:bookmarkStart w:id="9" w:name="_Toc228707261"/>
       <w:r>
         <w:rPr>
           <w:rFonts w:ascii="Times New Roman" w:hAnsi="Times New Roman" w:cs="Times New Roman"/>
@@ -3638,7 +3805,7 @@
         <w:lastRenderedPageBreak/>
         <w:t>Tables</w:t>
       </w:r>
-      <w:bookmarkEnd w:id="8"/>
+      <w:bookmarkEnd w:id="9"/>
     </w:p>
     <w:p>
       <w:pPr>
@@ -3647,11 +3814,11 @@
           <w:lang w:val="en-US" w:eastAsia="en-CA"/>
         </w:rPr>
       </w:pPr>
-      <w:bookmarkStart w:id="9" w:name="OLE_LINK9"/>
-      <w:bookmarkStart w:id="10" w:name="OLE_LINK10"/>
-      <w:bookmarkStart w:id="11" w:name="OLE_LINK5"/>
-      <w:bookmarkStart w:id="12" w:name="OLE_LINK6"/>
-      <w:bookmarkStart w:id="13" w:name="_Toc228690886"/>
+      <w:bookmarkStart w:id="10" w:name="_Toc228707262"/>
+      <w:bookmarkStart w:id="11" w:name="OLE_LINK9"/>
+      <w:bookmarkStart w:id="12" w:name="OLE_LINK10"/>
+      <w:bookmarkStart w:id="13" w:name="OLE_LINK5"/>
+      <w:bookmarkStart w:id="14" w:name="OLE_LINK6"/>
       <w:r>
         <w:rPr>
           <w:rStyle w:val="Heading2Char"/>
@@ -3682,7 +3849,7 @@
         </w:rPr>
         <w:t>.</w:t>
       </w:r>
-      <w:bookmarkEnd w:id="13"/>
+      <w:bookmarkEnd w:id="10"/>
       <w:r>
         <w:rPr>
           <w:b/>
@@ -3728,7 +3895,7 @@
     <w:tbl>
       <w:tblPr>
         <w:tblStyle w:val="TableGrid"/>
-        <w:tblW w:w="9545" w:type="dxa"/>
+        <w:tblW w:w="10275" w:type="dxa"/>
         <w:tblLook w:val="04A0" w:firstRow="1" w:lastRow="0" w:firstColumn="1" w:lastColumn="0" w:noHBand="0" w:noVBand="1"/>
       </w:tblPr>
       <w:tblGrid>
@@ -3747,7 +3914,7 @@
         </w:trPr>
         <w:tc>
           <w:tcPr>
-            <w:tcW w:w="1694" w:type="dxa"/>
+            <w:tcW w:w="1756" w:type="dxa"/>
             <w:noWrap/>
             <w:hideMark/>
           </w:tcPr>
@@ -3771,7 +3938,7 @@
         </w:tc>
         <w:tc>
           <w:tcPr>
-            <w:tcW w:w="1038" w:type="dxa"/>
+            <w:tcW w:w="1123" w:type="dxa"/>
             <w:noWrap/>
             <w:hideMark/>
           </w:tcPr>
@@ -3845,7 +4012,7 @@
         </w:tc>
         <w:tc>
           <w:tcPr>
-            <w:tcW w:w="1317" w:type="dxa"/>
+            <w:tcW w:w="1470" w:type="dxa"/>
             <w:noWrap/>
             <w:hideMark/>
           </w:tcPr>
@@ -3870,7 +4037,7 @@
         </w:tc>
         <w:tc>
           <w:tcPr>
-            <w:tcW w:w="1041" w:type="dxa"/>
+            <w:tcW w:w="1190" w:type="dxa"/>
             <w:noWrap/>
             <w:hideMark/>
           </w:tcPr>
@@ -3895,7 +4062,7 @@
         </w:tc>
         <w:tc>
           <w:tcPr>
-            <w:tcW w:w="1328" w:type="dxa"/>
+            <w:tcW w:w="1470" w:type="dxa"/>
             <w:noWrap/>
             <w:hideMark/>
           </w:tcPr>
@@ -3920,7 +4087,7 @@
         </w:tc>
         <w:tc>
           <w:tcPr>
-            <w:tcW w:w="1051" w:type="dxa"/>
+            <w:tcW w:w="1190" w:type="dxa"/>
             <w:noWrap/>
             <w:hideMark/>
           </w:tcPr>
@@ -3950,7 +4117,7 @@
         </w:trPr>
         <w:tc>
           <w:tcPr>
-            <w:tcW w:w="1694" w:type="dxa"/>
+            <w:tcW w:w="1756" w:type="dxa"/>
             <w:vMerge w:val="restart"/>
             <w:hideMark/>
           </w:tcPr>
@@ -3970,21 +4137,41 @@
         </w:tc>
         <w:tc>
           <w:tcPr>
+            <w:tcW w:w="1123" w:type="dxa"/>
+            <w:vMerge w:val="restart"/>
+            <w:hideMark/>
+          </w:tcPr>
+          <w:p>
+            <w:pPr>
+              <w:rPr>
+                <w:color w:val="000000"/>
+              </w:rPr>
+            </w:pPr>
+            <w:r>
+              <w:rPr>
+                <w:color w:val="000000"/>
+              </w:rPr>
+              <w:t>Creek</w:t>
+            </w:r>
+          </w:p>
+        </w:tc>
+        <w:tc>
+          <w:tcPr>
             <w:tcW w:w="1038" w:type="dxa"/>
-            <w:vMerge w:val="restart"/>
-            <w:hideMark/>
-          </w:tcPr>
-          <w:p>
-            <w:pPr>
-              <w:rPr>
-                <w:color w:val="000000"/>
-              </w:rPr>
-            </w:pPr>
-            <w:r>
-              <w:rPr>
-                <w:color w:val="000000"/>
-              </w:rPr>
-              <w:t>Creek</w:t>
+            <w:noWrap/>
+            <w:hideMark/>
+          </w:tcPr>
+          <w:p>
+            <w:pPr>
+              <w:rPr>
+                <w:color w:val="000000"/>
+              </w:rPr>
+            </w:pPr>
+            <w:r>
+              <w:rPr>
+                <w:color w:val="000000"/>
+              </w:rPr>
+              <w:t>Spring</w:t>
             </w:r>
           </w:p>
         </w:tc>
@@ -3996,26 +4183,6 @@
           </w:tcPr>
           <w:p>
             <w:pPr>
-              <w:rPr>
-                <w:color w:val="000000"/>
-              </w:rPr>
-            </w:pPr>
-            <w:r>
-              <w:rPr>
-                <w:color w:val="000000"/>
-              </w:rPr>
-              <w:t>Spring</w:t>
-            </w:r>
-          </w:p>
-        </w:tc>
-        <w:tc>
-          <w:tcPr>
-            <w:tcW w:w="1038" w:type="dxa"/>
-            <w:noWrap/>
-            <w:hideMark/>
-          </w:tcPr>
-          <w:p>
-            <w:pPr>
               <w:jc w:val="right"/>
               <w:rPr>
                 <w:color w:val="000000"/>
@@ -4031,7 +4198,7 @@
         </w:tc>
         <w:tc>
           <w:tcPr>
-            <w:tcW w:w="1317" w:type="dxa"/>
+            <w:tcW w:w="1470" w:type="dxa"/>
             <w:noWrap/>
             <w:hideMark/>
           </w:tcPr>
@@ -4052,7 +4219,7 @@
         </w:tc>
         <w:tc>
           <w:tcPr>
-            <w:tcW w:w="1041" w:type="dxa"/>
+            <w:tcW w:w="1190" w:type="dxa"/>
             <w:noWrap/>
             <w:hideMark/>
           </w:tcPr>
@@ -4073,7 +4240,7 @@
         </w:tc>
         <w:tc>
           <w:tcPr>
-            <w:tcW w:w="1328" w:type="dxa"/>
+            <w:tcW w:w="1470" w:type="dxa"/>
             <w:noWrap/>
             <w:hideMark/>
           </w:tcPr>
@@ -4094,7 +4261,7 @@
         </w:tc>
         <w:tc>
           <w:tcPr>
-            <w:tcW w:w="1051" w:type="dxa"/>
+            <w:tcW w:w="1190" w:type="dxa"/>
             <w:noWrap/>
             <w:hideMark/>
           </w:tcPr>
@@ -4120,7 +4287,7 @@
         </w:trPr>
         <w:tc>
           <w:tcPr>
-            <w:tcW w:w="1694" w:type="dxa"/>
+            <w:tcW w:w="1756" w:type="dxa"/>
             <w:vMerge/>
           </w:tcPr>
           <w:p>
@@ -4133,15 +4300,34 @@
         </w:tc>
         <w:tc>
           <w:tcPr>
+            <w:tcW w:w="1123" w:type="dxa"/>
+            <w:vMerge/>
+          </w:tcPr>
+          <w:p>
+            <w:pPr>
+              <w:rPr>
+                <w:color w:val="000000"/>
+              </w:rPr>
+            </w:pPr>
+          </w:p>
+        </w:tc>
+        <w:tc>
+          <w:tcPr>
             <w:tcW w:w="1038" w:type="dxa"/>
-            <w:vMerge/>
-          </w:tcPr>
-          <w:p>
-            <w:pPr>
-              <w:rPr>
-                <w:color w:val="000000"/>
-              </w:rPr>
-            </w:pPr>
+            <w:noWrap/>
+          </w:tcPr>
+          <w:p>
+            <w:pPr>
+              <w:rPr>
+                <w:color w:val="000000"/>
+              </w:rPr>
+            </w:pPr>
+            <w:r>
+              <w:rPr>
+                <w:color w:val="000000"/>
+              </w:rPr>
+              <w:t>Summer</w:t>
+            </w:r>
           </w:p>
         </w:tc>
         <w:tc>
@@ -4151,25 +4337,6 @@
           </w:tcPr>
           <w:p>
             <w:pPr>
-              <w:rPr>
-                <w:color w:val="000000"/>
-              </w:rPr>
-            </w:pPr>
-            <w:r>
-              <w:rPr>
-                <w:color w:val="000000"/>
-              </w:rPr>
-              <w:t>Summer</w:t>
-            </w:r>
-          </w:p>
-        </w:tc>
-        <w:tc>
-          <w:tcPr>
-            <w:tcW w:w="1038" w:type="dxa"/>
-            <w:noWrap/>
-          </w:tcPr>
-          <w:p>
-            <w:pPr>
               <w:jc w:val="right"/>
               <w:rPr>
                 <w:color w:val="000000"/>
@@ -4185,7 +4352,7 @@
         </w:tc>
         <w:tc>
           <w:tcPr>
-            <w:tcW w:w="1317" w:type="dxa"/>
+            <w:tcW w:w="1470" w:type="dxa"/>
             <w:noWrap/>
           </w:tcPr>
           <w:p>
@@ -4205,7 +4372,7 @@
         </w:tc>
         <w:tc>
           <w:tcPr>
-            <w:tcW w:w="1041" w:type="dxa"/>
+            <w:tcW w:w="1190" w:type="dxa"/>
             <w:noWrap/>
           </w:tcPr>
           <w:p>
@@ -4225,7 +4392,7 @@
         </w:tc>
         <w:tc>
           <w:tcPr>
-            <w:tcW w:w="1328" w:type="dxa"/>
+            <w:tcW w:w="1470" w:type="dxa"/>
             <w:noWrap/>
           </w:tcPr>
           <w:p>
@@ -4245,7 +4412,7 @@
         </w:tc>
         <w:tc>
           <w:tcPr>
-            <w:tcW w:w="1051" w:type="dxa"/>
+            <w:tcW w:w="1190" w:type="dxa"/>
             <w:noWrap/>
           </w:tcPr>
           <w:p>
@@ -4270,7 +4437,7 @@
         </w:trPr>
         <w:tc>
           <w:tcPr>
-            <w:tcW w:w="1694" w:type="dxa"/>
+            <w:tcW w:w="1756" w:type="dxa"/>
             <w:vMerge/>
             <w:hideMark/>
           </w:tcPr>
@@ -4284,16 +4451,36 @@
         </w:tc>
         <w:tc>
           <w:tcPr>
+            <w:tcW w:w="1123" w:type="dxa"/>
+            <w:vMerge/>
+            <w:hideMark/>
+          </w:tcPr>
+          <w:p>
+            <w:pPr>
+              <w:rPr>
+                <w:color w:val="000000"/>
+              </w:rPr>
+            </w:pPr>
+          </w:p>
+        </w:tc>
+        <w:tc>
+          <w:tcPr>
             <w:tcW w:w="1038" w:type="dxa"/>
-            <w:vMerge/>
-            <w:hideMark/>
-          </w:tcPr>
-          <w:p>
-            <w:pPr>
-              <w:rPr>
-                <w:color w:val="000000"/>
-              </w:rPr>
-            </w:pPr>
+            <w:noWrap/>
+            <w:hideMark/>
+          </w:tcPr>
+          <w:p>
+            <w:pPr>
+              <w:rPr>
+                <w:color w:val="000000"/>
+              </w:rPr>
+            </w:pPr>
+            <w:r>
+              <w:rPr>
+                <w:color w:val="000000"/>
+              </w:rPr>
+              <w:t>Fall</w:t>
+            </w:r>
           </w:p>
         </w:tc>
         <w:tc>
@@ -4304,26 +4491,6 @@
           </w:tcPr>
           <w:p>
             <w:pPr>
-              <w:rPr>
-                <w:color w:val="000000"/>
-              </w:rPr>
-            </w:pPr>
-            <w:r>
-              <w:rPr>
-                <w:color w:val="000000"/>
-              </w:rPr>
-              <w:t>Fall</w:t>
-            </w:r>
-          </w:p>
-        </w:tc>
-        <w:tc>
-          <w:tcPr>
-            <w:tcW w:w="1038" w:type="dxa"/>
-            <w:noWrap/>
-            <w:hideMark/>
-          </w:tcPr>
-          <w:p>
-            <w:pPr>
               <w:jc w:val="right"/>
               <w:rPr>
                 <w:color w:val="000000"/>
@@ -4339,7 +4506,7 @@
         </w:tc>
         <w:tc>
           <w:tcPr>
-            <w:tcW w:w="1317" w:type="dxa"/>
+            <w:tcW w:w="1470" w:type="dxa"/>
             <w:noWrap/>
             <w:hideMark/>
           </w:tcPr>
@@ -4360,7 +4527,7 @@
         </w:tc>
         <w:tc>
           <w:tcPr>
-            <w:tcW w:w="1041" w:type="dxa"/>
+            <w:tcW w:w="1190" w:type="dxa"/>
             <w:noWrap/>
             <w:hideMark/>
           </w:tcPr>
@@ -4381,7 +4548,7 @@
         </w:tc>
         <w:tc>
           <w:tcPr>
-            <w:tcW w:w="1328" w:type="dxa"/>
+            <w:tcW w:w="1470" w:type="dxa"/>
             <w:noWrap/>
             <w:hideMark/>
           </w:tcPr>
@@ -4402,7 +4569,7 @@
         </w:tc>
         <w:tc>
           <w:tcPr>
-            <w:tcW w:w="1051" w:type="dxa"/>
+            <w:tcW w:w="1190" w:type="dxa"/>
             <w:noWrap/>
             <w:hideMark/>
           </w:tcPr>
@@ -4428,7 +4595,7 @@
         </w:trPr>
         <w:tc>
           <w:tcPr>
-            <w:tcW w:w="1694" w:type="dxa"/>
+            <w:tcW w:w="1756" w:type="dxa"/>
             <w:vMerge/>
             <w:hideMark/>
           </w:tcPr>
@@ -4442,21 +4609,41 @@
         </w:tc>
         <w:tc>
           <w:tcPr>
+            <w:tcW w:w="1123" w:type="dxa"/>
+            <w:vMerge w:val="restart"/>
+            <w:hideMark/>
+          </w:tcPr>
+          <w:p>
+            <w:pPr>
+              <w:rPr>
+                <w:color w:val="000000"/>
+              </w:rPr>
+            </w:pPr>
+            <w:r>
+              <w:rPr>
+                <w:color w:val="000000"/>
+              </w:rPr>
+              <w:t>Lake</w:t>
+            </w:r>
+          </w:p>
+        </w:tc>
+        <w:tc>
+          <w:tcPr>
             <w:tcW w:w="1038" w:type="dxa"/>
-            <w:vMerge w:val="restart"/>
-            <w:hideMark/>
-          </w:tcPr>
-          <w:p>
-            <w:pPr>
-              <w:rPr>
-                <w:color w:val="000000"/>
-              </w:rPr>
-            </w:pPr>
-            <w:r>
-              <w:rPr>
-                <w:color w:val="000000"/>
-              </w:rPr>
-              <w:t>Lake</w:t>
+            <w:noWrap/>
+            <w:hideMark/>
+          </w:tcPr>
+          <w:p>
+            <w:pPr>
+              <w:rPr>
+                <w:color w:val="000000"/>
+              </w:rPr>
+            </w:pPr>
+            <w:r>
+              <w:rPr>
+                <w:color w:val="000000"/>
+              </w:rPr>
+              <w:t>Spring</w:t>
             </w:r>
           </w:p>
         </w:tc>
@@ -4468,26 +4655,6 @@
           </w:tcPr>
           <w:p>
             <w:pPr>
-              <w:rPr>
-                <w:color w:val="000000"/>
-              </w:rPr>
-            </w:pPr>
-            <w:r>
-              <w:rPr>
-                <w:color w:val="000000"/>
-              </w:rPr>
-              <w:t>Spring</w:t>
-            </w:r>
-          </w:p>
-        </w:tc>
-        <w:tc>
-          <w:tcPr>
-            <w:tcW w:w="1038" w:type="dxa"/>
-            <w:noWrap/>
-            <w:hideMark/>
-          </w:tcPr>
-          <w:p>
-            <w:pPr>
               <w:jc w:val="right"/>
               <w:rPr>
                 <w:color w:val="000000"/>
@@ -4503,7 +4670,7 @@
         </w:tc>
         <w:tc>
           <w:tcPr>
-            <w:tcW w:w="1317" w:type="dxa"/>
+            <w:tcW w:w="1470" w:type="dxa"/>
             <w:noWrap/>
             <w:hideMark/>
           </w:tcPr>
@@ -4524,7 +4691,7 @@
         </w:tc>
         <w:tc>
           <w:tcPr>
-            <w:tcW w:w="1041" w:type="dxa"/>
+            <w:tcW w:w="1190" w:type="dxa"/>
             <w:noWrap/>
             <w:hideMark/>
           </w:tcPr>
@@ -4545,7 +4712,7 @@
         </w:tc>
         <w:tc>
           <w:tcPr>
-            <w:tcW w:w="1328" w:type="dxa"/>
+            <w:tcW w:w="1470" w:type="dxa"/>
             <w:noWrap/>
             <w:hideMark/>
           </w:tcPr>
@@ -4566,7 +4733,7 @@
         </w:tc>
         <w:tc>
           <w:tcPr>
-            <w:tcW w:w="1051" w:type="dxa"/>
+            <w:tcW w:w="1190" w:type="dxa"/>
             <w:noWrap/>
             <w:hideMark/>
           </w:tcPr>
@@ -4592,7 +4759,7 @@
         </w:trPr>
         <w:tc>
           <w:tcPr>
-            <w:tcW w:w="1694" w:type="dxa"/>
+            <w:tcW w:w="1756" w:type="dxa"/>
             <w:vMerge/>
           </w:tcPr>
           <w:p>
@@ -4605,15 +4772,34 @@
         </w:tc>
         <w:tc>
           <w:tcPr>
+            <w:tcW w:w="1123" w:type="dxa"/>
+            <w:vMerge/>
+          </w:tcPr>
+          <w:p>
+            <w:pPr>
+              <w:rPr>
+                <w:color w:val="000000"/>
+              </w:rPr>
+            </w:pPr>
+          </w:p>
+        </w:tc>
+        <w:tc>
+          <w:tcPr>
             <w:tcW w:w="1038" w:type="dxa"/>
-            <w:vMerge/>
-          </w:tcPr>
-          <w:p>
-            <w:pPr>
-              <w:rPr>
-                <w:color w:val="000000"/>
-              </w:rPr>
-            </w:pPr>
+            <w:noWrap/>
+          </w:tcPr>
+          <w:p>
+            <w:pPr>
+              <w:rPr>
+                <w:color w:val="000000"/>
+              </w:rPr>
+            </w:pPr>
+            <w:r>
+              <w:rPr>
+                <w:color w:val="000000"/>
+              </w:rPr>
+              <w:t>Summer</w:t>
+            </w:r>
           </w:p>
         </w:tc>
         <w:tc>
@@ -4623,25 +4809,6 @@
           </w:tcPr>
           <w:p>
             <w:pPr>
-              <w:rPr>
-                <w:color w:val="000000"/>
-              </w:rPr>
-            </w:pPr>
-            <w:r>
-              <w:rPr>
-                <w:color w:val="000000"/>
-              </w:rPr>
-              <w:t>Summer</w:t>
-            </w:r>
-          </w:p>
-        </w:tc>
-        <w:tc>
-          <w:tcPr>
-            <w:tcW w:w="1038" w:type="dxa"/>
-            <w:noWrap/>
-          </w:tcPr>
-          <w:p>
-            <w:pPr>
               <w:jc w:val="right"/>
               <w:rPr>
                 <w:color w:val="000000"/>
@@ -4657,7 +4824,7 @@
         </w:tc>
         <w:tc>
           <w:tcPr>
-            <w:tcW w:w="1317" w:type="dxa"/>
+            <w:tcW w:w="1470" w:type="dxa"/>
             <w:noWrap/>
           </w:tcPr>
           <w:p>
@@ -4677,7 +4844,7 @@
         </w:tc>
         <w:tc>
           <w:tcPr>
-            <w:tcW w:w="1041" w:type="dxa"/>
+            <w:tcW w:w="1190" w:type="dxa"/>
             <w:noWrap/>
           </w:tcPr>
           <w:p>
@@ -4697,7 +4864,7 @@
         </w:tc>
         <w:tc>
           <w:tcPr>
-            <w:tcW w:w="1328" w:type="dxa"/>
+            <w:tcW w:w="1470" w:type="dxa"/>
             <w:noWrap/>
           </w:tcPr>
           <w:p>
@@ -4717,7 +4884,7 @@
         </w:tc>
         <w:tc>
           <w:tcPr>
-            <w:tcW w:w="1051" w:type="dxa"/>
+            <w:tcW w:w="1190" w:type="dxa"/>
             <w:noWrap/>
           </w:tcPr>
           <w:p>
@@ -4742,7 +4909,7 @@
         </w:trPr>
         <w:tc>
           <w:tcPr>
-            <w:tcW w:w="1694" w:type="dxa"/>
+            <w:tcW w:w="1756" w:type="dxa"/>
             <w:vMerge/>
             <w:hideMark/>
           </w:tcPr>
@@ -4756,16 +4923,36 @@
         </w:tc>
         <w:tc>
           <w:tcPr>
+            <w:tcW w:w="1123" w:type="dxa"/>
+            <w:vMerge/>
+            <w:hideMark/>
+          </w:tcPr>
+          <w:p>
+            <w:pPr>
+              <w:rPr>
+                <w:color w:val="000000"/>
+              </w:rPr>
+            </w:pPr>
+          </w:p>
+        </w:tc>
+        <w:tc>
+          <w:tcPr>
             <w:tcW w:w="1038" w:type="dxa"/>
-            <w:vMerge/>
-            <w:hideMark/>
-          </w:tcPr>
-          <w:p>
-            <w:pPr>
-              <w:rPr>
-                <w:color w:val="000000"/>
-              </w:rPr>
-            </w:pPr>
+            <w:noWrap/>
+            <w:hideMark/>
+          </w:tcPr>
+          <w:p>
+            <w:pPr>
+              <w:rPr>
+                <w:color w:val="000000"/>
+              </w:rPr>
+            </w:pPr>
+            <w:r>
+              <w:rPr>
+                <w:color w:val="000000"/>
+              </w:rPr>
+              <w:t>Fall</w:t>
+            </w:r>
           </w:p>
         </w:tc>
         <w:tc>
@@ -4776,26 +4963,6 @@
           </w:tcPr>
           <w:p>
             <w:pPr>
-              <w:rPr>
-                <w:color w:val="000000"/>
-              </w:rPr>
-            </w:pPr>
-            <w:r>
-              <w:rPr>
-                <w:color w:val="000000"/>
-              </w:rPr>
-              <w:t>Fall</w:t>
-            </w:r>
-          </w:p>
-        </w:tc>
-        <w:tc>
-          <w:tcPr>
-            <w:tcW w:w="1038" w:type="dxa"/>
-            <w:noWrap/>
-            <w:hideMark/>
-          </w:tcPr>
-          <w:p>
-            <w:pPr>
               <w:jc w:val="right"/>
               <w:rPr>
                 <w:color w:val="000000"/>
@@ -4811,7 +4978,7 @@
         </w:tc>
         <w:tc>
           <w:tcPr>
-            <w:tcW w:w="1317" w:type="dxa"/>
+            <w:tcW w:w="1470" w:type="dxa"/>
             <w:noWrap/>
             <w:hideMark/>
           </w:tcPr>
@@ -4832,7 +4999,7 @@
         </w:tc>
         <w:tc>
           <w:tcPr>
-            <w:tcW w:w="1041" w:type="dxa"/>
+            <w:tcW w:w="1190" w:type="dxa"/>
             <w:noWrap/>
             <w:hideMark/>
           </w:tcPr>
@@ -4853,7 +5020,7 @@
         </w:tc>
         <w:tc>
           <w:tcPr>
-            <w:tcW w:w="1328" w:type="dxa"/>
+            <w:tcW w:w="1470" w:type="dxa"/>
             <w:noWrap/>
             <w:hideMark/>
           </w:tcPr>
@@ -4874,7 +5041,7 @@
         </w:tc>
         <w:tc>
           <w:tcPr>
-            <w:tcW w:w="1051" w:type="dxa"/>
+            <w:tcW w:w="1190" w:type="dxa"/>
             <w:noWrap/>
             <w:hideMark/>
           </w:tcPr>
@@ -4900,7 +5067,7 @@
         </w:trPr>
         <w:tc>
           <w:tcPr>
-            <w:tcW w:w="1694" w:type="dxa"/>
+            <w:tcW w:w="1756" w:type="dxa"/>
             <w:vMerge w:val="restart"/>
             <w:hideMark/>
           </w:tcPr>
@@ -4920,21 +5087,41 @@
         </w:tc>
         <w:tc>
           <w:tcPr>
+            <w:tcW w:w="1123" w:type="dxa"/>
+            <w:vMerge w:val="restart"/>
+            <w:hideMark/>
+          </w:tcPr>
+          <w:p>
+            <w:pPr>
+              <w:rPr>
+                <w:color w:val="000000"/>
+              </w:rPr>
+            </w:pPr>
+            <w:r>
+              <w:rPr>
+                <w:color w:val="000000"/>
+              </w:rPr>
+              <w:t>Creek</w:t>
+            </w:r>
+          </w:p>
+        </w:tc>
+        <w:tc>
+          <w:tcPr>
             <w:tcW w:w="1038" w:type="dxa"/>
-            <w:vMerge w:val="restart"/>
-            <w:hideMark/>
-          </w:tcPr>
-          <w:p>
-            <w:pPr>
-              <w:rPr>
-                <w:color w:val="000000"/>
-              </w:rPr>
-            </w:pPr>
-            <w:r>
-              <w:rPr>
-                <w:color w:val="000000"/>
-              </w:rPr>
-              <w:t>Creek</w:t>
+            <w:noWrap/>
+            <w:hideMark/>
+          </w:tcPr>
+          <w:p>
+            <w:pPr>
+              <w:rPr>
+                <w:color w:val="000000"/>
+              </w:rPr>
+            </w:pPr>
+            <w:r>
+              <w:rPr>
+                <w:color w:val="000000"/>
+              </w:rPr>
+              <w:t>Spring</w:t>
             </w:r>
           </w:p>
         </w:tc>
@@ -4946,26 +5133,6 @@
           </w:tcPr>
           <w:p>
             <w:pPr>
-              <w:rPr>
-                <w:color w:val="000000"/>
-              </w:rPr>
-            </w:pPr>
-            <w:r>
-              <w:rPr>
-                <w:color w:val="000000"/>
-              </w:rPr>
-              <w:t>Spring</w:t>
-            </w:r>
-          </w:p>
-        </w:tc>
-        <w:tc>
-          <w:tcPr>
-            <w:tcW w:w="1038" w:type="dxa"/>
-            <w:noWrap/>
-            <w:hideMark/>
-          </w:tcPr>
-          <w:p>
-            <w:pPr>
               <w:jc w:val="right"/>
               <w:rPr>
                 <w:color w:val="000000"/>
@@ -4981,7 +5148,7 @@
         </w:tc>
         <w:tc>
           <w:tcPr>
-            <w:tcW w:w="1317" w:type="dxa"/>
+            <w:tcW w:w="1470" w:type="dxa"/>
             <w:noWrap/>
             <w:hideMark/>
           </w:tcPr>
@@ -5002,7 +5169,7 @@
         </w:tc>
         <w:tc>
           <w:tcPr>
-            <w:tcW w:w="1041" w:type="dxa"/>
+            <w:tcW w:w="1190" w:type="dxa"/>
             <w:noWrap/>
             <w:hideMark/>
           </w:tcPr>
@@ -5023,7 +5190,7 @@
         </w:tc>
         <w:tc>
           <w:tcPr>
-            <w:tcW w:w="1328" w:type="dxa"/>
+            <w:tcW w:w="1470" w:type="dxa"/>
             <w:noWrap/>
             <w:hideMark/>
           </w:tcPr>
@@ -5044,7 +5211,7 @@
         </w:tc>
         <w:tc>
           <w:tcPr>
-            <w:tcW w:w="1051" w:type="dxa"/>
+            <w:tcW w:w="1190" w:type="dxa"/>
             <w:noWrap/>
             <w:hideMark/>
           </w:tcPr>
@@ -5070,7 +5237,7 @@
         </w:trPr>
         <w:tc>
           <w:tcPr>
-            <w:tcW w:w="1694" w:type="dxa"/>
+            <w:tcW w:w="1756" w:type="dxa"/>
             <w:vMerge/>
           </w:tcPr>
           <w:p>
@@ -5083,15 +5250,34 @@
         </w:tc>
         <w:tc>
           <w:tcPr>
+            <w:tcW w:w="1123" w:type="dxa"/>
+            <w:vMerge/>
+          </w:tcPr>
+          <w:p>
+            <w:pPr>
+              <w:rPr>
+                <w:color w:val="000000"/>
+              </w:rPr>
+            </w:pPr>
+          </w:p>
+        </w:tc>
+        <w:tc>
+          <w:tcPr>
             <w:tcW w:w="1038" w:type="dxa"/>
-            <w:vMerge/>
-          </w:tcPr>
-          <w:p>
-            <w:pPr>
-              <w:rPr>
-                <w:color w:val="000000"/>
-              </w:rPr>
-            </w:pPr>
+            <w:noWrap/>
+          </w:tcPr>
+          <w:p>
+            <w:pPr>
+              <w:rPr>
+                <w:color w:val="000000"/>
+              </w:rPr>
+            </w:pPr>
+            <w:r>
+              <w:rPr>
+                <w:color w:val="000000"/>
+              </w:rPr>
+              <w:t>Summer</w:t>
+            </w:r>
           </w:p>
         </w:tc>
         <w:tc>
@@ -5101,25 +5287,6 @@
           </w:tcPr>
           <w:p>
             <w:pPr>
-              <w:rPr>
-                <w:color w:val="000000"/>
-              </w:rPr>
-            </w:pPr>
-            <w:r>
-              <w:rPr>
-                <w:color w:val="000000"/>
-              </w:rPr>
-              <w:t>Summer</w:t>
-            </w:r>
-          </w:p>
-        </w:tc>
-        <w:tc>
-          <w:tcPr>
-            <w:tcW w:w="1038" w:type="dxa"/>
-            <w:noWrap/>
-          </w:tcPr>
-          <w:p>
-            <w:pPr>
               <w:jc w:val="right"/>
               <w:rPr>
                 <w:color w:val="000000"/>
@@ -5135,7 +5302,7 @@
         </w:tc>
         <w:tc>
           <w:tcPr>
-            <w:tcW w:w="1317" w:type="dxa"/>
+            <w:tcW w:w="1470" w:type="dxa"/>
             <w:noWrap/>
           </w:tcPr>
           <w:p>
@@ -5155,7 +5322,7 @@
         </w:tc>
         <w:tc>
           <w:tcPr>
-            <w:tcW w:w="1041" w:type="dxa"/>
+            <w:tcW w:w="1190" w:type="dxa"/>
             <w:noWrap/>
           </w:tcPr>
           <w:p>
@@ -5175,7 +5342,7 @@
         </w:tc>
         <w:tc>
           <w:tcPr>
-            <w:tcW w:w="1328" w:type="dxa"/>
+            <w:tcW w:w="1470" w:type="dxa"/>
             <w:noWrap/>
           </w:tcPr>
           <w:p>
@@ -5195,7 +5362,7 @@
         </w:tc>
         <w:tc>
           <w:tcPr>
-            <w:tcW w:w="1051" w:type="dxa"/>
+            <w:tcW w:w="1190" w:type="dxa"/>
             <w:noWrap/>
           </w:tcPr>
           <w:p>
@@ -5220,7 +5387,7 @@
         </w:trPr>
         <w:tc>
           <w:tcPr>
-            <w:tcW w:w="1694" w:type="dxa"/>
+            <w:tcW w:w="1756" w:type="dxa"/>
             <w:vMerge/>
             <w:hideMark/>
           </w:tcPr>
@@ -5234,16 +5401,36 @@
         </w:tc>
         <w:tc>
           <w:tcPr>
+            <w:tcW w:w="1123" w:type="dxa"/>
+            <w:vMerge/>
+            <w:hideMark/>
+          </w:tcPr>
+          <w:p>
+            <w:pPr>
+              <w:rPr>
+                <w:color w:val="000000"/>
+              </w:rPr>
+            </w:pPr>
+          </w:p>
+        </w:tc>
+        <w:tc>
+          <w:tcPr>
             <w:tcW w:w="1038" w:type="dxa"/>
-            <w:vMerge/>
-            <w:hideMark/>
-          </w:tcPr>
-          <w:p>
-            <w:pPr>
-              <w:rPr>
-                <w:color w:val="000000"/>
-              </w:rPr>
-            </w:pPr>
+            <w:noWrap/>
+            <w:hideMark/>
+          </w:tcPr>
+          <w:p>
+            <w:pPr>
+              <w:rPr>
+                <w:color w:val="000000"/>
+              </w:rPr>
+            </w:pPr>
+            <w:r>
+              <w:rPr>
+                <w:color w:val="000000"/>
+              </w:rPr>
+              <w:t>Fall</w:t>
+            </w:r>
           </w:p>
         </w:tc>
         <w:tc>
@@ -5254,26 +5441,6 @@
           </w:tcPr>
           <w:p>
             <w:pPr>
-              <w:rPr>
-                <w:color w:val="000000"/>
-              </w:rPr>
-            </w:pPr>
-            <w:r>
-              <w:rPr>
-                <w:color w:val="000000"/>
-              </w:rPr>
-              <w:t>Fall</w:t>
-            </w:r>
-          </w:p>
-        </w:tc>
-        <w:tc>
-          <w:tcPr>
-            <w:tcW w:w="1038" w:type="dxa"/>
-            <w:noWrap/>
-            <w:hideMark/>
-          </w:tcPr>
-          <w:p>
-            <w:pPr>
               <w:jc w:val="right"/>
               <w:rPr>
                 <w:color w:val="000000"/>
@@ -5289,7 +5456,7 @@
         </w:tc>
         <w:tc>
           <w:tcPr>
-            <w:tcW w:w="1317" w:type="dxa"/>
+            <w:tcW w:w="1470" w:type="dxa"/>
             <w:noWrap/>
             <w:hideMark/>
           </w:tcPr>
@@ -5310,7 +5477,7 @@
         </w:tc>
         <w:tc>
           <w:tcPr>
-            <w:tcW w:w="1041" w:type="dxa"/>
+            <w:tcW w:w="1190" w:type="dxa"/>
             <w:noWrap/>
             <w:hideMark/>
           </w:tcPr>
@@ -5331,7 +5498,7 @@
         </w:tc>
         <w:tc>
           <w:tcPr>
-            <w:tcW w:w="1328" w:type="dxa"/>
+            <w:tcW w:w="1470" w:type="dxa"/>
             <w:noWrap/>
             <w:hideMark/>
           </w:tcPr>
@@ -5352,7 +5519,7 @@
         </w:tc>
         <w:tc>
           <w:tcPr>
-            <w:tcW w:w="1051" w:type="dxa"/>
+            <w:tcW w:w="1190" w:type="dxa"/>
             <w:noWrap/>
             <w:hideMark/>
           </w:tcPr>
@@ -5378,7 +5545,7 @@
         </w:trPr>
         <w:tc>
           <w:tcPr>
-            <w:tcW w:w="1694" w:type="dxa"/>
+            <w:tcW w:w="1756" w:type="dxa"/>
             <w:vMerge/>
             <w:hideMark/>
           </w:tcPr>
@@ -5392,22 +5559,42 @@
         </w:tc>
         <w:tc>
           <w:tcPr>
+            <w:tcW w:w="1123" w:type="dxa"/>
+            <w:vMerge w:val="restart"/>
+            <w:noWrap/>
+            <w:hideMark/>
+          </w:tcPr>
+          <w:p>
+            <w:pPr>
+              <w:rPr>
+                <w:color w:val="000000"/>
+              </w:rPr>
+            </w:pPr>
+            <w:r>
+              <w:rPr>
+                <w:color w:val="000000"/>
+              </w:rPr>
+              <w:t>Lake</w:t>
+            </w:r>
+          </w:p>
+        </w:tc>
+        <w:tc>
+          <w:tcPr>
             <w:tcW w:w="1038" w:type="dxa"/>
-            <w:vMerge w:val="restart"/>
-            <w:noWrap/>
-            <w:hideMark/>
-          </w:tcPr>
-          <w:p>
-            <w:pPr>
-              <w:rPr>
-                <w:color w:val="000000"/>
-              </w:rPr>
-            </w:pPr>
-            <w:r>
-              <w:rPr>
-                <w:color w:val="000000"/>
-              </w:rPr>
-              <w:t>Lake</w:t>
+            <w:noWrap/>
+            <w:hideMark/>
+          </w:tcPr>
+          <w:p>
+            <w:pPr>
+              <w:rPr>
+                <w:color w:val="000000"/>
+              </w:rPr>
+            </w:pPr>
+            <w:r>
+              <w:rPr>
+                <w:color w:val="000000"/>
+              </w:rPr>
+              <w:t>Spring</w:t>
             </w:r>
           </w:p>
         </w:tc>
@@ -5419,26 +5606,6 @@
           </w:tcPr>
           <w:p>
             <w:pPr>
-              <w:rPr>
-                <w:color w:val="000000"/>
-              </w:rPr>
-            </w:pPr>
-            <w:r>
-              <w:rPr>
-                <w:color w:val="000000"/>
-              </w:rPr>
-              <w:t>Spring</w:t>
-            </w:r>
-          </w:p>
-        </w:tc>
-        <w:tc>
-          <w:tcPr>
-            <w:tcW w:w="1038" w:type="dxa"/>
-            <w:noWrap/>
-            <w:hideMark/>
-          </w:tcPr>
-          <w:p>
-            <w:pPr>
               <w:jc w:val="right"/>
               <w:rPr>
                 <w:color w:val="000000"/>
@@ -5454,7 +5621,7 @@
         </w:tc>
         <w:tc>
           <w:tcPr>
-            <w:tcW w:w="1317" w:type="dxa"/>
+            <w:tcW w:w="1470" w:type="dxa"/>
             <w:noWrap/>
             <w:hideMark/>
           </w:tcPr>
@@ -5475,7 +5642,7 @@
         </w:tc>
         <w:tc>
           <w:tcPr>
-            <w:tcW w:w="1041" w:type="dxa"/>
+            <w:tcW w:w="1190" w:type="dxa"/>
             <w:noWrap/>
             <w:hideMark/>
           </w:tcPr>
@@ -5496,7 +5663,7 @@
         </w:tc>
         <w:tc>
           <w:tcPr>
-            <w:tcW w:w="1328" w:type="dxa"/>
+            <w:tcW w:w="1470" w:type="dxa"/>
             <w:noWrap/>
             <w:hideMark/>
           </w:tcPr>
@@ -5517,7 +5684,7 @@
         </w:tc>
         <w:tc>
           <w:tcPr>
-            <w:tcW w:w="1051" w:type="dxa"/>
+            <w:tcW w:w="1190" w:type="dxa"/>
             <w:noWrap/>
             <w:hideMark/>
           </w:tcPr>
@@ -5543,7 +5710,7 @@
         </w:trPr>
         <w:tc>
           <w:tcPr>
-            <w:tcW w:w="1694" w:type="dxa"/>
+            <w:tcW w:w="1756" w:type="dxa"/>
             <w:vMerge/>
             <w:hideMark/>
           </w:tcPr>
@@ -5557,16 +5724,36 @@
         </w:tc>
         <w:tc>
           <w:tcPr>
+            <w:tcW w:w="1123" w:type="dxa"/>
+            <w:vMerge/>
+            <w:hideMark/>
+          </w:tcPr>
+          <w:p>
+            <w:pPr>
+              <w:rPr>
+                <w:color w:val="000000"/>
+              </w:rPr>
+            </w:pPr>
+          </w:p>
+        </w:tc>
+        <w:tc>
+          <w:tcPr>
             <w:tcW w:w="1038" w:type="dxa"/>
-            <w:vMerge/>
-            <w:hideMark/>
-          </w:tcPr>
-          <w:p>
-            <w:pPr>
-              <w:rPr>
-                <w:color w:val="000000"/>
-              </w:rPr>
-            </w:pPr>
+            <w:noWrap/>
+            <w:hideMark/>
+          </w:tcPr>
+          <w:p>
+            <w:pPr>
+              <w:rPr>
+                <w:color w:val="000000"/>
+              </w:rPr>
+            </w:pPr>
+            <w:r>
+              <w:rPr>
+                <w:color w:val="000000"/>
+              </w:rPr>
+              <w:t>Summer</w:t>
+            </w:r>
           </w:p>
         </w:tc>
         <w:tc>
@@ -5577,26 +5764,6 @@
           </w:tcPr>
           <w:p>
             <w:pPr>
-              <w:rPr>
-                <w:color w:val="000000"/>
-              </w:rPr>
-            </w:pPr>
-            <w:r>
-              <w:rPr>
-                <w:color w:val="000000"/>
-              </w:rPr>
-              <w:t>Summer</w:t>
-            </w:r>
-          </w:p>
-        </w:tc>
-        <w:tc>
-          <w:tcPr>
-            <w:tcW w:w="1038" w:type="dxa"/>
-            <w:noWrap/>
-            <w:hideMark/>
-          </w:tcPr>
-          <w:p>
-            <w:pPr>
               <w:jc w:val="right"/>
               <w:rPr>
                 <w:color w:val="000000"/>
@@ -5612,7 +5779,7 @@
         </w:tc>
         <w:tc>
           <w:tcPr>
-            <w:tcW w:w="1317" w:type="dxa"/>
+            <w:tcW w:w="1470" w:type="dxa"/>
             <w:noWrap/>
             <w:hideMark/>
           </w:tcPr>
@@ -5633,7 +5800,7 @@
         </w:tc>
         <w:tc>
           <w:tcPr>
-            <w:tcW w:w="1041" w:type="dxa"/>
+            <w:tcW w:w="1190" w:type="dxa"/>
             <w:noWrap/>
             <w:hideMark/>
           </w:tcPr>
@@ -5654,7 +5821,7 @@
         </w:tc>
         <w:tc>
           <w:tcPr>
-            <w:tcW w:w="1328" w:type="dxa"/>
+            <w:tcW w:w="1470" w:type="dxa"/>
             <w:noWrap/>
             <w:hideMark/>
           </w:tcPr>
@@ -5675,7 +5842,7 @@
         </w:tc>
         <w:tc>
           <w:tcPr>
-            <w:tcW w:w="1051" w:type="dxa"/>
+            <w:tcW w:w="1190" w:type="dxa"/>
             <w:noWrap/>
             <w:hideMark/>
           </w:tcPr>
@@ -5701,7 +5868,7 @@
         </w:trPr>
         <w:tc>
           <w:tcPr>
-            <w:tcW w:w="1694" w:type="dxa"/>
+            <w:tcW w:w="1756" w:type="dxa"/>
             <w:vMerge/>
             <w:hideMark/>
           </w:tcPr>
@@ -5715,16 +5882,36 @@
         </w:tc>
         <w:tc>
           <w:tcPr>
+            <w:tcW w:w="1123" w:type="dxa"/>
+            <w:vMerge/>
+            <w:hideMark/>
+          </w:tcPr>
+          <w:p>
+            <w:pPr>
+              <w:rPr>
+                <w:color w:val="000000"/>
+              </w:rPr>
+            </w:pPr>
+          </w:p>
+        </w:tc>
+        <w:tc>
+          <w:tcPr>
             <w:tcW w:w="1038" w:type="dxa"/>
-            <w:vMerge/>
-            <w:hideMark/>
-          </w:tcPr>
-          <w:p>
-            <w:pPr>
-              <w:rPr>
-                <w:color w:val="000000"/>
-              </w:rPr>
-            </w:pPr>
+            <w:noWrap/>
+            <w:hideMark/>
+          </w:tcPr>
+          <w:p>
+            <w:pPr>
+              <w:rPr>
+                <w:color w:val="000000"/>
+              </w:rPr>
+            </w:pPr>
+            <w:r>
+              <w:rPr>
+                <w:color w:val="000000"/>
+              </w:rPr>
+              <w:t>Fall</w:t>
+            </w:r>
           </w:p>
         </w:tc>
         <w:tc>
@@ -5735,26 +5922,6 @@
           </w:tcPr>
           <w:p>
             <w:pPr>
-              <w:rPr>
-                <w:color w:val="000000"/>
-              </w:rPr>
-            </w:pPr>
-            <w:r>
-              <w:rPr>
-                <w:color w:val="000000"/>
-              </w:rPr>
-              <w:t>Fall</w:t>
-            </w:r>
-          </w:p>
-        </w:tc>
-        <w:tc>
-          <w:tcPr>
-            <w:tcW w:w="1038" w:type="dxa"/>
-            <w:noWrap/>
-            <w:hideMark/>
-          </w:tcPr>
-          <w:p>
-            <w:pPr>
               <w:jc w:val="right"/>
               <w:rPr>
                 <w:color w:val="000000"/>
@@ -5770,7 +5937,7 @@
         </w:tc>
         <w:tc>
           <w:tcPr>
-            <w:tcW w:w="1317" w:type="dxa"/>
+            <w:tcW w:w="1470" w:type="dxa"/>
             <w:noWrap/>
             <w:hideMark/>
           </w:tcPr>
@@ -5791,7 +5958,7 @@
         </w:tc>
         <w:tc>
           <w:tcPr>
-            <w:tcW w:w="1041" w:type="dxa"/>
+            <w:tcW w:w="1190" w:type="dxa"/>
             <w:noWrap/>
             <w:hideMark/>
           </w:tcPr>
@@ -5812,7 +5979,7 @@
         </w:tc>
         <w:tc>
           <w:tcPr>
-            <w:tcW w:w="1328" w:type="dxa"/>
+            <w:tcW w:w="1470" w:type="dxa"/>
             <w:noWrap/>
             <w:hideMark/>
           </w:tcPr>
@@ -5833,7 +6000,7 @@
         </w:tc>
         <w:tc>
           <w:tcPr>
-            <w:tcW w:w="1051" w:type="dxa"/>
+            <w:tcW w:w="1190" w:type="dxa"/>
             <w:noWrap/>
             <w:hideMark/>
           </w:tcPr>
@@ -5859,7 +6026,7 @@
         </w:trPr>
         <w:tc>
           <w:tcPr>
-            <w:tcW w:w="1694" w:type="dxa"/>
+            <w:tcW w:w="1756" w:type="dxa"/>
             <w:vMerge w:val="restart"/>
             <w:hideMark/>
           </w:tcPr>
@@ -5879,22 +6046,42 @@
         </w:tc>
         <w:tc>
           <w:tcPr>
+            <w:tcW w:w="1123" w:type="dxa"/>
+            <w:vMerge w:val="restart"/>
+            <w:noWrap/>
+            <w:hideMark/>
+          </w:tcPr>
+          <w:p>
+            <w:pPr>
+              <w:rPr>
+                <w:color w:val="000000"/>
+              </w:rPr>
+            </w:pPr>
+            <w:r>
+              <w:rPr>
+                <w:color w:val="000000"/>
+              </w:rPr>
+              <w:t>Creek</w:t>
+            </w:r>
+          </w:p>
+        </w:tc>
+        <w:tc>
+          <w:tcPr>
             <w:tcW w:w="1038" w:type="dxa"/>
-            <w:vMerge w:val="restart"/>
-            <w:noWrap/>
-            <w:hideMark/>
-          </w:tcPr>
-          <w:p>
-            <w:pPr>
-              <w:rPr>
-                <w:color w:val="000000"/>
-              </w:rPr>
-            </w:pPr>
-            <w:r>
-              <w:rPr>
-                <w:color w:val="000000"/>
-              </w:rPr>
-              <w:t>Creek</w:t>
+            <w:noWrap/>
+            <w:hideMark/>
+          </w:tcPr>
+          <w:p>
+            <w:pPr>
+              <w:rPr>
+                <w:color w:val="000000"/>
+              </w:rPr>
+            </w:pPr>
+            <w:r>
+              <w:rPr>
+                <w:color w:val="000000"/>
+              </w:rPr>
+              <w:t>Spring</w:t>
             </w:r>
           </w:p>
         </w:tc>
@@ -5906,26 +6093,6 @@
           </w:tcPr>
           <w:p>
             <w:pPr>
-              <w:rPr>
-                <w:color w:val="000000"/>
-              </w:rPr>
-            </w:pPr>
-            <w:r>
-              <w:rPr>
-                <w:color w:val="000000"/>
-              </w:rPr>
-              <w:t>Spring</w:t>
-            </w:r>
-          </w:p>
-        </w:tc>
-        <w:tc>
-          <w:tcPr>
-            <w:tcW w:w="1038" w:type="dxa"/>
-            <w:noWrap/>
-            <w:hideMark/>
-          </w:tcPr>
-          <w:p>
-            <w:pPr>
               <w:jc w:val="right"/>
               <w:rPr>
                 <w:color w:val="000000"/>
@@ -5941,7 +6108,7 @@
         </w:tc>
         <w:tc>
           <w:tcPr>
-            <w:tcW w:w="1317" w:type="dxa"/>
+            <w:tcW w:w="1470" w:type="dxa"/>
             <w:noWrap/>
             <w:hideMark/>
           </w:tcPr>
@@ -5962,7 +6129,7 @@
         </w:tc>
         <w:tc>
           <w:tcPr>
-            <w:tcW w:w="1041" w:type="dxa"/>
+            <w:tcW w:w="1190" w:type="dxa"/>
             <w:noWrap/>
             <w:hideMark/>
           </w:tcPr>
@@ -5983,7 +6150,7 @@
         </w:tc>
         <w:tc>
           <w:tcPr>
-            <w:tcW w:w="1328" w:type="dxa"/>
+            <w:tcW w:w="1470" w:type="dxa"/>
             <w:noWrap/>
             <w:hideMark/>
           </w:tcPr>
@@ -6004,7 +6171,7 @@
         </w:tc>
         <w:tc>
           <w:tcPr>
-            <w:tcW w:w="1051" w:type="dxa"/>
+            <w:tcW w:w="1190" w:type="dxa"/>
             <w:noWrap/>
             <w:hideMark/>
           </w:tcPr>
@@ -6030,7 +6197,7 @@
         </w:trPr>
         <w:tc>
           <w:tcPr>
-            <w:tcW w:w="1694" w:type="dxa"/>
+            <w:tcW w:w="1756" w:type="dxa"/>
             <w:vMerge/>
             <w:hideMark/>
           </w:tcPr>
@@ -6044,16 +6211,36 @@
         </w:tc>
         <w:tc>
           <w:tcPr>
+            <w:tcW w:w="1123" w:type="dxa"/>
+            <w:vMerge/>
+            <w:hideMark/>
+          </w:tcPr>
+          <w:p>
+            <w:pPr>
+              <w:rPr>
+                <w:color w:val="000000"/>
+              </w:rPr>
+            </w:pPr>
+          </w:p>
+        </w:tc>
+        <w:tc>
+          <w:tcPr>
             <w:tcW w:w="1038" w:type="dxa"/>
-            <w:vMerge/>
-            <w:hideMark/>
-          </w:tcPr>
-          <w:p>
-            <w:pPr>
-              <w:rPr>
-                <w:color w:val="000000"/>
-              </w:rPr>
-            </w:pPr>
+            <w:noWrap/>
+            <w:hideMark/>
+          </w:tcPr>
+          <w:p>
+            <w:pPr>
+              <w:rPr>
+                <w:color w:val="000000"/>
+              </w:rPr>
+            </w:pPr>
+            <w:r>
+              <w:rPr>
+                <w:color w:val="000000"/>
+              </w:rPr>
+              <w:t>Summer</w:t>
+            </w:r>
           </w:p>
         </w:tc>
         <w:tc>
@@ -6064,26 +6251,6 @@
           </w:tcPr>
           <w:p>
             <w:pPr>
-              <w:rPr>
-                <w:color w:val="000000"/>
-              </w:rPr>
-            </w:pPr>
-            <w:r>
-              <w:rPr>
-                <w:color w:val="000000"/>
-              </w:rPr>
-              <w:t>Summer</w:t>
-            </w:r>
-          </w:p>
-        </w:tc>
-        <w:tc>
-          <w:tcPr>
-            <w:tcW w:w="1038" w:type="dxa"/>
-            <w:noWrap/>
-            <w:hideMark/>
-          </w:tcPr>
-          <w:p>
-            <w:pPr>
               <w:jc w:val="right"/>
               <w:rPr>
                 <w:color w:val="000000"/>
@@ -6099,7 +6266,7 @@
         </w:tc>
         <w:tc>
           <w:tcPr>
-            <w:tcW w:w="1317" w:type="dxa"/>
+            <w:tcW w:w="1470" w:type="dxa"/>
             <w:noWrap/>
             <w:hideMark/>
           </w:tcPr>
@@ -6120,7 +6287,7 @@
         </w:tc>
         <w:tc>
           <w:tcPr>
-            <w:tcW w:w="1041" w:type="dxa"/>
+            <w:tcW w:w="1190" w:type="dxa"/>
             <w:noWrap/>
             <w:hideMark/>
           </w:tcPr>
@@ -6141,7 +6308,7 @@
         </w:tc>
         <w:tc>
           <w:tcPr>
-            <w:tcW w:w="1328" w:type="dxa"/>
+            <w:tcW w:w="1470" w:type="dxa"/>
             <w:noWrap/>
             <w:hideMark/>
           </w:tcPr>
@@ -6162,7 +6329,7 @@
         </w:tc>
         <w:tc>
           <w:tcPr>
-            <w:tcW w:w="1051" w:type="dxa"/>
+            <w:tcW w:w="1190" w:type="dxa"/>
             <w:noWrap/>
             <w:hideMark/>
           </w:tcPr>
@@ -6188,7 +6355,7 @@
         </w:trPr>
         <w:tc>
           <w:tcPr>
-            <w:tcW w:w="1694" w:type="dxa"/>
+            <w:tcW w:w="1756" w:type="dxa"/>
             <w:vMerge/>
             <w:hideMark/>
           </w:tcPr>
@@ -6202,16 +6369,36 @@
         </w:tc>
         <w:tc>
           <w:tcPr>
+            <w:tcW w:w="1123" w:type="dxa"/>
+            <w:vMerge/>
+            <w:hideMark/>
+          </w:tcPr>
+          <w:p>
+            <w:pPr>
+              <w:rPr>
+                <w:color w:val="000000"/>
+              </w:rPr>
+            </w:pPr>
+          </w:p>
+        </w:tc>
+        <w:tc>
+          <w:tcPr>
             <w:tcW w:w="1038" w:type="dxa"/>
-            <w:vMerge/>
-            <w:hideMark/>
-          </w:tcPr>
-          <w:p>
-            <w:pPr>
-              <w:rPr>
-                <w:color w:val="000000"/>
-              </w:rPr>
-            </w:pPr>
+            <w:noWrap/>
+            <w:hideMark/>
+          </w:tcPr>
+          <w:p>
+            <w:pPr>
+              <w:rPr>
+                <w:color w:val="000000"/>
+              </w:rPr>
+            </w:pPr>
+            <w:r>
+              <w:rPr>
+                <w:color w:val="000000"/>
+              </w:rPr>
+              <w:t>Fall</w:t>
+            </w:r>
           </w:p>
         </w:tc>
         <w:tc>
@@ -6222,26 +6409,6 @@
           </w:tcPr>
           <w:p>
             <w:pPr>
-              <w:rPr>
-                <w:color w:val="000000"/>
-              </w:rPr>
-            </w:pPr>
-            <w:r>
-              <w:rPr>
-                <w:color w:val="000000"/>
-              </w:rPr>
-              <w:t>Fall</w:t>
-            </w:r>
-          </w:p>
-        </w:tc>
-        <w:tc>
-          <w:tcPr>
-            <w:tcW w:w="1038" w:type="dxa"/>
-            <w:noWrap/>
-            <w:hideMark/>
-          </w:tcPr>
-          <w:p>
-            <w:pPr>
               <w:jc w:val="right"/>
               <w:rPr>
                 <w:color w:val="000000"/>
@@ -6257,7 +6424,7 @@
         </w:tc>
         <w:tc>
           <w:tcPr>
-            <w:tcW w:w="1317" w:type="dxa"/>
+            <w:tcW w:w="1470" w:type="dxa"/>
             <w:noWrap/>
             <w:hideMark/>
           </w:tcPr>
@@ -6278,7 +6445,7 @@
         </w:tc>
         <w:tc>
           <w:tcPr>
-            <w:tcW w:w="1041" w:type="dxa"/>
+            <w:tcW w:w="1190" w:type="dxa"/>
             <w:noWrap/>
             <w:hideMark/>
           </w:tcPr>
@@ -6299,7 +6466,7 @@
         </w:tc>
         <w:tc>
           <w:tcPr>
-            <w:tcW w:w="1328" w:type="dxa"/>
+            <w:tcW w:w="1470" w:type="dxa"/>
             <w:noWrap/>
             <w:hideMark/>
           </w:tcPr>
@@ -6320,7 +6487,7 @@
         </w:tc>
         <w:tc>
           <w:tcPr>
-            <w:tcW w:w="1051" w:type="dxa"/>
+            <w:tcW w:w="1190" w:type="dxa"/>
             <w:noWrap/>
             <w:hideMark/>
           </w:tcPr>
@@ -6346,7 +6513,7 @@
         </w:trPr>
         <w:tc>
           <w:tcPr>
-            <w:tcW w:w="1694" w:type="dxa"/>
+            <w:tcW w:w="1756" w:type="dxa"/>
             <w:vMerge/>
             <w:hideMark/>
           </w:tcPr>
@@ -6360,22 +6527,42 @@
         </w:tc>
         <w:tc>
           <w:tcPr>
+            <w:tcW w:w="1123" w:type="dxa"/>
+            <w:vMerge w:val="restart"/>
+            <w:noWrap/>
+            <w:hideMark/>
+          </w:tcPr>
+          <w:p>
+            <w:pPr>
+              <w:rPr>
+                <w:color w:val="000000"/>
+              </w:rPr>
+            </w:pPr>
+            <w:r>
+              <w:rPr>
+                <w:color w:val="000000"/>
+              </w:rPr>
+              <w:t>Lake</w:t>
+            </w:r>
+          </w:p>
+        </w:tc>
+        <w:tc>
+          <w:tcPr>
             <w:tcW w:w="1038" w:type="dxa"/>
-            <w:vMerge w:val="restart"/>
-            <w:noWrap/>
-            <w:hideMark/>
-          </w:tcPr>
-          <w:p>
-            <w:pPr>
-              <w:rPr>
-                <w:color w:val="000000"/>
-              </w:rPr>
-            </w:pPr>
-            <w:r>
-              <w:rPr>
-                <w:color w:val="000000"/>
-              </w:rPr>
-              <w:t>Lake</w:t>
+            <w:noWrap/>
+            <w:hideMark/>
+          </w:tcPr>
+          <w:p>
+            <w:pPr>
+              <w:rPr>
+                <w:color w:val="000000"/>
+              </w:rPr>
+            </w:pPr>
+            <w:r>
+              <w:rPr>
+                <w:color w:val="000000"/>
+              </w:rPr>
+              <w:t>Spring</w:t>
             </w:r>
           </w:p>
         </w:tc>
@@ -6387,26 +6574,6 @@
           </w:tcPr>
           <w:p>
             <w:pPr>
-              <w:rPr>
-                <w:color w:val="000000"/>
-              </w:rPr>
-            </w:pPr>
-            <w:r>
-              <w:rPr>
-                <w:color w:val="000000"/>
-              </w:rPr>
-              <w:t>Spring</w:t>
-            </w:r>
-          </w:p>
-        </w:tc>
-        <w:tc>
-          <w:tcPr>
-            <w:tcW w:w="1038" w:type="dxa"/>
-            <w:noWrap/>
-            <w:hideMark/>
-          </w:tcPr>
-          <w:p>
-            <w:pPr>
               <w:jc w:val="right"/>
               <w:rPr>
                 <w:color w:val="000000"/>
@@ -6422,7 +6589,7 @@
         </w:tc>
         <w:tc>
           <w:tcPr>
-            <w:tcW w:w="1317" w:type="dxa"/>
+            <w:tcW w:w="1470" w:type="dxa"/>
             <w:noWrap/>
             <w:hideMark/>
           </w:tcPr>
@@ -6443,7 +6610,7 @@
         </w:tc>
         <w:tc>
           <w:tcPr>
-            <w:tcW w:w="1041" w:type="dxa"/>
+            <w:tcW w:w="1190" w:type="dxa"/>
             <w:noWrap/>
             <w:hideMark/>
           </w:tcPr>
@@ -6466,7 +6633,7 @@
         </w:tc>
         <w:tc>
           <w:tcPr>
-            <w:tcW w:w="1328" w:type="dxa"/>
+            <w:tcW w:w="1470" w:type="dxa"/>
             <w:noWrap/>
             <w:hideMark/>
           </w:tcPr>
@@ -6487,7 +6654,7 @@
         </w:tc>
         <w:tc>
           <w:tcPr>
-            <w:tcW w:w="1051" w:type="dxa"/>
+            <w:tcW w:w="1190" w:type="dxa"/>
             <w:noWrap/>
             <w:hideMark/>
           </w:tcPr>
@@ -6515,7 +6682,7 @@
         </w:trPr>
         <w:tc>
           <w:tcPr>
-            <w:tcW w:w="1694" w:type="dxa"/>
+            <w:tcW w:w="1756" w:type="dxa"/>
             <w:vMerge/>
             <w:hideMark/>
           </w:tcPr>
@@ -6529,16 +6696,36 @@
         </w:tc>
         <w:tc>
           <w:tcPr>
+            <w:tcW w:w="1123" w:type="dxa"/>
+            <w:vMerge/>
+            <w:hideMark/>
+          </w:tcPr>
+          <w:p>
+            <w:pPr>
+              <w:rPr>
+                <w:color w:val="000000"/>
+              </w:rPr>
+            </w:pPr>
+          </w:p>
+        </w:tc>
+        <w:tc>
+          <w:tcPr>
             <w:tcW w:w="1038" w:type="dxa"/>
-            <w:vMerge/>
-            <w:hideMark/>
-          </w:tcPr>
-          <w:p>
-            <w:pPr>
-              <w:rPr>
-                <w:color w:val="000000"/>
-              </w:rPr>
-            </w:pPr>
+            <w:noWrap/>
+            <w:hideMark/>
+          </w:tcPr>
+          <w:p>
+            <w:pPr>
+              <w:rPr>
+                <w:color w:val="000000"/>
+              </w:rPr>
+            </w:pPr>
+            <w:r>
+              <w:rPr>
+                <w:color w:val="000000"/>
+              </w:rPr>
+              <w:t>Summer</w:t>
+            </w:r>
           </w:p>
         </w:tc>
         <w:tc>
@@ -6549,26 +6736,6 @@
           </w:tcPr>
           <w:p>
             <w:pPr>
-              <w:rPr>
-                <w:color w:val="000000"/>
-              </w:rPr>
-            </w:pPr>
-            <w:r>
-              <w:rPr>
-                <w:color w:val="000000"/>
-              </w:rPr>
-              <w:t>Summer</w:t>
-            </w:r>
-          </w:p>
-        </w:tc>
-        <w:tc>
-          <w:tcPr>
-            <w:tcW w:w="1038" w:type="dxa"/>
-            <w:noWrap/>
-            <w:hideMark/>
-          </w:tcPr>
-          <w:p>
-            <w:pPr>
               <w:jc w:val="right"/>
               <w:rPr>
                 <w:color w:val="000000"/>
@@ -6584,7 +6751,7 @@
         </w:tc>
         <w:tc>
           <w:tcPr>
-            <w:tcW w:w="1317" w:type="dxa"/>
+            <w:tcW w:w="1470" w:type="dxa"/>
             <w:noWrap/>
             <w:hideMark/>
           </w:tcPr>
@@ -6605,7 +6772,7 @@
         </w:tc>
         <w:tc>
           <w:tcPr>
-            <w:tcW w:w="1041" w:type="dxa"/>
+            <w:tcW w:w="1190" w:type="dxa"/>
             <w:noWrap/>
             <w:hideMark/>
           </w:tcPr>
@@ -6628,7 +6795,7 @@
         </w:tc>
         <w:tc>
           <w:tcPr>
-            <w:tcW w:w="1328" w:type="dxa"/>
+            <w:tcW w:w="1470" w:type="dxa"/>
             <w:noWrap/>
             <w:hideMark/>
           </w:tcPr>
@@ -6649,7 +6816,7 @@
         </w:tc>
         <w:tc>
           <w:tcPr>
-            <w:tcW w:w="1051" w:type="dxa"/>
+            <w:tcW w:w="1190" w:type="dxa"/>
             <w:noWrap/>
             <w:hideMark/>
           </w:tcPr>
@@ -6677,7 +6844,7 @@
         </w:trPr>
         <w:tc>
           <w:tcPr>
-            <w:tcW w:w="1694" w:type="dxa"/>
+            <w:tcW w:w="1756" w:type="dxa"/>
             <w:vMerge/>
             <w:hideMark/>
           </w:tcPr>
@@ -6691,16 +6858,36 @@
         </w:tc>
         <w:tc>
           <w:tcPr>
+            <w:tcW w:w="1123" w:type="dxa"/>
+            <w:vMerge/>
+            <w:hideMark/>
+          </w:tcPr>
+          <w:p>
+            <w:pPr>
+              <w:rPr>
+                <w:color w:val="000000"/>
+              </w:rPr>
+            </w:pPr>
+          </w:p>
+        </w:tc>
+        <w:tc>
+          <w:tcPr>
             <w:tcW w:w="1038" w:type="dxa"/>
-            <w:vMerge/>
-            <w:hideMark/>
-          </w:tcPr>
-          <w:p>
-            <w:pPr>
-              <w:rPr>
-                <w:color w:val="000000"/>
-              </w:rPr>
-            </w:pPr>
+            <w:noWrap/>
+            <w:hideMark/>
+          </w:tcPr>
+          <w:p>
+            <w:pPr>
+              <w:rPr>
+                <w:color w:val="000000"/>
+              </w:rPr>
+            </w:pPr>
+            <w:r>
+              <w:rPr>
+                <w:color w:val="000000"/>
+              </w:rPr>
+              <w:t>Fall</w:t>
+            </w:r>
           </w:p>
         </w:tc>
         <w:tc>
@@ -6711,26 +6898,6 @@
           </w:tcPr>
           <w:p>
             <w:pPr>
-              <w:rPr>
-                <w:color w:val="000000"/>
-              </w:rPr>
-            </w:pPr>
-            <w:r>
-              <w:rPr>
-                <w:color w:val="000000"/>
-              </w:rPr>
-              <w:t>Fall</w:t>
-            </w:r>
-          </w:p>
-        </w:tc>
-        <w:tc>
-          <w:tcPr>
-            <w:tcW w:w="1038" w:type="dxa"/>
-            <w:noWrap/>
-            <w:hideMark/>
-          </w:tcPr>
-          <w:p>
-            <w:pPr>
               <w:jc w:val="right"/>
               <w:rPr>
                 <w:color w:val="000000"/>
@@ -6746,7 +6913,7 @@
         </w:tc>
         <w:tc>
           <w:tcPr>
-            <w:tcW w:w="1317" w:type="dxa"/>
+            <w:tcW w:w="1470" w:type="dxa"/>
             <w:noWrap/>
             <w:hideMark/>
           </w:tcPr>
@@ -6767,7 +6934,7 @@
         </w:tc>
         <w:tc>
           <w:tcPr>
-            <w:tcW w:w="1041" w:type="dxa"/>
+            <w:tcW w:w="1190" w:type="dxa"/>
             <w:noWrap/>
             <w:hideMark/>
           </w:tcPr>
@@ -6788,7 +6955,7 @@
         </w:tc>
         <w:tc>
           <w:tcPr>
-            <w:tcW w:w="1328" w:type="dxa"/>
+            <w:tcW w:w="1470" w:type="dxa"/>
             <w:noWrap/>
             <w:hideMark/>
           </w:tcPr>
@@ -6809,7 +6976,7 @@
         </w:tc>
         <w:tc>
           <w:tcPr>
-            <w:tcW w:w="1051" w:type="dxa"/>
+            <w:tcW w:w="1190" w:type="dxa"/>
             <w:noWrap/>
             <w:hideMark/>
           </w:tcPr>
@@ -6835,7 +7002,7 @@
         </w:trPr>
         <w:tc>
           <w:tcPr>
-            <w:tcW w:w="1694" w:type="dxa"/>
+            <w:tcW w:w="1756" w:type="dxa"/>
             <w:vMerge w:val="restart"/>
             <w:hideMark/>
           </w:tcPr>
@@ -6855,22 +7022,42 @@
         </w:tc>
         <w:tc>
           <w:tcPr>
+            <w:tcW w:w="1123" w:type="dxa"/>
+            <w:vMerge w:val="restart"/>
+            <w:noWrap/>
+            <w:hideMark/>
+          </w:tcPr>
+          <w:p>
+            <w:pPr>
+              <w:rPr>
+                <w:color w:val="000000"/>
+              </w:rPr>
+            </w:pPr>
+            <w:r>
+              <w:rPr>
+                <w:color w:val="000000"/>
+              </w:rPr>
+              <w:t>Creek</w:t>
+            </w:r>
+          </w:p>
+        </w:tc>
+        <w:tc>
+          <w:tcPr>
             <w:tcW w:w="1038" w:type="dxa"/>
-            <w:vMerge w:val="restart"/>
-            <w:noWrap/>
-            <w:hideMark/>
-          </w:tcPr>
-          <w:p>
-            <w:pPr>
-              <w:rPr>
-                <w:color w:val="000000"/>
-              </w:rPr>
-            </w:pPr>
-            <w:r>
-              <w:rPr>
-                <w:color w:val="000000"/>
-              </w:rPr>
-              <w:t>Creek</w:t>
+            <w:noWrap/>
+            <w:hideMark/>
+          </w:tcPr>
+          <w:p>
+            <w:pPr>
+              <w:rPr>
+                <w:color w:val="000000"/>
+              </w:rPr>
+            </w:pPr>
+            <w:r>
+              <w:rPr>
+                <w:color w:val="000000"/>
+              </w:rPr>
+              <w:t>Spring</w:t>
             </w:r>
           </w:p>
         </w:tc>
@@ -6882,26 +7069,6 @@
           </w:tcPr>
           <w:p>
             <w:pPr>
-              <w:rPr>
-                <w:color w:val="000000"/>
-              </w:rPr>
-            </w:pPr>
-            <w:r>
-              <w:rPr>
-                <w:color w:val="000000"/>
-              </w:rPr>
-              <w:t>Spring</w:t>
-            </w:r>
-          </w:p>
-        </w:tc>
-        <w:tc>
-          <w:tcPr>
-            <w:tcW w:w="1038" w:type="dxa"/>
-            <w:noWrap/>
-            <w:hideMark/>
-          </w:tcPr>
-          <w:p>
-            <w:pPr>
               <w:jc w:val="right"/>
               <w:rPr>
                 <w:color w:val="000000"/>
@@ -6917,7 +7084,7 @@
         </w:tc>
         <w:tc>
           <w:tcPr>
-            <w:tcW w:w="1317" w:type="dxa"/>
+            <w:tcW w:w="1470" w:type="dxa"/>
             <w:noWrap/>
             <w:hideMark/>
           </w:tcPr>
@@ -6938,7 +7105,7 @@
         </w:tc>
         <w:tc>
           <w:tcPr>
-            <w:tcW w:w="1041" w:type="dxa"/>
+            <w:tcW w:w="1190" w:type="dxa"/>
             <w:noWrap/>
             <w:hideMark/>
           </w:tcPr>
@@ -6959,7 +7126,7 @@
         </w:tc>
         <w:tc>
           <w:tcPr>
-            <w:tcW w:w="1328" w:type="dxa"/>
+            <w:tcW w:w="1470" w:type="dxa"/>
             <w:noWrap/>
             <w:hideMark/>
           </w:tcPr>
@@ -6980,7 +7147,7 @@
         </w:tc>
         <w:tc>
           <w:tcPr>
-            <w:tcW w:w="1051" w:type="dxa"/>
+            <w:tcW w:w="1190" w:type="dxa"/>
             <w:noWrap/>
             <w:hideMark/>
           </w:tcPr>
@@ -7006,7 +7173,7 @@
         </w:trPr>
         <w:tc>
           <w:tcPr>
-            <w:tcW w:w="1694" w:type="dxa"/>
+            <w:tcW w:w="1756" w:type="dxa"/>
             <w:vMerge/>
             <w:hideMark/>
           </w:tcPr>
@@ -7020,16 +7187,36 @@
         </w:tc>
         <w:tc>
           <w:tcPr>
+            <w:tcW w:w="1123" w:type="dxa"/>
+            <w:vMerge/>
+            <w:hideMark/>
+          </w:tcPr>
+          <w:p>
+            <w:pPr>
+              <w:rPr>
+                <w:color w:val="000000"/>
+              </w:rPr>
+            </w:pPr>
+          </w:p>
+        </w:tc>
+        <w:tc>
+          <w:tcPr>
             <w:tcW w:w="1038" w:type="dxa"/>
-            <w:vMerge/>
-            <w:hideMark/>
-          </w:tcPr>
-          <w:p>
-            <w:pPr>
-              <w:rPr>
-                <w:color w:val="000000"/>
-              </w:rPr>
-            </w:pPr>
+            <w:noWrap/>
+            <w:hideMark/>
+          </w:tcPr>
+          <w:p>
+            <w:pPr>
+              <w:rPr>
+                <w:color w:val="000000"/>
+              </w:rPr>
+            </w:pPr>
+            <w:r>
+              <w:rPr>
+                <w:color w:val="000000"/>
+              </w:rPr>
+              <w:t>Summer</w:t>
+            </w:r>
           </w:p>
         </w:tc>
         <w:tc>
@@ -7040,26 +7227,6 @@
           </w:tcPr>
           <w:p>
             <w:pPr>
-              <w:rPr>
-                <w:color w:val="000000"/>
-              </w:rPr>
-            </w:pPr>
-            <w:r>
-              <w:rPr>
-                <w:color w:val="000000"/>
-              </w:rPr>
-              <w:t>Summer</w:t>
-            </w:r>
-          </w:p>
-        </w:tc>
-        <w:tc>
-          <w:tcPr>
-            <w:tcW w:w="1038" w:type="dxa"/>
-            <w:noWrap/>
-            <w:hideMark/>
-          </w:tcPr>
-          <w:p>
-            <w:pPr>
               <w:jc w:val="right"/>
               <w:rPr>
                 <w:color w:val="000000"/>
@@ -7075,7 +7242,7 @@
         </w:tc>
         <w:tc>
           <w:tcPr>
-            <w:tcW w:w="1317" w:type="dxa"/>
+            <w:tcW w:w="1470" w:type="dxa"/>
             <w:noWrap/>
             <w:hideMark/>
           </w:tcPr>
@@ -7096,7 +7263,7 @@
         </w:tc>
         <w:tc>
           <w:tcPr>
-            <w:tcW w:w="1041" w:type="dxa"/>
+            <w:tcW w:w="1190" w:type="dxa"/>
             <w:noWrap/>
             <w:hideMark/>
           </w:tcPr>
@@ -7117,7 +7284,7 @@
         </w:tc>
         <w:tc>
           <w:tcPr>
-            <w:tcW w:w="1328" w:type="dxa"/>
+            <w:tcW w:w="1470" w:type="dxa"/>
             <w:noWrap/>
             <w:hideMark/>
           </w:tcPr>
@@ -7138,7 +7305,7 @@
         </w:tc>
         <w:tc>
           <w:tcPr>
-            <w:tcW w:w="1051" w:type="dxa"/>
+            <w:tcW w:w="1190" w:type="dxa"/>
             <w:noWrap/>
             <w:hideMark/>
           </w:tcPr>
@@ -7164,7 +7331,7 @@
         </w:trPr>
         <w:tc>
           <w:tcPr>
-            <w:tcW w:w="1694" w:type="dxa"/>
+            <w:tcW w:w="1756" w:type="dxa"/>
             <w:vMerge/>
             <w:hideMark/>
           </w:tcPr>
@@ -7178,16 +7345,36 @@
         </w:tc>
         <w:tc>
           <w:tcPr>
+            <w:tcW w:w="1123" w:type="dxa"/>
+            <w:vMerge/>
+            <w:hideMark/>
+          </w:tcPr>
+          <w:p>
+            <w:pPr>
+              <w:rPr>
+                <w:color w:val="000000"/>
+              </w:rPr>
+            </w:pPr>
+          </w:p>
+        </w:tc>
+        <w:tc>
+          <w:tcPr>
             <w:tcW w:w="1038" w:type="dxa"/>
-            <w:vMerge/>
-            <w:hideMark/>
-          </w:tcPr>
-          <w:p>
-            <w:pPr>
-              <w:rPr>
-                <w:color w:val="000000"/>
-              </w:rPr>
-            </w:pPr>
+            <w:noWrap/>
+            <w:hideMark/>
+          </w:tcPr>
+          <w:p>
+            <w:pPr>
+              <w:rPr>
+                <w:color w:val="000000"/>
+              </w:rPr>
+            </w:pPr>
+            <w:r>
+              <w:rPr>
+                <w:color w:val="000000"/>
+              </w:rPr>
+              <w:t>Fall</w:t>
+            </w:r>
           </w:p>
         </w:tc>
         <w:tc>
@@ -7198,26 +7385,6 @@
           </w:tcPr>
           <w:p>
             <w:pPr>
-              <w:rPr>
-                <w:color w:val="000000"/>
-              </w:rPr>
-            </w:pPr>
-            <w:r>
-              <w:rPr>
-                <w:color w:val="000000"/>
-              </w:rPr>
-              <w:t>Fall</w:t>
-            </w:r>
-          </w:p>
-        </w:tc>
-        <w:tc>
-          <w:tcPr>
-            <w:tcW w:w="1038" w:type="dxa"/>
-            <w:noWrap/>
-            <w:hideMark/>
-          </w:tcPr>
-          <w:p>
-            <w:pPr>
               <w:jc w:val="right"/>
               <w:rPr>
                 <w:color w:val="000000"/>
@@ -7233,7 +7400,7 @@
         </w:tc>
         <w:tc>
           <w:tcPr>
-            <w:tcW w:w="1317" w:type="dxa"/>
+            <w:tcW w:w="1470" w:type="dxa"/>
             <w:noWrap/>
             <w:hideMark/>
           </w:tcPr>
@@ -7254,7 +7421,7 @@
         </w:tc>
         <w:tc>
           <w:tcPr>
-            <w:tcW w:w="1041" w:type="dxa"/>
+            <w:tcW w:w="1190" w:type="dxa"/>
             <w:noWrap/>
             <w:hideMark/>
           </w:tcPr>
@@ -7275,7 +7442,7 @@
         </w:tc>
         <w:tc>
           <w:tcPr>
-            <w:tcW w:w="1328" w:type="dxa"/>
+            <w:tcW w:w="1470" w:type="dxa"/>
             <w:noWrap/>
             <w:hideMark/>
           </w:tcPr>
@@ -7296,7 +7463,7 @@
         </w:tc>
         <w:tc>
           <w:tcPr>
-            <w:tcW w:w="1051" w:type="dxa"/>
+            <w:tcW w:w="1190" w:type="dxa"/>
             <w:noWrap/>
             <w:hideMark/>
           </w:tcPr>
@@ -7322,7 +7489,7 @@
         </w:trPr>
         <w:tc>
           <w:tcPr>
-            <w:tcW w:w="1694" w:type="dxa"/>
+            <w:tcW w:w="1756" w:type="dxa"/>
             <w:vMerge/>
             <w:hideMark/>
           </w:tcPr>
@@ -7336,22 +7503,42 @@
         </w:tc>
         <w:tc>
           <w:tcPr>
+            <w:tcW w:w="1123" w:type="dxa"/>
+            <w:vMerge w:val="restart"/>
+            <w:noWrap/>
+            <w:hideMark/>
+          </w:tcPr>
+          <w:p>
+            <w:pPr>
+              <w:rPr>
+                <w:color w:val="000000"/>
+              </w:rPr>
+            </w:pPr>
+            <w:r>
+              <w:rPr>
+                <w:color w:val="000000"/>
+              </w:rPr>
+              <w:t>Lake</w:t>
+            </w:r>
+          </w:p>
+        </w:tc>
+        <w:tc>
+          <w:tcPr>
             <w:tcW w:w="1038" w:type="dxa"/>
-            <w:vMerge w:val="restart"/>
-            <w:noWrap/>
-            <w:hideMark/>
-          </w:tcPr>
-          <w:p>
-            <w:pPr>
-              <w:rPr>
-                <w:color w:val="000000"/>
-              </w:rPr>
-            </w:pPr>
-            <w:r>
-              <w:rPr>
-                <w:color w:val="000000"/>
-              </w:rPr>
-              <w:t>Lake</w:t>
+            <w:noWrap/>
+            <w:hideMark/>
+          </w:tcPr>
+          <w:p>
+            <w:pPr>
+              <w:rPr>
+                <w:color w:val="000000"/>
+              </w:rPr>
+            </w:pPr>
+            <w:r>
+              <w:rPr>
+                <w:color w:val="000000"/>
+              </w:rPr>
+              <w:t>Spring</w:t>
             </w:r>
           </w:p>
         </w:tc>
@@ -7363,26 +7550,6 @@
           </w:tcPr>
           <w:p>
             <w:pPr>
-              <w:rPr>
-                <w:color w:val="000000"/>
-              </w:rPr>
-            </w:pPr>
-            <w:r>
-              <w:rPr>
-                <w:color w:val="000000"/>
-              </w:rPr>
-              <w:t>Spring</w:t>
-            </w:r>
-          </w:p>
-        </w:tc>
-        <w:tc>
-          <w:tcPr>
-            <w:tcW w:w="1038" w:type="dxa"/>
-            <w:noWrap/>
-            <w:hideMark/>
-          </w:tcPr>
-          <w:p>
-            <w:pPr>
               <w:jc w:val="right"/>
               <w:rPr>
                 <w:color w:val="000000"/>
@@ -7398,7 +7565,7 @@
         </w:tc>
         <w:tc>
           <w:tcPr>
-            <w:tcW w:w="1317" w:type="dxa"/>
+            <w:tcW w:w="1470" w:type="dxa"/>
             <w:noWrap/>
             <w:hideMark/>
           </w:tcPr>
@@ -7419,7 +7586,7 @@
         </w:tc>
         <w:tc>
           <w:tcPr>
-            <w:tcW w:w="1041" w:type="dxa"/>
+            <w:tcW w:w="1190" w:type="dxa"/>
             <w:noWrap/>
             <w:hideMark/>
           </w:tcPr>
@@ -7440,7 +7607,7 @@
         </w:tc>
         <w:tc>
           <w:tcPr>
-            <w:tcW w:w="1328" w:type="dxa"/>
+            <w:tcW w:w="1470" w:type="dxa"/>
             <w:noWrap/>
             <w:hideMark/>
           </w:tcPr>
@@ -7461,7 +7628,7 @@
         </w:tc>
         <w:tc>
           <w:tcPr>
-            <w:tcW w:w="1051" w:type="dxa"/>
+            <w:tcW w:w="1190" w:type="dxa"/>
             <w:noWrap/>
             <w:hideMark/>
           </w:tcPr>
@@ -7487,7 +7654,7 @@
         </w:trPr>
         <w:tc>
           <w:tcPr>
-            <w:tcW w:w="1694" w:type="dxa"/>
+            <w:tcW w:w="1756" w:type="dxa"/>
             <w:vMerge/>
             <w:hideMark/>
           </w:tcPr>
@@ -7501,16 +7668,36 @@
         </w:tc>
         <w:tc>
           <w:tcPr>
+            <w:tcW w:w="1123" w:type="dxa"/>
+            <w:vMerge/>
+            <w:hideMark/>
+          </w:tcPr>
+          <w:p>
+            <w:pPr>
+              <w:rPr>
+                <w:color w:val="000000"/>
+              </w:rPr>
+            </w:pPr>
+          </w:p>
+        </w:tc>
+        <w:tc>
+          <w:tcPr>
             <w:tcW w:w="1038" w:type="dxa"/>
-            <w:vMerge/>
-            <w:hideMark/>
-          </w:tcPr>
-          <w:p>
-            <w:pPr>
-              <w:rPr>
-                <w:color w:val="000000"/>
-              </w:rPr>
-            </w:pPr>
+            <w:noWrap/>
+            <w:hideMark/>
+          </w:tcPr>
+          <w:p>
+            <w:pPr>
+              <w:rPr>
+                <w:color w:val="000000"/>
+              </w:rPr>
+            </w:pPr>
+            <w:r>
+              <w:rPr>
+                <w:color w:val="000000"/>
+              </w:rPr>
+              <w:t>Summer</w:t>
+            </w:r>
           </w:p>
         </w:tc>
         <w:tc>
@@ -7521,26 +7708,6 @@
           </w:tcPr>
           <w:p>
             <w:pPr>
-              <w:rPr>
-                <w:color w:val="000000"/>
-              </w:rPr>
-            </w:pPr>
-            <w:r>
-              <w:rPr>
-                <w:color w:val="000000"/>
-              </w:rPr>
-              <w:t>Summer</w:t>
-            </w:r>
-          </w:p>
-        </w:tc>
-        <w:tc>
-          <w:tcPr>
-            <w:tcW w:w="1038" w:type="dxa"/>
-            <w:noWrap/>
-            <w:hideMark/>
-          </w:tcPr>
-          <w:p>
-            <w:pPr>
               <w:jc w:val="right"/>
               <w:rPr>
                 <w:color w:val="000000"/>
@@ -7550,13 +7717,13 @@
               <w:rPr>
                 <w:color w:val="000000"/>
               </w:rPr>
-              <w:t>2</w:t>
-            </w:r>
-          </w:p>
-        </w:tc>
-        <w:tc>
-          <w:tcPr>
-            <w:tcW w:w="1317" w:type="dxa"/>
+              <w:t>1</w:t>
+            </w:r>
+          </w:p>
+        </w:tc>
+        <w:tc>
+          <w:tcPr>
+            <w:tcW w:w="1470" w:type="dxa"/>
             <w:noWrap/>
             <w:hideMark/>
           </w:tcPr>
@@ -7571,13 +7738,13 @@
               <w:rPr>
                 <w:color w:val="000000"/>
               </w:rPr>
-              <w:t>-26.5</w:t>
-            </w:r>
-          </w:p>
-        </w:tc>
-        <w:tc>
-          <w:tcPr>
-            <w:tcW w:w="1041" w:type="dxa"/>
+              <w:t>-25.88</w:t>
+            </w:r>
+          </w:p>
+        </w:tc>
+        <w:tc>
+          <w:tcPr>
+            <w:tcW w:w="1190" w:type="dxa"/>
             <w:noWrap/>
             <w:hideMark/>
           </w:tcPr>
@@ -7590,15 +7757,17 @@
             </w:pPr>
             <w:r>
               <w:rPr>
-                <w:color w:val="000000"/>
-              </w:rPr>
-              <w:t>0.87</w:t>
-            </w:r>
-          </w:p>
-        </w:tc>
-        <w:tc>
-          <w:tcPr>
-            <w:tcW w:w="1328" w:type="dxa"/>
+                <w:i/>
+                <w:iCs/>
+                <w:color w:val="B0B0B0"/>
+              </w:rPr>
+              <w:t>NA</w:t>
+            </w:r>
+          </w:p>
+        </w:tc>
+        <w:tc>
+          <w:tcPr>
+            <w:tcW w:w="1470" w:type="dxa"/>
             <w:noWrap/>
             <w:hideMark/>
           </w:tcPr>
@@ -7613,13 +7782,25 @@
               <w:rPr>
                 <w:color w:val="000000"/>
               </w:rPr>
-              <w:t>4.85</w:t>
-            </w:r>
-          </w:p>
-        </w:tc>
-        <w:tc>
-          <w:tcPr>
-            <w:tcW w:w="1051" w:type="dxa"/>
+              <w:t>4.</w:t>
+            </w:r>
+            <w:r>
+              <w:rPr>
+                <w:color w:val="000000"/>
+              </w:rPr>
+              <w:t>9</w:t>
+            </w:r>
+            <w:r>
+              <w:rPr>
+                <w:color w:val="000000"/>
+              </w:rPr>
+              <w:t>5</w:t>
+            </w:r>
+          </w:p>
+        </w:tc>
+        <w:tc>
+          <w:tcPr>
+            <w:tcW w:w="1190" w:type="dxa"/>
             <w:noWrap/>
             <w:hideMark/>
           </w:tcPr>
@@ -7632,9 +7813,11 @@
             </w:pPr>
             <w:r>
               <w:rPr>
-                <w:color w:val="000000"/>
-              </w:rPr>
-              <w:t>0.14</w:t>
+                <w:i/>
+                <w:iCs/>
+                <w:color w:val="B0B0B0"/>
+              </w:rPr>
+              <w:t>NA</w:t>
             </w:r>
           </w:p>
         </w:tc>
@@ -7645,7 +7828,7 @@
         </w:trPr>
         <w:tc>
           <w:tcPr>
-            <w:tcW w:w="1694" w:type="dxa"/>
+            <w:tcW w:w="1756" w:type="dxa"/>
             <w:vMerge/>
             <w:hideMark/>
           </w:tcPr>
@@ -7659,16 +7842,36 @@
         </w:tc>
         <w:tc>
           <w:tcPr>
+            <w:tcW w:w="1123" w:type="dxa"/>
+            <w:vMerge/>
+            <w:hideMark/>
+          </w:tcPr>
+          <w:p>
+            <w:pPr>
+              <w:rPr>
+                <w:color w:val="000000"/>
+              </w:rPr>
+            </w:pPr>
+          </w:p>
+        </w:tc>
+        <w:tc>
+          <w:tcPr>
             <w:tcW w:w="1038" w:type="dxa"/>
-            <w:vMerge/>
-            <w:hideMark/>
-          </w:tcPr>
-          <w:p>
-            <w:pPr>
-              <w:rPr>
-                <w:color w:val="000000"/>
-              </w:rPr>
-            </w:pPr>
+            <w:noWrap/>
+            <w:hideMark/>
+          </w:tcPr>
+          <w:p>
+            <w:pPr>
+              <w:rPr>
+                <w:color w:val="000000"/>
+              </w:rPr>
+            </w:pPr>
+            <w:r>
+              <w:rPr>
+                <w:color w:val="000000"/>
+              </w:rPr>
+              <w:t>Fall</w:t>
+            </w:r>
           </w:p>
         </w:tc>
         <w:tc>
@@ -7679,26 +7882,6 @@
           </w:tcPr>
           <w:p>
             <w:pPr>
-              <w:rPr>
-                <w:color w:val="000000"/>
-              </w:rPr>
-            </w:pPr>
-            <w:r>
-              <w:rPr>
-                <w:color w:val="000000"/>
-              </w:rPr>
-              <w:t>Fall</w:t>
-            </w:r>
-          </w:p>
-        </w:tc>
-        <w:tc>
-          <w:tcPr>
-            <w:tcW w:w="1038" w:type="dxa"/>
-            <w:noWrap/>
-            <w:hideMark/>
-          </w:tcPr>
-          <w:p>
-            <w:pPr>
               <w:jc w:val="right"/>
               <w:rPr>
                 <w:color w:val="000000"/>
@@ -7714,7 +7897,7 @@
         </w:tc>
         <w:tc>
           <w:tcPr>
-            <w:tcW w:w="1317" w:type="dxa"/>
+            <w:tcW w:w="1470" w:type="dxa"/>
             <w:noWrap/>
             <w:hideMark/>
           </w:tcPr>
@@ -7735,7 +7918,7 @@
         </w:tc>
         <w:tc>
           <w:tcPr>
-            <w:tcW w:w="1041" w:type="dxa"/>
+            <w:tcW w:w="1190" w:type="dxa"/>
             <w:noWrap/>
             <w:hideMark/>
           </w:tcPr>
@@ -7756,7 +7939,7 @@
         </w:tc>
         <w:tc>
           <w:tcPr>
-            <w:tcW w:w="1328" w:type="dxa"/>
+            <w:tcW w:w="1470" w:type="dxa"/>
             <w:noWrap/>
             <w:hideMark/>
           </w:tcPr>
@@ -7777,7 +7960,7 @@
         </w:tc>
         <w:tc>
           <w:tcPr>
-            <w:tcW w:w="1051" w:type="dxa"/>
+            <w:tcW w:w="1190" w:type="dxa"/>
             <w:noWrap/>
             <w:hideMark/>
           </w:tcPr>
@@ -7798,8 +7981,8 @@
           </w:p>
         </w:tc>
       </w:tr>
-      <w:bookmarkEnd w:id="9"/>
-      <w:bookmarkEnd w:id="10"/>
+      <w:bookmarkEnd w:id="11"/>
+      <w:bookmarkEnd w:id="12"/>
     </w:tbl>
     <w:p>
       <w:pPr>
@@ -7917,9 +8100,9 @@
           <w:lang w:val="en-US" w:eastAsia="en-CA"/>
         </w:rPr>
       </w:pPr>
-      <w:bookmarkStart w:id="14" w:name="OLE_LINK11"/>
-      <w:bookmarkStart w:id="15" w:name="OLE_LINK12"/>
-      <w:bookmarkStart w:id="16" w:name="_Toc228690887"/>
+      <w:bookmarkStart w:id="15" w:name="_Toc228707263"/>
+      <w:bookmarkStart w:id="16" w:name="OLE_LINK11"/>
+      <w:bookmarkStart w:id="17" w:name="OLE_LINK12"/>
       <w:r>
         <w:rPr>
           <w:rStyle w:val="Heading2Char"/>
@@ -7950,7 +8133,7 @@
         </w:rPr>
         <w:t>.</w:t>
       </w:r>
-      <w:bookmarkEnd w:id="16"/>
+      <w:bookmarkEnd w:id="15"/>
       <w:r>
         <w:rPr>
           <w:b/>
@@ -9604,13 +9787,13 @@
           <w:lang w:val="en-US" w:eastAsia="en-CA"/>
         </w:rPr>
       </w:pPr>
-      <w:bookmarkStart w:id="17" w:name="OLE_LINK19"/>
-      <w:bookmarkStart w:id="18" w:name="OLE_LINK20"/>
+      <w:bookmarkStart w:id="18" w:name="OLE_LINK19"/>
+      <w:bookmarkStart w:id="19" w:name="OLE_LINK20"/>
     </w:p>
-    <w:bookmarkEnd w:id="14"/>
-    <w:bookmarkEnd w:id="15"/>
+    <w:bookmarkEnd w:id="16"/>
     <w:bookmarkEnd w:id="17"/>
     <w:bookmarkEnd w:id="18"/>
+    <w:bookmarkEnd w:id="19"/>
     <w:p>
       <w:pPr>
         <w:rPr>
@@ -9636,7 +9819,7 @@
           <w:lang w:val="en-US" w:eastAsia="en-CA"/>
         </w:rPr>
       </w:pPr>
-      <w:bookmarkStart w:id="19" w:name="_Toc228690888"/>
+      <w:bookmarkStart w:id="20" w:name="_Toc228707264"/>
       <w:r>
         <w:rPr>
           <w:rStyle w:val="Heading2Char"/>
@@ -9667,7 +9850,7 @@
         </w:rPr>
         <w:t>.</w:t>
       </w:r>
-      <w:bookmarkEnd w:id="19"/>
+      <w:bookmarkEnd w:id="20"/>
       <w:r>
         <w:rPr>
           <w:color w:val="000000" w:themeColor="text1"/>
@@ -9705,8 +9888,8 @@
         </w:rPr>
         <w:t xml:space="preserve">. Chi-squared statistics and p-values are from Type II or Type III likelihood ratio tests. </w:t>
       </w:r>
-      <w:bookmarkEnd w:id="11"/>
-      <w:bookmarkEnd w:id="12"/>
+      <w:bookmarkEnd w:id="13"/>
+      <w:bookmarkEnd w:id="14"/>
     </w:p>
     <w:tbl>
       <w:tblPr>
@@ -9941,7 +10124,7 @@
               <w:rPr>
                 <w:lang w:eastAsia="en-CA"/>
               </w:rPr>
-              <w:t>37.80335</w:t>
+              <w:t>38.797</w:t>
             </w:r>
           </w:p>
         </w:tc>
@@ -9981,7 +10164,19 @@
               <w:rPr>
                 <w:lang w:eastAsia="en-CA"/>
               </w:rPr>
-              <w:t>6.18E-09</w:t>
+              <w:t>3.761</w:t>
+            </w:r>
+            <w:r>
+              <w:rPr>
+                <w:lang w:eastAsia="en-CA"/>
+              </w:rPr>
+              <w:t>E</w:t>
+            </w:r>
+            <w:r>
+              <w:rPr>
+                <w:lang w:eastAsia="en-CA"/>
+              </w:rPr>
+              <w:t>-09</w:t>
             </w:r>
           </w:p>
         </w:tc>
@@ -10068,7 +10263,7 @@
               <w:rPr>
                 <w:lang w:eastAsia="en-CA"/>
               </w:rPr>
-              <w:t>64.76723</w:t>
+              <w:t>53.109</w:t>
             </w:r>
           </w:p>
         </w:tc>
@@ -10108,7 +10303,19 @@
               <w:rPr>
                 <w:lang w:eastAsia="en-CA"/>
               </w:rPr>
-              <w:t>8.43E-16</w:t>
+              <w:t>3.155</w:t>
+            </w:r>
+            <w:r>
+              <w:rPr>
+                <w:lang w:eastAsia="en-CA"/>
+              </w:rPr>
+              <w:t>E</w:t>
+            </w:r>
+            <w:r>
+              <w:rPr>
+                <w:lang w:eastAsia="en-CA"/>
+              </w:rPr>
+              <w:t>-13</w:t>
             </w:r>
           </w:p>
         </w:tc>
@@ -10187,7 +10394,7 @@
               <w:rPr>
                 <w:lang w:eastAsia="en-CA"/>
               </w:rPr>
-              <w:t>49.03206</w:t>
+              <w:t>48.796</w:t>
             </w:r>
           </w:p>
         </w:tc>
@@ -10227,7 +10434,19 @@
               <w:rPr>
                 <w:lang w:eastAsia="en-CA"/>
               </w:rPr>
-              <w:t>2.25E-11</w:t>
+              <w:t>2.536</w:t>
+            </w:r>
+            <w:r>
+              <w:rPr>
+                <w:lang w:eastAsia="en-CA"/>
+              </w:rPr>
+              <w:t>E</w:t>
+            </w:r>
+            <w:r>
+              <w:rPr>
+                <w:lang w:eastAsia="en-CA"/>
+              </w:rPr>
+              <w:t>-11</w:t>
             </w:r>
           </w:p>
         </w:tc>
@@ -10315,7 +10534,7 @@
               <w:rPr>
                 <w:lang w:eastAsia="en-CA"/>
               </w:rPr>
-              <w:t>13.80686</w:t>
+              <w:t>14.134</w:t>
             </w:r>
           </w:p>
         </w:tc>
@@ -10355,7 +10574,19 @@
               <w:rPr>
                 <w:lang w:eastAsia="en-CA"/>
               </w:rPr>
-              <w:t>1.00E-03</w:t>
+              <w:t>8.52</w:t>
+            </w:r>
+            <w:r>
+              <w:rPr>
+                <w:lang w:eastAsia="en-CA"/>
+              </w:rPr>
+              <w:t>8E</w:t>
+            </w:r>
+            <w:r>
+              <w:rPr>
+                <w:lang w:eastAsia="en-CA"/>
+              </w:rPr>
+              <w:t>-04</w:t>
             </w:r>
           </w:p>
         </w:tc>
@@ -10436,7 +10667,7 @@
               <w:rPr>
                 <w:lang w:eastAsia="en-CA"/>
               </w:rPr>
-              <w:t>40.58478</w:t>
+              <w:t>34.136</w:t>
             </w:r>
           </w:p>
         </w:tc>
@@ -10476,7 +10707,19 @@
               <w:rPr>
                 <w:lang w:eastAsia="en-CA"/>
               </w:rPr>
-              <w:t>1.88E-10</w:t>
+              <w:t>5.138</w:t>
+            </w:r>
+            <w:r>
+              <w:rPr>
+                <w:lang w:eastAsia="en-CA"/>
+              </w:rPr>
+              <w:t>E</w:t>
+            </w:r>
+            <w:r>
+              <w:rPr>
+                <w:lang w:eastAsia="en-CA"/>
+              </w:rPr>
+              <w:t>-09</w:t>
             </w:r>
           </w:p>
         </w:tc>
@@ -10555,7 +10798,7 @@
               <w:rPr>
                 <w:lang w:eastAsia="en-CA"/>
               </w:rPr>
-              <w:t>25.36142</w:t>
+              <w:t>24.647</w:t>
             </w:r>
           </w:p>
         </w:tc>
@@ -10595,7 +10838,19 @@
               <w:rPr>
                 <w:lang w:eastAsia="en-CA"/>
               </w:rPr>
-              <w:t>3.11E-06</w:t>
+              <w:t>4.445</w:t>
+            </w:r>
+            <w:r>
+              <w:rPr>
+                <w:lang w:eastAsia="en-CA"/>
+              </w:rPr>
+              <w:t>E</w:t>
+            </w:r>
+            <w:r>
+              <w:rPr>
+                <w:lang w:eastAsia="en-CA"/>
+              </w:rPr>
+              <w:t>-06</w:t>
             </w:r>
           </w:p>
         </w:tc>
@@ -10683,7 +10938,7 @@
               <w:rPr>
                 <w:lang w:eastAsia="en-CA"/>
               </w:rPr>
-              <w:t>32.67014</w:t>
+              <w:t>34.540</w:t>
             </w:r>
           </w:p>
         </w:tc>
@@ -10723,7 +10978,7 @@
               <w:rPr>
                 <w:lang w:eastAsia="en-CA"/>
               </w:rPr>
-              <w:t>8.05E-08</w:t>
+              <w:t>3.160e-08</w:t>
             </w:r>
           </w:p>
         </w:tc>
@@ -10745,6 +11000,12 @@
                 <w:color w:val="000000"/>
               </w:rPr>
               <w:t>Negative binomial GLM - Type II</w:t>
+            </w:r>
+            <w:r>
+              <w:rPr>
+                <w:color w:val="000000"/>
+              </w:rPr>
+              <w:t>I</w:t>
             </w:r>
           </w:p>
         </w:tc>
@@ -10780,14 +11041,18 @@
                 <w:lang w:eastAsia="en-CA"/>
               </w:rPr>
             </w:pPr>
-            <w:proofErr w:type="spellStart"/>
-            <w:r>
-              <w:rPr>
-                <w:lang w:eastAsia="en-CA"/>
-              </w:rPr>
-              <w:t>Release_location</w:t>
-            </w:r>
-            <w:proofErr w:type="spellEnd"/>
+            <w:r>
+              <w:rPr>
+                <w:lang w:eastAsia="en-CA"/>
+              </w:rPr>
+              <w:t>L</w:t>
+            </w:r>
+            <w:r>
+              <w:rPr>
+                <w:lang w:eastAsia="en-CA"/>
+              </w:rPr>
+              <w:t>ocation</w:t>
+            </w:r>
           </w:p>
         </w:tc>
         <w:tc>
@@ -10806,7 +11071,7 @@
               <w:rPr>
                 <w:lang w:eastAsia="en-CA"/>
               </w:rPr>
-              <w:t>11.01503</w:t>
+              <w:t>4.8348</w:t>
             </w:r>
           </w:p>
         </w:tc>
@@ -10846,7 +11111,25 @@
               <w:rPr>
                 <w:lang w:eastAsia="en-CA"/>
               </w:rPr>
-              <w:t>9.04E-04</w:t>
+              <w:t>2</w:t>
+            </w:r>
+            <w:r>
+              <w:rPr>
+                <w:lang w:eastAsia="en-CA"/>
+              </w:rPr>
+              <w:t>.</w:t>
+            </w:r>
+            <w:r>
+              <w:rPr>
+                <w:lang w:eastAsia="en-CA"/>
+              </w:rPr>
+              <w:t>789</w:t>
+            </w:r>
+            <w:r>
+              <w:rPr>
+                <w:lang w:eastAsia="en-CA"/>
+              </w:rPr>
+              <w:t>E-02</w:t>
             </w:r>
           </w:p>
         </w:tc>
@@ -10873,23 +11156,9 @@
         <w:tc>
           <w:tcPr>
             <w:tcW w:w="2326" w:type="dxa"/>
-            <w:vMerge w:val="restart"/>
-            <w:noWrap/>
-            <w:hideMark/>
-          </w:tcPr>
-          <w:p>
-            <w:pPr>
-              <w:rPr>
-                <w:lang w:eastAsia="en-CA"/>
-              </w:rPr>
-            </w:pPr>
-            <w:r>
-              <w:rPr>
-                <w:lang w:eastAsia="en-CA"/>
-              </w:rPr>
-              <w:t>Residency</w:t>
-            </w:r>
-          </w:p>
+            <w:vMerge/>
+            <w:noWrap/>
+          </w:tcPr>
           <w:p>
             <w:pPr>
               <w:rPr>
@@ -10902,39 +11171,41 @@
           <w:tcPr>
             <w:tcW w:w="1864" w:type="dxa"/>
             <w:noWrap/>
-            <w:hideMark/>
-          </w:tcPr>
-          <w:p>
-            <w:pPr>
-              <w:rPr>
-                <w:lang w:eastAsia="en-CA"/>
-              </w:rPr>
-            </w:pPr>
-            <w:r>
-              <w:rPr>
-                <w:lang w:eastAsia="en-CA"/>
-              </w:rPr>
-              <w:t>Season</w:t>
-            </w:r>
+          </w:tcPr>
+          <w:p>
+            <w:pPr>
+              <w:rPr>
+                <w:lang w:eastAsia="en-CA"/>
+              </w:rPr>
+            </w:pPr>
+            <w:proofErr w:type="spellStart"/>
+            <w:proofErr w:type="gramStart"/>
+            <w:r>
+              <w:rPr>
+                <w:lang w:eastAsia="en-CA"/>
+              </w:rPr>
+              <w:t>Season:location</w:t>
+            </w:r>
+            <w:proofErr w:type="spellEnd"/>
+            <w:proofErr w:type="gramEnd"/>
           </w:p>
         </w:tc>
         <w:tc>
           <w:tcPr>
             <w:tcW w:w="1290" w:type="dxa"/>
             <w:noWrap/>
-            <w:hideMark/>
-          </w:tcPr>
-          <w:p>
-            <w:pPr>
-              <w:rPr>
-                <w:lang w:eastAsia="en-CA"/>
-              </w:rPr>
-            </w:pPr>
-            <w:r>
-              <w:rPr>
-                <w:lang w:eastAsia="en-CA"/>
-              </w:rPr>
-              <w:t>4.085497</w:t>
+          </w:tcPr>
+          <w:p>
+            <w:pPr>
+              <w:rPr>
+                <w:lang w:eastAsia="en-CA"/>
+              </w:rPr>
+            </w:pPr>
+            <w:r>
+              <w:rPr>
+                <w:lang w:eastAsia="en-CA"/>
+              </w:rPr>
+              <w:t>6.5685</w:t>
             </w:r>
           </w:p>
         </w:tc>
@@ -10942,7 +11213,6 @@
           <w:tcPr>
             <w:tcW w:w="752" w:type="dxa"/>
             <w:noWrap/>
-            <w:hideMark/>
           </w:tcPr>
           <w:p>
             <w:pPr>
@@ -10962,41 +11232,51 @@
           <w:tcPr>
             <w:tcW w:w="1276" w:type="dxa"/>
             <w:noWrap/>
-            <w:hideMark/>
-          </w:tcPr>
-          <w:p>
-            <w:pPr>
-              <w:rPr>
-                <w:lang w:eastAsia="en-CA"/>
-              </w:rPr>
-            </w:pPr>
-            <w:r>
-              <w:rPr>
-                <w:lang w:eastAsia="en-CA"/>
-              </w:rPr>
-              <w:t>0.129672</w:t>
+          </w:tcPr>
+          <w:p>
+            <w:pPr>
+              <w:rPr>
+                <w:lang w:eastAsia="en-CA"/>
+              </w:rPr>
+            </w:pPr>
+            <w:r>
+              <w:rPr>
+                <w:lang w:eastAsia="en-CA"/>
+              </w:rPr>
+              <w:t>3</w:t>
+            </w:r>
+            <w:r>
+              <w:rPr>
+                <w:lang w:eastAsia="en-CA"/>
+              </w:rPr>
+              <w:t>.</w:t>
+            </w:r>
+            <w:r>
+              <w:rPr>
+                <w:lang w:eastAsia="en-CA"/>
+              </w:rPr>
+              <w:t>747</w:t>
+            </w:r>
+            <w:r>
+              <w:rPr>
+                <w:lang w:eastAsia="en-CA"/>
+              </w:rPr>
+              <w:t>E-02</w:t>
             </w:r>
           </w:p>
         </w:tc>
         <w:tc>
           <w:tcPr>
             <w:tcW w:w="1842" w:type="dxa"/>
-            <w:vMerge w:val="restart"/>
-            <w:noWrap/>
-            <w:hideMark/>
-          </w:tcPr>
-          <w:p>
-            <w:pPr>
-              <w:rPr>
-                <w:color w:val="000000"/>
-              </w:rPr>
-            </w:pPr>
-            <w:r>
-              <w:rPr>
-                <w:color w:val="000000"/>
-              </w:rPr>
-              <w:t>Binomial GLM - Type II</w:t>
-            </w:r>
+            <w:vMerge/>
+            <w:noWrap/>
+          </w:tcPr>
+          <w:p>
+            <w:pPr>
+              <w:rPr>
+                <w:lang w:eastAsia="en-CA"/>
+              </w:rPr>
+            </w:pPr>
           </w:p>
         </w:tc>
       </w:tr>
@@ -11007,10 +11287,23 @@
         <w:tc>
           <w:tcPr>
             <w:tcW w:w="2326" w:type="dxa"/>
-            <w:vMerge/>
-            <w:noWrap/>
-            <w:hideMark/>
-          </w:tcPr>
+            <w:vMerge w:val="restart"/>
+            <w:noWrap/>
+            <w:hideMark/>
+          </w:tcPr>
+          <w:p>
+            <w:pPr>
+              <w:rPr>
+                <w:lang w:eastAsia="en-CA"/>
+              </w:rPr>
+            </w:pPr>
+            <w:r>
+              <w:rPr>
+                <w:lang w:eastAsia="en-CA"/>
+              </w:rPr>
+              <w:t>Residency</w:t>
+            </w:r>
+          </w:p>
           <w:p>
             <w:pPr>
               <w:rPr>
@@ -11031,14 +11324,12 @@
                 <w:lang w:eastAsia="en-CA"/>
               </w:rPr>
             </w:pPr>
-            <w:proofErr w:type="spellStart"/>
-            <w:r>
-              <w:rPr>
-                <w:lang w:eastAsia="en-CA"/>
-              </w:rPr>
-              <w:t>Release_location</w:t>
-            </w:r>
-            <w:proofErr w:type="spellEnd"/>
+            <w:r>
+              <w:rPr>
+                <w:lang w:eastAsia="en-CA"/>
+              </w:rPr>
+              <w:t>Season</w:t>
+            </w:r>
           </w:p>
         </w:tc>
         <w:tc>
@@ -11057,7 +11348,7 @@
               <w:rPr>
                 <w:lang w:eastAsia="en-CA"/>
               </w:rPr>
-              <w:t>9.227021</w:t>
+              <w:t>4.6937</w:t>
             </w:r>
           </w:p>
         </w:tc>
@@ -11077,7 +11368,7 @@
               <w:rPr>
                 <w:lang w:eastAsia="en-CA"/>
               </w:rPr>
-              <w:t>1</w:t>
+              <w:t>2</w:t>
             </w:r>
           </w:p>
         </w:tc>
@@ -11097,23 +11388,47 @@
               <w:rPr>
                 <w:lang w:eastAsia="en-CA"/>
               </w:rPr>
-              <w:t>0.002385</w:t>
+              <w:t>9</w:t>
+            </w:r>
+            <w:r>
+              <w:rPr>
+                <w:lang w:eastAsia="en-CA"/>
+              </w:rPr>
+              <w:t>.</w:t>
+            </w:r>
+            <w:r>
+              <w:rPr>
+                <w:lang w:eastAsia="en-CA"/>
+              </w:rPr>
+              <w:t>567</w:t>
+            </w:r>
+            <w:r>
+              <w:rPr>
+                <w:lang w:eastAsia="en-CA"/>
+              </w:rPr>
+              <w:t>E-02</w:t>
             </w:r>
           </w:p>
         </w:tc>
         <w:tc>
           <w:tcPr>
             <w:tcW w:w="1842" w:type="dxa"/>
-            <w:vMerge/>
-            <w:noWrap/>
-            <w:hideMark/>
-          </w:tcPr>
-          <w:p>
-            <w:pPr>
-              <w:rPr>
-                <w:lang w:eastAsia="en-CA"/>
-              </w:rPr>
-            </w:pPr>
+            <w:vMerge w:val="restart"/>
+            <w:noWrap/>
+            <w:hideMark/>
+          </w:tcPr>
+          <w:p>
+            <w:pPr>
+              <w:rPr>
+                <w:color w:val="000000"/>
+              </w:rPr>
+            </w:pPr>
+            <w:r>
+              <w:rPr>
+                <w:color w:val="000000"/>
+              </w:rPr>
+              <w:t>Binomial GLM - Type II</w:t>
+            </w:r>
           </w:p>
         </w:tc>
       </w:tr>
@@ -11124,23 +11439,10 @@
         <w:tc>
           <w:tcPr>
             <w:tcW w:w="2326" w:type="dxa"/>
-            <w:vMerge w:val="restart"/>
-            <w:noWrap/>
-            <w:hideMark/>
-          </w:tcPr>
-          <w:p>
-            <w:pPr>
-              <w:rPr>
-                <w:lang w:eastAsia="en-CA"/>
-              </w:rPr>
-            </w:pPr>
-            <w:r>
-              <w:rPr>
-                <w:lang w:eastAsia="en-CA"/>
-              </w:rPr>
-              <w:t>Directional trap biomass</w:t>
-            </w:r>
-          </w:p>
+            <w:vMerge/>
+            <w:noWrap/>
+            <w:hideMark/>
+          </w:tcPr>
           <w:p>
             <w:pPr>
               <w:rPr>
@@ -11165,7 +11467,13 @@
               <w:rPr>
                 <w:lang w:eastAsia="en-CA"/>
               </w:rPr>
-              <w:t>Season</w:t>
+              <w:t>L</w:t>
+            </w:r>
+            <w:r>
+              <w:rPr>
+                <w:lang w:eastAsia="en-CA"/>
+              </w:rPr>
+              <w:t>ocation</w:t>
             </w:r>
           </w:p>
         </w:tc>
@@ -11185,7 +11493,7 @@
               <w:rPr>
                 <w:lang w:eastAsia="en-CA"/>
               </w:rPr>
-              <w:t>29.97675</w:t>
+              <w:t>9.2229</w:t>
             </w:r>
           </w:p>
         </w:tc>
@@ -11205,65 +11513,61 @@
               <w:rPr>
                 <w:lang w:eastAsia="en-CA"/>
               </w:rPr>
+              <w:t>1</w:t>
+            </w:r>
+          </w:p>
+        </w:tc>
+        <w:tc>
+          <w:tcPr>
+            <w:tcW w:w="1276" w:type="dxa"/>
+            <w:noWrap/>
+            <w:hideMark/>
+          </w:tcPr>
+          <w:p>
+            <w:pPr>
+              <w:rPr>
+                <w:lang w:eastAsia="en-CA"/>
+              </w:rPr>
+            </w:pPr>
+            <w:r>
+              <w:rPr>
+                <w:lang w:eastAsia="en-CA"/>
+              </w:rPr>
               <w:t>2</w:t>
             </w:r>
-          </w:p>
-        </w:tc>
-        <w:tc>
-          <w:tcPr>
-            <w:tcW w:w="1276" w:type="dxa"/>
-            <w:noWrap/>
-            <w:hideMark/>
-          </w:tcPr>
-          <w:p>
-            <w:pPr>
-              <w:rPr>
-                <w:lang w:eastAsia="en-CA"/>
-              </w:rPr>
-            </w:pPr>
-            <w:r>
-              <w:rPr>
-                <w:lang w:eastAsia="en-CA"/>
-              </w:rPr>
-              <w:t>3.09E-07</w:t>
+            <w:r>
+              <w:rPr>
+                <w:lang w:eastAsia="en-CA"/>
+              </w:rPr>
+              <w:t>.</w:t>
+            </w:r>
+            <w:r>
+              <w:rPr>
+                <w:lang w:eastAsia="en-CA"/>
+              </w:rPr>
+              <w:t>39</w:t>
+            </w:r>
+            <w:r>
+              <w:rPr>
+                <w:lang w:eastAsia="en-CA"/>
+              </w:rPr>
+              <w:t>0E-03</w:t>
             </w:r>
           </w:p>
         </w:tc>
         <w:tc>
           <w:tcPr>
             <w:tcW w:w="1842" w:type="dxa"/>
-            <w:vMerge w:val="restart"/>
-            <w:noWrap/>
-            <w:hideMark/>
-          </w:tcPr>
-          <w:p>
-            <w:pPr>
-              <w:rPr>
-                <w:lang w:eastAsia="en-CA"/>
-              </w:rPr>
-            </w:pPr>
-            <w:r>
-              <w:t>Gaussian</w:t>
-            </w:r>
-            <w:r>
-              <w:t xml:space="preserve"> GLM </w:t>
-            </w:r>
-            <w:r>
-              <w:t>-</w:t>
-            </w:r>
-          </w:p>
-          <w:p>
-            <w:pPr>
-              <w:rPr>
-                <w:lang w:eastAsia="en-CA"/>
-              </w:rPr>
-            </w:pPr>
-            <w:r>
-              <w:rPr>
-                <w:lang w:eastAsia="en-CA"/>
-              </w:rPr>
-              <w:t>type III</w:t>
-            </w:r>
+            <w:vMerge/>
+            <w:noWrap/>
+            <w:hideMark/>
+          </w:tcPr>
+          <w:p>
+            <w:pPr>
+              <w:rPr>
+                <w:lang w:eastAsia="en-CA"/>
+              </w:rPr>
+            </w:pPr>
           </w:p>
         </w:tc>
       </w:tr>
@@ -11274,10 +11578,23 @@
         <w:tc>
           <w:tcPr>
             <w:tcW w:w="2326" w:type="dxa"/>
-            <w:vMerge/>
-            <w:noWrap/>
-            <w:hideMark/>
-          </w:tcPr>
+            <w:vMerge w:val="restart"/>
+            <w:noWrap/>
+            <w:hideMark/>
+          </w:tcPr>
+          <w:p>
+            <w:pPr>
+              <w:rPr>
+                <w:lang w:eastAsia="en-CA"/>
+              </w:rPr>
+            </w:pPr>
+            <w:r>
+              <w:rPr>
+                <w:lang w:eastAsia="en-CA"/>
+              </w:rPr>
+              <w:t>Directional trap biomass</w:t>
+            </w:r>
+          </w:p>
           <w:p>
             <w:pPr>
               <w:rPr>
@@ -11302,7 +11619,7 @@
               <w:rPr>
                 <w:lang w:eastAsia="en-CA"/>
               </w:rPr>
-              <w:t>Direction</w:t>
+              <w:t>Season</w:t>
             </w:r>
           </w:p>
         </w:tc>
@@ -11322,7 +11639,13 @@
               <w:rPr>
                 <w:lang w:eastAsia="en-CA"/>
               </w:rPr>
-              <w:t>0.536987</w:t>
+              <w:t>29.97</w:t>
+            </w:r>
+            <w:r>
+              <w:rPr>
+                <w:lang w:eastAsia="en-CA"/>
+              </w:rPr>
+              <w:t>7</w:t>
             </w:r>
           </w:p>
         </w:tc>
@@ -11342,7 +11665,7 @@
               <w:rPr>
                 <w:lang w:eastAsia="en-CA"/>
               </w:rPr>
-              <w:t>1</w:t>
+              <w:t>2</w:t>
             </w:r>
           </w:p>
         </w:tc>
@@ -11362,23 +11685,39 @@
               <w:rPr>
                 <w:lang w:eastAsia="en-CA"/>
               </w:rPr>
-              <w:t>4.64E-01</w:t>
+              <w:t>3.09E-07</w:t>
             </w:r>
           </w:p>
         </w:tc>
         <w:tc>
           <w:tcPr>
             <w:tcW w:w="1842" w:type="dxa"/>
-            <w:vMerge/>
-            <w:noWrap/>
-            <w:hideMark/>
-          </w:tcPr>
-          <w:p>
-            <w:pPr>
-              <w:rPr>
-                <w:lang w:eastAsia="en-CA"/>
-              </w:rPr>
-            </w:pPr>
+            <w:vMerge w:val="restart"/>
+            <w:noWrap/>
+            <w:hideMark/>
+          </w:tcPr>
+          <w:p>
+            <w:pPr>
+              <w:rPr>
+                <w:lang w:eastAsia="en-CA"/>
+              </w:rPr>
+            </w:pPr>
+            <w:r>
+              <w:t>Gaussian GLM -</w:t>
+            </w:r>
+          </w:p>
+          <w:p>
+            <w:pPr>
+              <w:rPr>
+                <w:lang w:eastAsia="en-CA"/>
+              </w:rPr>
+            </w:pPr>
+            <w:r>
+              <w:rPr>
+                <w:lang w:eastAsia="en-CA"/>
+              </w:rPr>
+              <w:t>type III</w:t>
+            </w:r>
           </w:p>
         </w:tc>
       </w:tr>
@@ -11413,16 +11752,12 @@
                 <w:lang w:eastAsia="en-CA"/>
               </w:rPr>
             </w:pPr>
-            <w:proofErr w:type="spellStart"/>
-            <w:proofErr w:type="gramStart"/>
-            <w:r>
-              <w:rPr>
-                <w:lang w:eastAsia="en-CA"/>
-              </w:rPr>
-              <w:t>Season:direction</w:t>
-            </w:r>
-            <w:proofErr w:type="spellEnd"/>
-            <w:proofErr w:type="gramEnd"/>
+            <w:r>
+              <w:rPr>
+                <w:lang w:eastAsia="en-CA"/>
+              </w:rPr>
+              <w:t>Direction</w:t>
+            </w:r>
           </w:p>
         </w:tc>
         <w:tc>
@@ -11441,7 +11776,13 @@
               <w:rPr>
                 <w:lang w:eastAsia="en-CA"/>
               </w:rPr>
-              <w:t>16.3676</w:t>
+              <w:t>0.53</w:t>
+            </w:r>
+            <w:r>
+              <w:rPr>
+                <w:lang w:eastAsia="en-CA"/>
+              </w:rPr>
+              <w:t>70</w:t>
             </w:r>
           </w:p>
         </w:tc>
@@ -11461,7 +11802,7 @@
               <w:rPr>
                 <w:lang w:eastAsia="en-CA"/>
               </w:rPr>
-              <w:t>2</w:t>
+              <w:t>1</w:t>
             </w:r>
           </w:p>
         </w:tc>
@@ -11481,7 +11822,7 @@
               <w:rPr>
                 <w:lang w:eastAsia="en-CA"/>
               </w:rPr>
-              <w:t>2.79E-04</w:t>
+              <w:t>4.64E-01</w:t>
             </w:r>
           </w:p>
         </w:tc>
@@ -11508,23 +11849,10 @@
         <w:tc>
           <w:tcPr>
             <w:tcW w:w="2326" w:type="dxa"/>
-            <w:vMerge w:val="restart"/>
-            <w:noWrap/>
-            <w:hideMark/>
-          </w:tcPr>
-          <w:p>
-            <w:pPr>
-              <w:rPr>
-                <w:lang w:eastAsia="en-CA"/>
-              </w:rPr>
-            </w:pPr>
-            <w:r>
-              <w:rPr>
-                <w:lang w:eastAsia="en-CA"/>
-              </w:rPr>
-              <w:t>Minnow trap biomass</w:t>
-            </w:r>
-          </w:p>
+            <w:vMerge/>
+            <w:noWrap/>
+            <w:hideMark/>
+          </w:tcPr>
           <w:p>
             <w:pPr>
               <w:rPr>
@@ -11545,12 +11873,16 @@
                 <w:lang w:eastAsia="en-CA"/>
               </w:rPr>
             </w:pPr>
-            <w:r>
-              <w:rPr>
-                <w:lang w:eastAsia="en-CA"/>
-              </w:rPr>
-              <w:t>Season</w:t>
-            </w:r>
+            <w:proofErr w:type="spellStart"/>
+            <w:proofErr w:type="gramStart"/>
+            <w:r>
+              <w:rPr>
+                <w:lang w:eastAsia="en-CA"/>
+              </w:rPr>
+              <w:t>Season:direction</w:t>
+            </w:r>
+            <w:proofErr w:type="spellEnd"/>
+            <w:proofErr w:type="gramEnd"/>
           </w:p>
         </w:tc>
         <w:tc>
@@ -11569,7 +11901,13 @@
               <w:rPr>
                 <w:lang w:eastAsia="en-CA"/>
               </w:rPr>
-              <w:t>9.234694</w:t>
+              <w:t>16.36</w:t>
+            </w:r>
+            <w:r>
+              <w:rPr>
+                <w:lang w:eastAsia="en-CA"/>
+              </w:rPr>
+              <w:t>8</w:t>
             </w:r>
           </w:p>
         </w:tc>
@@ -11609,35 +11947,23 @@
               <w:rPr>
                 <w:lang w:eastAsia="en-CA"/>
               </w:rPr>
-              <w:t>9.88E-03</w:t>
+              <w:t>2.79E-04</w:t>
             </w:r>
           </w:p>
         </w:tc>
         <w:tc>
           <w:tcPr>
             <w:tcW w:w="1842" w:type="dxa"/>
-            <w:vMerge w:val="restart"/>
-            <w:noWrap/>
-            <w:hideMark/>
-          </w:tcPr>
-          <w:p>
-            <w:pPr>
-              <w:rPr>
-                <w:lang w:eastAsia="en-CA"/>
-              </w:rPr>
-            </w:pPr>
-            <w:r>
-              <w:t>Tweedie GLM with log link</w:t>
-            </w:r>
-            <w:r>
-              <w:t xml:space="preserve"> </w:t>
-            </w:r>
-            <w:r>
-              <w:t>-</w:t>
-            </w:r>
-            <w:r>
-              <w:t>type III</w:t>
-            </w:r>
+            <w:vMerge/>
+            <w:noWrap/>
+            <w:hideMark/>
+          </w:tcPr>
+          <w:p>
+            <w:pPr>
+              <w:rPr>
+                <w:lang w:eastAsia="en-CA"/>
+              </w:rPr>
+            </w:pPr>
           </w:p>
         </w:tc>
       </w:tr>
@@ -11648,10 +11974,23 @@
         <w:tc>
           <w:tcPr>
             <w:tcW w:w="2326" w:type="dxa"/>
-            <w:vMerge/>
-            <w:noWrap/>
-            <w:hideMark/>
-          </w:tcPr>
+            <w:vMerge w:val="restart"/>
+            <w:noWrap/>
+            <w:hideMark/>
+          </w:tcPr>
+          <w:p>
+            <w:pPr>
+              <w:rPr>
+                <w:lang w:eastAsia="en-CA"/>
+              </w:rPr>
+            </w:pPr>
+            <w:r>
+              <w:rPr>
+                <w:lang w:eastAsia="en-CA"/>
+              </w:rPr>
+              <w:t>Minnow trap biomass</w:t>
+            </w:r>
+          </w:p>
           <w:p>
             <w:pPr>
               <w:rPr>
@@ -11676,7 +12015,7 @@
               <w:rPr>
                 <w:lang w:eastAsia="en-CA"/>
               </w:rPr>
-              <w:t>Location</w:t>
+              <w:t>Season</w:t>
             </w:r>
           </w:p>
         </w:tc>
@@ -11696,7 +12035,13 @@
               <w:rPr>
                 <w:lang w:eastAsia="en-CA"/>
               </w:rPr>
-              <w:t>9.851438</w:t>
+              <w:t>9.234</w:t>
+            </w:r>
+            <w:r>
+              <w:rPr>
+                <w:lang w:eastAsia="en-CA"/>
+              </w:rPr>
+              <w:t>7</w:t>
             </w:r>
           </w:p>
         </w:tc>
@@ -11716,7 +12061,7 @@
               <w:rPr>
                 <w:lang w:eastAsia="en-CA"/>
               </w:rPr>
-              <w:t>1</w:t>
+              <w:t>2</w:t>
             </w:r>
           </w:p>
         </w:tc>
@@ -11736,23 +12081,26 @@
               <w:rPr>
                 <w:lang w:eastAsia="en-CA"/>
               </w:rPr>
-              <w:t>1.70E-03</w:t>
+              <w:t>9.88E-03</w:t>
             </w:r>
           </w:p>
         </w:tc>
         <w:tc>
           <w:tcPr>
             <w:tcW w:w="1842" w:type="dxa"/>
-            <w:vMerge/>
-            <w:noWrap/>
-            <w:hideMark/>
-          </w:tcPr>
-          <w:p>
-            <w:pPr>
-              <w:rPr>
-                <w:lang w:eastAsia="en-CA"/>
-              </w:rPr>
-            </w:pPr>
+            <w:vMerge w:val="restart"/>
+            <w:noWrap/>
+            <w:hideMark/>
+          </w:tcPr>
+          <w:p>
+            <w:pPr>
+              <w:rPr>
+                <w:lang w:eastAsia="en-CA"/>
+              </w:rPr>
+            </w:pPr>
+            <w:r>
+              <w:t>Tweedie GLM with log link -type III</w:t>
+            </w:r>
           </w:p>
         </w:tc>
       </w:tr>
@@ -11787,16 +12135,12 @@
                 <w:lang w:eastAsia="en-CA"/>
               </w:rPr>
             </w:pPr>
-            <w:proofErr w:type="spellStart"/>
-            <w:proofErr w:type="gramStart"/>
-            <w:r>
-              <w:rPr>
-                <w:lang w:eastAsia="en-CA"/>
-              </w:rPr>
-              <w:t>Season:Location</w:t>
-            </w:r>
-            <w:proofErr w:type="spellEnd"/>
-            <w:proofErr w:type="gramEnd"/>
+            <w:r>
+              <w:rPr>
+                <w:lang w:eastAsia="en-CA"/>
+              </w:rPr>
+              <w:t>Location</w:t>
+            </w:r>
           </w:p>
         </w:tc>
         <w:tc>
@@ -11815,7 +12159,7 @@
               <w:rPr>
                 <w:lang w:eastAsia="en-CA"/>
               </w:rPr>
-              <w:t>9.039771</w:t>
+              <w:t>9.8514</w:t>
             </w:r>
           </w:p>
         </w:tc>
@@ -11835,7 +12179,7 @@
               <w:rPr>
                 <w:lang w:eastAsia="en-CA"/>
               </w:rPr>
-              <w:t>2</w:t>
+              <w:t>1</w:t>
             </w:r>
           </w:p>
         </w:tc>
@@ -11855,7 +12199,7 @@
               <w:rPr>
                 <w:lang w:eastAsia="en-CA"/>
               </w:rPr>
-              <w:t>1.09E-02</w:t>
+              <w:t>1.70E-03</w:t>
             </w:r>
           </w:p>
         </w:tc>
@@ -11882,23 +12226,10 @@
         <w:tc>
           <w:tcPr>
             <w:tcW w:w="2326" w:type="dxa"/>
-            <w:vMerge w:val="restart"/>
-            <w:noWrap/>
-            <w:hideMark/>
-          </w:tcPr>
-          <w:p>
-            <w:pPr>
-              <w:rPr>
-                <w:lang w:eastAsia="en-CA"/>
-              </w:rPr>
-            </w:pPr>
-            <w:r>
-              <w:rPr>
-                <w:lang w:eastAsia="en-CA"/>
-              </w:rPr>
-              <w:t>Shiner total length</w:t>
-            </w:r>
-          </w:p>
+            <w:vMerge/>
+            <w:noWrap/>
+            <w:hideMark/>
+          </w:tcPr>
           <w:p>
             <w:pPr>
               <w:rPr>
@@ -11919,12 +12250,16 @@
                 <w:lang w:eastAsia="en-CA"/>
               </w:rPr>
             </w:pPr>
-            <w:r>
-              <w:rPr>
-                <w:lang w:eastAsia="en-CA"/>
-              </w:rPr>
-              <w:t>Season</w:t>
-            </w:r>
+            <w:proofErr w:type="spellStart"/>
+            <w:proofErr w:type="gramStart"/>
+            <w:r>
+              <w:rPr>
+                <w:lang w:eastAsia="en-CA"/>
+              </w:rPr>
+              <w:t>Season:Location</w:t>
+            </w:r>
+            <w:proofErr w:type="spellEnd"/>
+            <w:proofErr w:type="gramEnd"/>
           </w:p>
         </w:tc>
         <w:tc>
@@ -11943,7 +12278,13 @@
               <w:rPr>
                 <w:lang w:eastAsia="en-CA"/>
               </w:rPr>
-              <w:t>1.186125</w:t>
+              <w:t>9.039</w:t>
+            </w:r>
+            <w:r>
+              <w:rPr>
+                <w:lang w:eastAsia="en-CA"/>
+              </w:rPr>
+              <w:t>8</w:t>
             </w:r>
           </w:p>
         </w:tc>
@@ -11983,30 +12324,17 @@
               <w:rPr>
                 <w:lang w:eastAsia="en-CA"/>
               </w:rPr>
-              <w:t>5.53E-01</w:t>
+              <w:t>1.09E-02</w:t>
             </w:r>
           </w:p>
         </w:tc>
         <w:tc>
           <w:tcPr>
             <w:tcW w:w="1842" w:type="dxa"/>
-            <w:vMerge w:val="restart"/>
-            <w:noWrap/>
-            <w:hideMark/>
-          </w:tcPr>
-          <w:p>
-            <w:pPr>
-              <w:rPr>
-                <w:lang w:eastAsia="en-CA"/>
-              </w:rPr>
-            </w:pPr>
-            <w:r>
-              <w:rPr>
-                <w:lang w:eastAsia="en-CA"/>
-              </w:rPr>
-              <w:t>Gaussian GLM - type III</w:t>
-            </w:r>
-          </w:p>
+            <w:vMerge/>
+            <w:noWrap/>
+            <w:hideMark/>
+          </w:tcPr>
           <w:p>
             <w:pPr>
               <w:rPr>
@@ -12023,10 +12351,23 @@
         <w:tc>
           <w:tcPr>
             <w:tcW w:w="2326" w:type="dxa"/>
-            <w:vMerge/>
-            <w:noWrap/>
-            <w:hideMark/>
-          </w:tcPr>
+            <w:vMerge w:val="restart"/>
+            <w:noWrap/>
+            <w:hideMark/>
+          </w:tcPr>
+          <w:p>
+            <w:pPr>
+              <w:rPr>
+                <w:lang w:eastAsia="en-CA"/>
+              </w:rPr>
+            </w:pPr>
+            <w:r>
+              <w:rPr>
+                <w:lang w:eastAsia="en-CA"/>
+              </w:rPr>
+              <w:t>Shiner total length</w:t>
+            </w:r>
+          </w:p>
           <w:p>
             <w:pPr>
               <w:rPr>
@@ -12051,7 +12392,7 @@
               <w:rPr>
                 <w:lang w:eastAsia="en-CA"/>
               </w:rPr>
-              <w:t>Location</w:t>
+              <w:t>Season</w:t>
             </w:r>
           </w:p>
         </w:tc>
@@ -12071,7 +12412,7 @@
               <w:rPr>
                 <w:lang w:eastAsia="en-CA"/>
               </w:rPr>
-              <w:t>153.4348</w:t>
+              <w:t>1.1861</w:t>
             </w:r>
           </w:p>
         </w:tc>
@@ -12091,7 +12432,7 @@
               <w:rPr>
                 <w:lang w:eastAsia="en-CA"/>
               </w:rPr>
-              <w:t>1</w:t>
+              <w:t>2</w:t>
             </w:r>
           </w:p>
         </w:tc>
@@ -12111,17 +12452,30 @@
               <w:rPr>
                 <w:lang w:eastAsia="en-CA"/>
               </w:rPr>
-              <w:t>3.08E-35</w:t>
+              <w:t>5.53E-01</w:t>
             </w:r>
           </w:p>
         </w:tc>
         <w:tc>
           <w:tcPr>
             <w:tcW w:w="1842" w:type="dxa"/>
-            <w:vMerge/>
-            <w:noWrap/>
-            <w:hideMark/>
-          </w:tcPr>
+            <w:vMerge w:val="restart"/>
+            <w:noWrap/>
+            <w:hideMark/>
+          </w:tcPr>
+          <w:p>
+            <w:pPr>
+              <w:rPr>
+                <w:lang w:eastAsia="en-CA"/>
+              </w:rPr>
+            </w:pPr>
+            <w:r>
+              <w:rPr>
+                <w:lang w:eastAsia="en-CA"/>
+              </w:rPr>
+              <w:t>Gaussian GLM - type III</w:t>
+            </w:r>
+          </w:p>
           <w:p>
             <w:pPr>
               <w:rPr>
@@ -12162,16 +12516,12 @@
                 <w:lang w:eastAsia="en-CA"/>
               </w:rPr>
             </w:pPr>
-            <w:proofErr w:type="spellStart"/>
-            <w:proofErr w:type="gramStart"/>
-            <w:r>
-              <w:rPr>
-                <w:lang w:eastAsia="en-CA"/>
-              </w:rPr>
-              <w:t>Season:location</w:t>
-            </w:r>
-            <w:proofErr w:type="spellEnd"/>
-            <w:proofErr w:type="gramEnd"/>
+            <w:r>
+              <w:rPr>
+                <w:lang w:eastAsia="en-CA"/>
+              </w:rPr>
+              <w:t>Location</w:t>
+            </w:r>
           </w:p>
         </w:tc>
         <w:tc>
@@ -12190,7 +12540,7 @@
               <w:rPr>
                 <w:lang w:eastAsia="en-CA"/>
               </w:rPr>
-              <w:t>30.81639</w:t>
+              <w:t>153.43</w:t>
             </w:r>
           </w:p>
         </w:tc>
@@ -12210,7 +12560,7 @@
               <w:rPr>
                 <w:lang w:eastAsia="en-CA"/>
               </w:rPr>
-              <w:t>2</w:t>
+              <w:t>1</w:t>
             </w:r>
           </w:p>
         </w:tc>
@@ -12230,7 +12580,7 @@
               <w:rPr>
                 <w:lang w:eastAsia="en-CA"/>
               </w:rPr>
-              <w:t>2.03E-07</w:t>
+              <w:t>3.08E-35</w:t>
             </w:r>
           </w:p>
         </w:tc>
@@ -12257,6 +12607,125 @@
         <w:tc>
           <w:tcPr>
             <w:tcW w:w="2326" w:type="dxa"/>
+            <w:vMerge/>
+            <w:noWrap/>
+            <w:hideMark/>
+          </w:tcPr>
+          <w:p>
+            <w:pPr>
+              <w:rPr>
+                <w:lang w:eastAsia="en-CA"/>
+              </w:rPr>
+            </w:pPr>
+          </w:p>
+        </w:tc>
+        <w:tc>
+          <w:tcPr>
+            <w:tcW w:w="1864" w:type="dxa"/>
+            <w:noWrap/>
+            <w:hideMark/>
+          </w:tcPr>
+          <w:p>
+            <w:pPr>
+              <w:rPr>
+                <w:lang w:eastAsia="en-CA"/>
+              </w:rPr>
+            </w:pPr>
+            <w:proofErr w:type="spellStart"/>
+            <w:proofErr w:type="gramStart"/>
+            <w:r>
+              <w:rPr>
+                <w:lang w:eastAsia="en-CA"/>
+              </w:rPr>
+              <w:t>Season:location</w:t>
+            </w:r>
+            <w:proofErr w:type="spellEnd"/>
+            <w:proofErr w:type="gramEnd"/>
+          </w:p>
+        </w:tc>
+        <w:tc>
+          <w:tcPr>
+            <w:tcW w:w="1290" w:type="dxa"/>
+            <w:noWrap/>
+            <w:hideMark/>
+          </w:tcPr>
+          <w:p>
+            <w:pPr>
+              <w:rPr>
+                <w:lang w:eastAsia="en-CA"/>
+              </w:rPr>
+            </w:pPr>
+            <w:r>
+              <w:rPr>
+                <w:lang w:eastAsia="en-CA"/>
+              </w:rPr>
+              <w:t>30.816</w:t>
+            </w:r>
+          </w:p>
+        </w:tc>
+        <w:tc>
+          <w:tcPr>
+            <w:tcW w:w="752" w:type="dxa"/>
+            <w:noWrap/>
+            <w:hideMark/>
+          </w:tcPr>
+          <w:p>
+            <w:pPr>
+              <w:rPr>
+                <w:lang w:eastAsia="en-CA"/>
+              </w:rPr>
+            </w:pPr>
+            <w:r>
+              <w:rPr>
+                <w:lang w:eastAsia="en-CA"/>
+              </w:rPr>
+              <w:t>2</w:t>
+            </w:r>
+          </w:p>
+        </w:tc>
+        <w:tc>
+          <w:tcPr>
+            <w:tcW w:w="1276" w:type="dxa"/>
+            <w:noWrap/>
+            <w:hideMark/>
+          </w:tcPr>
+          <w:p>
+            <w:pPr>
+              <w:rPr>
+                <w:lang w:eastAsia="en-CA"/>
+              </w:rPr>
+            </w:pPr>
+            <w:r>
+              <w:rPr>
+                <w:lang w:eastAsia="en-CA"/>
+              </w:rPr>
+              <w:t>2.03E-07</w:t>
+            </w:r>
+          </w:p>
+        </w:tc>
+        <w:tc>
+          <w:tcPr>
+            <w:tcW w:w="1842" w:type="dxa"/>
+            <w:vMerge/>
+            <w:noWrap/>
+            <w:hideMark/>
+          </w:tcPr>
+          <w:p>
+            <w:pPr>
+              <w:rPr>
+                <w:lang w:eastAsia="en-CA"/>
+              </w:rPr>
+            </w:pPr>
+          </w:p>
+        </w:tc>
+      </w:tr>
+      <w:tr>
+        <w:trPr>
+          <w:trHeight w:val="320"/>
+        </w:trPr>
+        <w:tc>
+          <w:tcPr>
+            <w:tcW w:w="2326" w:type="dxa"/>
             <w:vMerge w:val="restart"/>
             <w:noWrap/>
             <w:hideMark/>
@@ -12318,7 +12787,7 @@
               <w:rPr>
                 <w:lang w:eastAsia="en-CA"/>
               </w:rPr>
-              <w:t>5.629744</w:t>
+              <w:t>5.6297</w:t>
             </w:r>
           </w:p>
         </w:tc>
@@ -12438,7 +12907,7 @@
               <w:rPr>
                 <w:lang w:eastAsia="en-CA"/>
               </w:rPr>
-              <w:t>124.9957</w:t>
+              <w:t>124.99</w:t>
             </w:r>
           </w:p>
         </w:tc>
@@ -12516,8 +12985,8 @@
           <w:lang w:val="en-US" w:eastAsia="en-CA"/>
         </w:rPr>
       </w:pPr>
-      <w:bookmarkStart w:id="20" w:name="OLE_LINK15"/>
-      <w:bookmarkStart w:id="21" w:name="OLE_LINK16"/>
+      <w:bookmarkStart w:id="21" w:name="OLE_LINK15"/>
+      <w:bookmarkStart w:id="22" w:name="OLE_LINK16"/>
     </w:p>
     <w:p>
       <w:pPr>
@@ -12536,7 +13005,7 @@
         </w:rPr>
         <w:br w:type="column"/>
       </w:r>
-      <w:bookmarkStart w:id="22" w:name="_Toc228690889"/>
+      <w:bookmarkStart w:id="23" w:name="_Toc228707265"/>
       <w:r>
         <w:rPr>
           <w:rStyle w:val="Heading2Char"/>
@@ -12568,7 +13037,7 @@
         </w:rPr>
         <w:t>.</w:t>
       </w:r>
-      <w:bookmarkEnd w:id="22"/>
+      <w:bookmarkEnd w:id="23"/>
       <w:r>
         <w:rPr>
           <w:color w:val="000000" w:themeColor="text1"/>
@@ -12608,7 +13077,31 @@
         <w:rPr>
           <w:lang w:eastAsia="en-CA"/>
         </w:rPr>
-        <w:t xml:space="preserve">, modeled as either a linear or smooth term), and release location. Model support was assessed using Akaike’s Information Criterion (AIC), with lower AIC values indicating better fit relative to model complexity. ΔAIC gives the difference from the top-ranked model, and model weights indicate relative support among the candidate set. The selected model is bolded. </w:t>
+        <w:t xml:space="preserve">, modeled as </w:t>
+      </w:r>
+      <w:r>
+        <w:rPr>
+          <w:lang w:eastAsia="en-CA"/>
+        </w:rPr>
+        <w:t xml:space="preserve">a </w:t>
+      </w:r>
+      <w:r>
+        <w:rPr>
+          <w:lang w:eastAsia="en-CA"/>
+        </w:rPr>
+        <w:t>smooth term</w:t>
+      </w:r>
+      <w:r>
+        <w:rPr>
+          <w:lang w:eastAsia="en-CA"/>
+        </w:rPr>
+        <w:t xml:space="preserve"> or as a linear term</w:t>
+      </w:r>
+      <w:r>
+        <w:rPr>
+          <w:lang w:eastAsia="en-CA"/>
+        </w:rPr>
+        <w:t xml:space="preserve">), and release location. Model support was assessed using Akaike’s Information Criterion (AIC), with lower AIC values indicating better fit relative to model complexity. ΔAIC gives the difference from the top-ranked model, and model weights indicate relative support among the candidate set. The selected model is bolded. </w:t>
       </w:r>
     </w:p>
     <w:tbl>
@@ -12620,9 +13113,9 @@
       </w:tblPr>
       <w:tblGrid>
         <w:gridCol w:w="1271"/>
-        <w:gridCol w:w="3544"/>
-        <w:gridCol w:w="567"/>
-        <w:gridCol w:w="1134"/>
+        <w:gridCol w:w="3119"/>
+        <w:gridCol w:w="708"/>
+        <w:gridCol w:w="1418"/>
         <w:gridCol w:w="1134"/>
         <w:gridCol w:w="1134"/>
         <w:gridCol w:w="992"/>
@@ -12657,7 +13150,7 @@
         </w:tc>
         <w:tc>
           <w:tcPr>
-            <w:tcW w:w="3544" w:type="dxa"/>
+            <w:tcW w:w="3119" w:type="dxa"/>
             <w:noWrap/>
             <w:hideMark/>
           </w:tcPr>
@@ -12681,7 +13174,7 @@
         </w:tc>
         <w:tc>
           <w:tcPr>
-            <w:tcW w:w="567" w:type="dxa"/>
+            <w:tcW w:w="708" w:type="dxa"/>
             <w:noWrap/>
             <w:hideMark/>
           </w:tcPr>
@@ -12705,7 +13198,7 @@
         </w:tc>
         <w:tc>
           <w:tcPr>
-            <w:tcW w:w="1134" w:type="dxa"/>
+            <w:tcW w:w="1418" w:type="dxa"/>
             <w:noWrap/>
             <w:hideMark/>
           </w:tcPr>
@@ -12822,13 +13315,19 @@
               <w:rPr>
                 <w:color w:val="000000"/>
               </w:rPr>
-              <w:t>gamm_3</w:t>
-            </w:r>
-          </w:p>
-        </w:tc>
-        <w:tc>
-          <w:tcPr>
-            <w:tcW w:w="3544" w:type="dxa"/>
+              <w:t>gamm_</w:t>
+            </w:r>
+            <w:r>
+              <w:rPr>
+                <w:color w:val="000000"/>
+              </w:rPr>
+              <w:t>1</w:t>
+            </w:r>
+          </w:p>
+        </w:tc>
+        <w:tc>
+          <w:tcPr>
+            <w:tcW w:w="3119" w:type="dxa"/>
             <w:noWrap/>
             <w:hideMark/>
           </w:tcPr>
@@ -12856,50 +13355,59 @@
               <w:rPr>
                 <w:color w:val="000000"/>
               </w:rPr>
-              <w:t>) + s(</w:t>
-            </w:r>
-            <w:proofErr w:type="spellStart"/>
-            <w:r>
-              <w:rPr>
-                <w:color w:val="000000"/>
-              </w:rPr>
-              <w:t>tl</w:t>
-            </w:r>
-            <w:proofErr w:type="spellEnd"/>
-            <w:r>
-              <w:rPr>
-                <w:color w:val="000000"/>
-              </w:rPr>
-              <w:t>) + </w:t>
-            </w:r>
-            <w:proofErr w:type="spellStart"/>
-            <w:r>
-              <w:rPr>
-                <w:color w:val="000000"/>
-              </w:rPr>
-              <w:t>release_location</w:t>
-            </w:r>
-            <w:proofErr w:type="spellEnd"/>
-          </w:p>
-        </w:tc>
-        <w:tc>
-          <w:tcPr>
-            <w:tcW w:w="567" w:type="dxa"/>
-            <w:noWrap/>
-            <w:hideMark/>
-          </w:tcPr>
-          <w:p>
-            <w:pPr>
-              <w:jc w:val="right"/>
-              <w:rPr>
-                <w:color w:val="000000"/>
-              </w:rPr>
-            </w:pPr>
-            <w:r>
-              <w:rPr>
-                <w:color w:val="000000"/>
-              </w:rPr>
-              <w:t>7</w:t>
+              <w:t>)</w:t>
+            </w:r>
+            <w:r>
+              <w:rPr>
+                <w:color w:val="000000"/>
+              </w:rPr>
+              <w:t xml:space="preserve"> + AR1</w:t>
+            </w:r>
+          </w:p>
+        </w:tc>
+        <w:tc>
+          <w:tcPr>
+            <w:tcW w:w="708" w:type="dxa"/>
+            <w:noWrap/>
+            <w:hideMark/>
+          </w:tcPr>
+          <w:p>
+            <w:pPr>
+              <w:rPr>
+                <w:color w:val="000000"/>
+              </w:rPr>
+            </w:pPr>
+            <w:r>
+              <w:rPr>
+                <w:color w:val="000000"/>
+              </w:rPr>
+              <w:t>6</w:t>
+            </w:r>
+          </w:p>
+        </w:tc>
+        <w:tc>
+          <w:tcPr>
+            <w:tcW w:w="1418" w:type="dxa"/>
+            <w:noWrap/>
+            <w:hideMark/>
+          </w:tcPr>
+          <w:p>
+            <w:pPr>
+              <w:rPr>
+                <w:color w:val="000000"/>
+              </w:rPr>
+            </w:pPr>
+            <w:r>
+              <w:rPr>
+                <w:color w:val="000000"/>
+              </w:rPr>
+              <w:t>-</w:t>
+            </w:r>
+            <w:r>
+              <w:rPr>
+                <w:color w:val="000000"/>
+              </w:rPr>
+              <w:t>4365.305</w:t>
             </w:r>
           </w:p>
         </w:tc>
@@ -12911,16 +13419,15 @@
           </w:tcPr>
           <w:p>
             <w:pPr>
-              <w:jc w:val="right"/>
-              <w:rPr>
-                <w:color w:val="000000"/>
-              </w:rPr>
-            </w:pPr>
-            <w:r>
-              <w:rPr>
-                <w:color w:val="000000"/>
-              </w:rPr>
-              <w:t>-4217.75</w:t>
+              <w:rPr>
+                <w:color w:val="000000"/>
+              </w:rPr>
+            </w:pPr>
+            <w:r>
+              <w:rPr>
+                <w:color w:val="000000"/>
+              </w:rPr>
+              <w:t>8742.609</w:t>
             </w:r>
           </w:p>
         </w:tc>
@@ -12932,37 +13439,15 @@
           </w:tcPr>
           <w:p>
             <w:pPr>
-              <w:jc w:val="right"/>
-              <w:rPr>
-                <w:color w:val="000000"/>
-              </w:rPr>
-            </w:pPr>
-            <w:r>
-              <w:rPr>
-                <w:color w:val="000000"/>
-              </w:rPr>
-              <w:t>8449.508</w:t>
-            </w:r>
-          </w:p>
-        </w:tc>
-        <w:tc>
-          <w:tcPr>
-            <w:tcW w:w="1134" w:type="dxa"/>
-            <w:noWrap/>
-            <w:hideMark/>
-          </w:tcPr>
-          <w:p>
-            <w:pPr>
-              <w:jc w:val="right"/>
-              <w:rPr>
-                <w:color w:val="000000"/>
-              </w:rPr>
-            </w:pPr>
-            <w:r>
-              <w:rPr>
-                <w:color w:val="000000"/>
-              </w:rPr>
-              <w:t>8487.431</w:t>
+              <w:rPr>
+                <w:color w:val="000000"/>
+              </w:rPr>
+            </w:pPr>
+            <w:r>
+              <w:rPr>
+                <w:color w:val="000000"/>
+              </w:rPr>
+              <w:t>0.000</w:t>
             </w:r>
           </w:p>
         </w:tc>
@@ -12974,16 +13459,15 @@
           </w:tcPr>
           <w:p>
             <w:pPr>
-              <w:jc w:val="right"/>
-              <w:rPr>
-                <w:color w:val="000000"/>
-              </w:rPr>
-            </w:pPr>
-            <w:r>
-              <w:rPr>
-                <w:color w:val="000000"/>
-              </w:rPr>
-              <w:t>1665</w:t>
+              <w:rPr>
+                <w:color w:val="000000"/>
+              </w:rPr>
+            </w:pPr>
+            <w:r>
+              <w:rPr>
+                <w:color w:val="000000"/>
+              </w:rPr>
+              <w:t>1</w:t>
             </w:r>
           </w:p>
         </w:tc>
@@ -13008,23 +13492,28 @@
               <w:rPr>
                 <w:color w:val="000000"/>
               </w:rPr>
-              <w:t>gamm_1</w:t>
-            </w:r>
-          </w:p>
-        </w:tc>
-        <w:tc>
-          <w:tcPr>
-            <w:tcW w:w="3544" w:type="dxa"/>
-            <w:noWrap/>
-            <w:hideMark/>
-          </w:tcPr>
-          <w:p>
-            <w:pPr>
-              <w:rPr>
-                <w:color w:val="000000"/>
-              </w:rPr>
-            </w:pPr>
-            <w:proofErr w:type="gramStart"/>
+              <w:t>gamm_</w:t>
+            </w:r>
+            <w:r>
+              <w:rPr>
+                <w:color w:val="000000"/>
+              </w:rPr>
+              <w:t>3</w:t>
+            </w:r>
+          </w:p>
+        </w:tc>
+        <w:tc>
+          <w:tcPr>
+            <w:tcW w:w="3119" w:type="dxa"/>
+            <w:noWrap/>
+            <w:hideMark/>
+          </w:tcPr>
+          <w:p>
+            <w:pPr>
+              <w:rPr>
+                <w:color w:val="000000"/>
+              </w:rPr>
+            </w:pPr>
             <w:r>
               <w:rPr>
                 <w:color w:val="000000"/>
@@ -13032,7 +13521,6 @@
               <w:t>s(</w:t>
             </w:r>
             <w:proofErr w:type="spellStart"/>
-            <w:proofErr w:type="gramEnd"/>
             <w:r>
               <w:rPr>
                 <w:color w:val="000000"/>
@@ -13044,50 +13532,55 @@
               <w:rPr>
                 <w:color w:val="000000"/>
               </w:rPr>
-              <w:t>, bs = "cc") + s(</w:t>
+              <w:t xml:space="preserve">) + AR1 + </w:t>
             </w:r>
             <w:proofErr w:type="spellStart"/>
             <w:r>
               <w:rPr>
                 <w:color w:val="000000"/>
               </w:rPr>
-              <w:t>tl</w:t>
+              <w:t>release_location</w:t>
             </w:r>
             <w:proofErr w:type="spellEnd"/>
-            <w:r>
-              <w:rPr>
-                <w:color w:val="000000"/>
-              </w:rPr>
-              <w:t>) + </w:t>
-            </w:r>
-            <w:proofErr w:type="spellStart"/>
-            <w:r>
-              <w:rPr>
-                <w:color w:val="000000"/>
-              </w:rPr>
-              <w:t>release_location</w:t>
-            </w:r>
-            <w:proofErr w:type="spellEnd"/>
-          </w:p>
-        </w:tc>
-        <w:tc>
-          <w:tcPr>
-            <w:tcW w:w="567" w:type="dxa"/>
-            <w:noWrap/>
-            <w:hideMark/>
-          </w:tcPr>
-          <w:p>
-            <w:pPr>
-              <w:jc w:val="right"/>
-              <w:rPr>
-                <w:color w:val="000000"/>
-              </w:rPr>
-            </w:pPr>
-            <w:r>
-              <w:rPr>
-                <w:color w:val="000000"/>
-              </w:rPr>
-              <w:t>6</w:t>
+          </w:p>
+        </w:tc>
+        <w:tc>
+          <w:tcPr>
+            <w:tcW w:w="708" w:type="dxa"/>
+            <w:noWrap/>
+            <w:hideMark/>
+          </w:tcPr>
+          <w:p>
+            <w:pPr>
+              <w:rPr>
+                <w:color w:val="000000"/>
+              </w:rPr>
+            </w:pPr>
+            <w:r>
+              <w:rPr>
+                <w:color w:val="000000"/>
+              </w:rPr>
+              <w:t>7</w:t>
+            </w:r>
+          </w:p>
+        </w:tc>
+        <w:tc>
+          <w:tcPr>
+            <w:tcW w:w="1418" w:type="dxa"/>
+            <w:noWrap/>
+            <w:hideMark/>
+          </w:tcPr>
+          <w:p>
+            <w:pPr>
+              <w:rPr>
+                <w:color w:val="000000"/>
+              </w:rPr>
+            </w:pPr>
+            <w:r>
+              <w:rPr>
+                <w:color w:val="000000"/>
+              </w:rPr>
+              <w:t>-4391.933</w:t>
             </w:r>
           </w:p>
         </w:tc>
@@ -13099,16 +13592,15 @@
           </w:tcPr>
           <w:p>
             <w:pPr>
-              <w:jc w:val="right"/>
-              <w:rPr>
-                <w:color w:val="000000"/>
-              </w:rPr>
-            </w:pPr>
-            <w:r>
-              <w:rPr>
-                <w:color w:val="000000"/>
-              </w:rPr>
-              <w:t>-4246.72</w:t>
+              <w:rPr>
+                <w:color w:val="000000"/>
+              </w:rPr>
+            </w:pPr>
+            <w:r>
+              <w:rPr>
+                <w:color w:val="000000"/>
+              </w:rPr>
+              <w:t>8797.865</w:t>
             </w:r>
           </w:p>
         </w:tc>
@@ -13120,37 +13612,15 @@
           </w:tcPr>
           <w:p>
             <w:pPr>
-              <w:jc w:val="right"/>
-              <w:rPr>
-                <w:color w:val="000000"/>
-              </w:rPr>
-            </w:pPr>
-            <w:r>
-              <w:rPr>
-                <w:color w:val="000000"/>
-              </w:rPr>
-              <w:t>8505.439</w:t>
-            </w:r>
-          </w:p>
-        </w:tc>
-        <w:tc>
-          <w:tcPr>
-            <w:tcW w:w="1134" w:type="dxa"/>
-            <w:noWrap/>
-            <w:hideMark/>
-          </w:tcPr>
-          <w:p>
-            <w:pPr>
-              <w:jc w:val="right"/>
-              <w:rPr>
-                <w:color w:val="000000"/>
-              </w:rPr>
-            </w:pPr>
-            <w:r>
-              <w:rPr>
-                <w:color w:val="000000"/>
-              </w:rPr>
-              <w:t>8537.944</w:t>
+              <w:rPr>
+                <w:color w:val="000000"/>
+              </w:rPr>
+            </w:pPr>
+            <w:r>
+              <w:rPr>
+                <w:color w:val="000000"/>
+              </w:rPr>
+              <w:t>55.256</w:t>
             </w:r>
           </w:p>
         </w:tc>
@@ -13162,16 +13632,15 @@
           </w:tcPr>
           <w:p>
             <w:pPr>
-              <w:jc w:val="right"/>
-              <w:rPr>
-                <w:color w:val="000000"/>
-              </w:rPr>
-            </w:pPr>
-            <w:r>
-              <w:rPr>
-                <w:color w:val="000000"/>
-              </w:rPr>
-              <w:t>1665</w:t>
+              <w:rPr>
+                <w:color w:val="000000"/>
+              </w:rPr>
+            </w:pPr>
+            <w:r>
+              <w:rPr>
+                <w:color w:val="000000"/>
+              </w:rPr>
+              <w:t>0</w:t>
             </w:r>
           </w:p>
         </w:tc>
@@ -13202,17 +13671,16 @@
         </w:tc>
         <w:tc>
           <w:tcPr>
-            <w:tcW w:w="3544" w:type="dxa"/>
-            <w:noWrap/>
-            <w:hideMark/>
-          </w:tcPr>
-          <w:p>
-            <w:pPr>
-              <w:rPr>
-                <w:color w:val="000000"/>
-              </w:rPr>
-            </w:pPr>
-            <w:proofErr w:type="gramStart"/>
+            <w:tcW w:w="3119" w:type="dxa"/>
+            <w:noWrap/>
+            <w:hideMark/>
+          </w:tcPr>
+          <w:p>
+            <w:pPr>
+              <w:rPr>
+                <w:color w:val="000000"/>
+              </w:rPr>
+            </w:pPr>
             <w:r>
               <w:rPr>
                 <w:color w:val="000000"/>
@@ -13220,7 +13688,6 @@
               <w:t>s(</w:t>
             </w:r>
             <w:proofErr w:type="spellStart"/>
-            <w:proofErr w:type="gramEnd"/>
             <w:r>
               <w:rPr>
                 <w:color w:val="000000"/>
@@ -13232,7 +13699,19 @@
               <w:rPr>
                 <w:color w:val="000000"/>
               </w:rPr>
-              <w:t>, bs = "cc") + s(</w:t>
+              <w:t>) +</w:t>
+            </w:r>
+            <w:r>
+              <w:rPr>
+                <w:color w:val="000000"/>
+              </w:rPr>
+              <w:t xml:space="preserve"> AR1+</w:t>
+            </w:r>
+            <w:r>
+              <w:rPr>
+                <w:color w:val="000000"/>
+              </w:rPr>
+              <w:t> s(</w:t>
             </w:r>
             <w:proofErr w:type="spellStart"/>
             <w:r>
@@ -13260,13 +13739,12 @@
         </w:tc>
         <w:tc>
           <w:tcPr>
-            <w:tcW w:w="567" w:type="dxa"/>
-            <w:noWrap/>
-            <w:hideMark/>
-          </w:tcPr>
-          <w:p>
-            <w:pPr>
-              <w:jc w:val="right"/>
+            <w:tcW w:w="708" w:type="dxa"/>
+            <w:noWrap/>
+            <w:hideMark/>
+          </w:tcPr>
+          <w:p>
+            <w:pPr>
               <w:rPr>
                 <w:color w:val="000000"/>
               </w:rPr>
@@ -13281,22 +13759,41 @@
         </w:tc>
         <w:tc>
           <w:tcPr>
+            <w:tcW w:w="1418" w:type="dxa"/>
+            <w:noWrap/>
+            <w:hideMark/>
+          </w:tcPr>
+          <w:p>
+            <w:pPr>
+              <w:rPr>
+                <w:color w:val="000000"/>
+              </w:rPr>
+            </w:pPr>
+            <w:r>
+              <w:rPr>
+                <w:color w:val="000000"/>
+              </w:rPr>
+              <w:t>-4478.083</w:t>
+            </w:r>
+          </w:p>
+        </w:tc>
+        <w:tc>
+          <w:tcPr>
             <w:tcW w:w="1134" w:type="dxa"/>
             <w:noWrap/>
             <w:hideMark/>
           </w:tcPr>
           <w:p>
             <w:pPr>
-              <w:jc w:val="right"/>
-              <w:rPr>
-                <w:color w:val="000000"/>
-              </w:rPr>
-            </w:pPr>
-            <w:r>
-              <w:rPr>
-                <w:color w:val="000000"/>
-              </w:rPr>
-              <w:t>-4366.85</w:t>
+              <w:rPr>
+                <w:color w:val="000000"/>
+              </w:rPr>
+            </w:pPr>
+            <w:r>
+              <w:rPr>
+                <w:color w:val="000000"/>
+              </w:rPr>
+              <w:t>8966.167</w:t>
             </w:r>
           </w:p>
         </w:tc>
@@ -13308,37 +13805,15 @@
           </w:tcPr>
           <w:p>
             <w:pPr>
-              <w:jc w:val="right"/>
-              <w:rPr>
-                <w:color w:val="000000"/>
-              </w:rPr>
-            </w:pPr>
-            <w:r>
-              <w:rPr>
-                <w:color w:val="000000"/>
-              </w:rPr>
-              <w:t>8743.702</w:t>
-            </w:r>
-          </w:p>
-        </w:tc>
-        <w:tc>
-          <w:tcPr>
-            <w:tcW w:w="1134" w:type="dxa"/>
-            <w:noWrap/>
-            <w:hideMark/>
-          </w:tcPr>
-          <w:p>
-            <w:pPr>
-              <w:jc w:val="right"/>
-              <w:rPr>
-                <w:color w:val="000000"/>
-              </w:rPr>
-            </w:pPr>
-            <w:r>
-              <w:rPr>
-                <w:color w:val="000000"/>
-              </w:rPr>
-              <w:t>8770.79</w:t>
+              <w:rPr>
+                <w:color w:val="000000"/>
+              </w:rPr>
+            </w:pPr>
+            <w:r>
+              <w:rPr>
+                <w:color w:val="000000"/>
+              </w:rPr>
+              <w:t>223.557</w:t>
             </w:r>
           </w:p>
         </w:tc>
@@ -13350,16 +13825,15 @@
           </w:tcPr>
           <w:p>
             <w:pPr>
-              <w:jc w:val="right"/>
-              <w:rPr>
-                <w:color w:val="000000"/>
-              </w:rPr>
-            </w:pPr>
-            <w:r>
-              <w:rPr>
-                <w:color w:val="000000"/>
-              </w:rPr>
-              <w:t>1665</w:t>
+              <w:rPr>
+                <w:color w:val="000000"/>
+              </w:rPr>
+            </w:pPr>
+            <w:r>
+              <w:rPr>
+                <w:color w:val="000000"/>
+              </w:rPr>
+              <w:t>0</w:t>
             </w:r>
           </w:p>
         </w:tc>
@@ -13390,17 +13864,16 @@
         </w:tc>
         <w:tc>
           <w:tcPr>
-            <w:tcW w:w="3544" w:type="dxa"/>
-            <w:noWrap/>
-            <w:hideMark/>
-          </w:tcPr>
-          <w:p>
-            <w:pPr>
-              <w:rPr>
-                <w:color w:val="000000"/>
-              </w:rPr>
-            </w:pPr>
-            <w:proofErr w:type="gramStart"/>
+            <w:tcW w:w="3119" w:type="dxa"/>
+            <w:noWrap/>
+            <w:hideMark/>
+          </w:tcPr>
+          <w:p>
+            <w:pPr>
+              <w:rPr>
+                <w:color w:val="000000"/>
+              </w:rPr>
+            </w:pPr>
             <w:r>
               <w:rPr>
                 <w:color w:val="000000"/>
@@ -13408,7 +13881,6 @@
               <w:t>s(</w:t>
             </w:r>
             <w:proofErr w:type="spellStart"/>
-            <w:proofErr w:type="gramEnd"/>
             <w:r>
               <w:rPr>
                 <w:color w:val="000000"/>
@@ -13420,7 +13892,7 @@
               <w:rPr>
                 <w:color w:val="000000"/>
               </w:rPr>
-              <w:t>, bs = "cc") + s(</w:t>
+              <w:t>) + s(</w:t>
             </w:r>
             <w:proofErr w:type="spellStart"/>
             <w:r>
@@ -13448,13 +13920,12 @@
         </w:tc>
         <w:tc>
           <w:tcPr>
-            <w:tcW w:w="567" w:type="dxa"/>
-            <w:noWrap/>
-            <w:hideMark/>
-          </w:tcPr>
-          <w:p>
-            <w:pPr>
-              <w:jc w:val="right"/>
+            <w:tcW w:w="708" w:type="dxa"/>
+            <w:noWrap/>
+            <w:hideMark/>
+          </w:tcPr>
+          <w:p>
+            <w:pPr>
               <w:rPr>
                 <w:color w:val="000000"/>
               </w:rPr>
@@ -13469,22 +13940,41 @@
         </w:tc>
         <w:tc>
           <w:tcPr>
+            <w:tcW w:w="1418" w:type="dxa"/>
+            <w:noWrap/>
+            <w:hideMark/>
+          </w:tcPr>
+          <w:p>
+            <w:pPr>
+              <w:rPr>
+                <w:color w:val="000000"/>
+              </w:rPr>
+            </w:pPr>
+            <w:r>
+              <w:rPr>
+                <w:color w:val="000000"/>
+              </w:rPr>
+              <w:t>-4621.373</w:t>
+            </w:r>
+          </w:p>
+        </w:tc>
+        <w:tc>
+          <w:tcPr>
             <w:tcW w:w="1134" w:type="dxa"/>
             <w:noWrap/>
             <w:hideMark/>
           </w:tcPr>
           <w:p>
             <w:pPr>
-              <w:jc w:val="right"/>
-              <w:rPr>
-                <w:color w:val="000000"/>
-              </w:rPr>
-            </w:pPr>
-            <w:r>
-              <w:rPr>
-                <w:color w:val="000000"/>
-              </w:rPr>
-              <w:t>-4417.36</w:t>
+              <w:rPr>
+                <w:color w:val="000000"/>
+              </w:rPr>
+            </w:pPr>
+            <w:r>
+              <w:rPr>
+                <w:color w:val="000000"/>
+              </w:rPr>
+              <w:t>9254.746</w:t>
             </w:r>
           </w:p>
         </w:tc>
@@ -13496,37 +13986,15 @@
           </w:tcPr>
           <w:p>
             <w:pPr>
-              <w:jc w:val="right"/>
-              <w:rPr>
-                <w:color w:val="000000"/>
-              </w:rPr>
-            </w:pPr>
-            <w:r>
-              <w:rPr>
-                <w:color w:val="000000"/>
-              </w:rPr>
-              <w:t>8846.723</w:t>
-            </w:r>
-          </w:p>
-        </w:tc>
-        <w:tc>
-          <w:tcPr>
-            <w:tcW w:w="1134" w:type="dxa"/>
-            <w:noWrap/>
-            <w:hideMark/>
-          </w:tcPr>
-          <w:p>
-            <w:pPr>
-              <w:jc w:val="right"/>
-              <w:rPr>
-                <w:color w:val="000000"/>
-              </w:rPr>
-            </w:pPr>
-            <w:r>
-              <w:rPr>
-                <w:color w:val="000000"/>
-              </w:rPr>
-              <w:t>8879.228</w:t>
+              <w:rPr>
+                <w:color w:val="000000"/>
+              </w:rPr>
+            </w:pPr>
+            <w:r>
+              <w:rPr>
+                <w:color w:val="000000"/>
+              </w:rPr>
+              <w:t>512.137</w:t>
             </w:r>
           </w:p>
         </w:tc>
@@ -13538,16 +14006,15 @@
           </w:tcPr>
           <w:p>
             <w:pPr>
-              <w:jc w:val="right"/>
-              <w:rPr>
-                <w:color w:val="000000"/>
-              </w:rPr>
-            </w:pPr>
-            <w:r>
-              <w:rPr>
-                <w:color w:val="000000"/>
-              </w:rPr>
-              <w:t>1665</w:t>
+              <w:rPr>
+                <w:color w:val="000000"/>
+              </w:rPr>
+            </w:pPr>
+            <w:r>
+              <w:rPr>
+                <w:color w:val="000000"/>
+              </w:rPr>
+              <w:t>0</w:t>
             </w:r>
           </w:p>
         </w:tc>
@@ -13560,35 +14027,36 @@
           <w:tcPr>
             <w:tcW w:w="1271" w:type="dxa"/>
             <w:noWrap/>
-            <w:hideMark/>
-          </w:tcPr>
-          <w:p>
-            <w:pPr>
-              <w:rPr>
-                <w:color w:val="000000"/>
-              </w:rPr>
-            </w:pPr>
-            <w:r>
-              <w:rPr>
-                <w:color w:val="000000"/>
-              </w:rPr>
-              <w:t>gamm_3c</w:t>
-            </w:r>
-          </w:p>
-        </w:tc>
-        <w:tc>
-          <w:tcPr>
-            <w:tcW w:w="3544" w:type="dxa"/>
-            <w:noWrap/>
-            <w:hideMark/>
-          </w:tcPr>
-          <w:p>
-            <w:pPr>
-              <w:rPr>
-                <w:color w:val="000000"/>
-              </w:rPr>
-            </w:pPr>
-            <w:proofErr w:type="gramStart"/>
+            <w:vAlign w:val="center"/>
+            <w:hideMark/>
+          </w:tcPr>
+          <w:p>
+            <w:pPr>
+              <w:rPr>
+                <w:color w:val="000000"/>
+              </w:rPr>
+            </w:pPr>
+            <w:r>
+              <w:rPr>
+                <w:color w:val="000000"/>
+              </w:rPr>
+              <w:t>gamm_1d</w:t>
+            </w:r>
+          </w:p>
+        </w:tc>
+        <w:tc>
+          <w:tcPr>
+            <w:tcW w:w="3119" w:type="dxa"/>
+            <w:noWrap/>
+            <w:vAlign w:val="center"/>
+            <w:hideMark/>
+          </w:tcPr>
+          <w:p>
+            <w:pPr>
+              <w:rPr>
+                <w:color w:val="000000"/>
+              </w:rPr>
+            </w:pPr>
             <w:r>
               <w:rPr>
                 <w:color w:val="000000"/>
@@ -13596,7 +14064,6 @@
               <w:t>s(</w:t>
             </w:r>
             <w:proofErr w:type="spellStart"/>
-            <w:proofErr w:type="gramEnd"/>
             <w:r>
               <w:rPr>
                 <w:color w:val="000000"/>
@@ -13608,36 +14075,49 @@
               <w:rPr>
                 <w:color w:val="000000"/>
               </w:rPr>
-              <w:t xml:space="preserve">, bs = "cc") + </w:t>
-            </w:r>
-            <w:proofErr w:type="spellStart"/>
-            <w:r>
-              <w:rPr>
-                <w:color w:val="000000"/>
-              </w:rPr>
-              <w:t>release_location</w:t>
-            </w:r>
-            <w:proofErr w:type="spellEnd"/>
-          </w:p>
-        </w:tc>
-        <w:tc>
-          <w:tcPr>
-            <w:tcW w:w="567" w:type="dxa"/>
-            <w:noWrap/>
-            <w:hideMark/>
-          </w:tcPr>
-          <w:p>
-            <w:pPr>
-              <w:jc w:val="right"/>
-              <w:rPr>
-                <w:color w:val="000000"/>
-              </w:rPr>
-            </w:pPr>
-            <w:r>
-              <w:rPr>
-                <w:color w:val="000000"/>
-              </w:rPr>
-              <w:t>5</w:t>
+              <w:t>)</w:t>
+            </w:r>
+          </w:p>
+        </w:tc>
+        <w:tc>
+          <w:tcPr>
+            <w:tcW w:w="708" w:type="dxa"/>
+            <w:noWrap/>
+            <w:vAlign w:val="center"/>
+            <w:hideMark/>
+          </w:tcPr>
+          <w:p>
+            <w:pPr>
+              <w:rPr>
+                <w:color w:val="000000"/>
+              </w:rPr>
+            </w:pPr>
+            <w:r>
+              <w:rPr>
+                <w:color w:val="000000"/>
+              </w:rPr>
+              <w:t>4</w:t>
+            </w:r>
+          </w:p>
+        </w:tc>
+        <w:tc>
+          <w:tcPr>
+            <w:tcW w:w="1418" w:type="dxa"/>
+            <w:noWrap/>
+            <w:vAlign w:val="center"/>
+            <w:hideMark/>
+          </w:tcPr>
+          <w:p>
+            <w:pPr>
+              <w:rPr>
+                <w:color w:val="000000"/>
+              </w:rPr>
+            </w:pPr>
+            <w:r>
+              <w:rPr>
+                <w:color w:val="000000"/>
+              </w:rPr>
+              <w:t>-4392.464</w:t>
             </w:r>
           </w:p>
         </w:tc>
@@ -13645,20 +14125,20 @@
           <w:tcPr>
             <w:tcW w:w="1134" w:type="dxa"/>
             <w:noWrap/>
-            <w:hideMark/>
-          </w:tcPr>
-          <w:p>
-            <w:pPr>
-              <w:jc w:val="right"/>
-              <w:rPr>
-                <w:color w:val="000000"/>
-              </w:rPr>
-            </w:pPr>
-            <w:r>
-              <w:rPr>
-                <w:color w:val="000000"/>
-              </w:rPr>
-              <w:t>-4217.55</w:t>
+            <w:vAlign w:val="center"/>
+            <w:hideMark/>
+          </w:tcPr>
+          <w:p>
+            <w:pPr>
+              <w:rPr>
+                <w:color w:val="000000"/>
+              </w:rPr>
+            </w:pPr>
+            <w:r>
+              <w:rPr>
+                <w:color w:val="000000"/>
+              </w:rPr>
+              <w:t>8792.929</w:t>
             </w:r>
           </w:p>
         </w:tc>
@@ -13666,41 +14146,20 @@
           <w:tcPr>
             <w:tcW w:w="1134" w:type="dxa"/>
             <w:noWrap/>
-            <w:hideMark/>
-          </w:tcPr>
-          <w:p>
-            <w:pPr>
-              <w:jc w:val="right"/>
-              <w:rPr>
-                <w:color w:val="000000"/>
-              </w:rPr>
-            </w:pPr>
-            <w:r>
-              <w:rPr>
-                <w:color w:val="000000"/>
-              </w:rPr>
-              <w:t>8445.103</w:t>
-            </w:r>
-          </w:p>
-        </w:tc>
-        <w:tc>
-          <w:tcPr>
-            <w:tcW w:w="1134" w:type="dxa"/>
-            <w:noWrap/>
-            <w:hideMark/>
-          </w:tcPr>
-          <w:p>
-            <w:pPr>
-              <w:jc w:val="right"/>
-              <w:rPr>
-                <w:color w:val="000000"/>
-              </w:rPr>
-            </w:pPr>
-            <w:r>
-              <w:rPr>
-                <w:color w:val="000000"/>
-              </w:rPr>
-              <w:t>0</w:t>
+            <w:vAlign w:val="center"/>
+            <w:hideMark/>
+          </w:tcPr>
+          <w:p>
+            <w:pPr>
+              <w:rPr>
+                <w:color w:val="000000"/>
+              </w:rPr>
+            </w:pPr>
+            <w:r>
+              <w:rPr>
+                <w:color w:val="000000"/>
+              </w:rPr>
+              <w:t>0.000</w:t>
             </w:r>
           </w:p>
         </w:tc>
@@ -13708,20 +14167,20 @@
           <w:tcPr>
             <w:tcW w:w="992" w:type="dxa"/>
             <w:noWrap/>
-            <w:hideMark/>
-          </w:tcPr>
-          <w:p>
-            <w:pPr>
-              <w:jc w:val="right"/>
-              <w:rPr>
-                <w:color w:val="000000"/>
-              </w:rPr>
-            </w:pPr>
-            <w:r>
-              <w:rPr>
-                <w:color w:val="000000"/>
-              </w:rPr>
-              <w:t>0.564</w:t>
+            <w:vAlign w:val="center"/>
+            <w:hideMark/>
+          </w:tcPr>
+          <w:p>
+            <w:pPr>
+              <w:rPr>
+                <w:color w:val="000000"/>
+              </w:rPr>
+            </w:pPr>
+            <w:r>
+              <w:rPr>
+                <w:color w:val="000000"/>
+              </w:rPr>
+              <w:t>0.511</w:t>
             </w:r>
           </w:p>
         </w:tc>
@@ -13734,6 +14193,7 @@
           <w:tcPr>
             <w:tcW w:w="1271" w:type="dxa"/>
             <w:noWrap/>
+            <w:vAlign w:val="center"/>
             <w:hideMark/>
           </w:tcPr>
           <w:p>
@@ -13746,18 +14206,62 @@
             </w:pPr>
             <w:r>
               <w:rPr>
+                <w:color w:val="000000"/>
+              </w:rPr>
+              <w:t>gamm_1c</w:t>
+            </w:r>
+          </w:p>
+        </w:tc>
+        <w:tc>
+          <w:tcPr>
+            <w:tcW w:w="3119" w:type="dxa"/>
+            <w:noWrap/>
+            <w:vAlign w:val="center"/>
+            <w:hideMark/>
+          </w:tcPr>
+          <w:p>
+            <w:pPr>
+              <w:rPr>
                 <w:b/>
                 <w:bCs/>
                 <w:color w:val="000000"/>
               </w:rPr>
-              <w:t>gamm_3d</w:t>
-            </w:r>
-          </w:p>
-        </w:tc>
-        <w:tc>
-          <w:tcPr>
-            <w:tcW w:w="3544" w:type="dxa"/>
-            <w:noWrap/>
+            </w:pPr>
+            <w:r>
+              <w:rPr>
+                <w:color w:val="000000"/>
+              </w:rPr>
+              <w:t>s(</w:t>
+            </w:r>
+            <w:proofErr w:type="spellStart"/>
+            <w:r>
+              <w:rPr>
+                <w:color w:val="000000"/>
+              </w:rPr>
+              <w:t>day_of_year</w:t>
+            </w:r>
+            <w:proofErr w:type="spellEnd"/>
+            <w:r>
+              <w:rPr>
+                <w:color w:val="000000"/>
+              </w:rPr>
+              <w:t>) + </w:t>
+            </w:r>
+            <w:proofErr w:type="spellStart"/>
+            <w:r>
+              <w:rPr>
+                <w:color w:val="000000"/>
+              </w:rPr>
+              <w:t>release_location</w:t>
+            </w:r>
+            <w:proofErr w:type="spellEnd"/>
+          </w:p>
+        </w:tc>
+        <w:tc>
+          <w:tcPr>
+            <w:tcW w:w="708" w:type="dxa"/>
+            <w:noWrap/>
+            <w:vAlign w:val="center"/>
             <w:hideMark/>
           </w:tcPr>
           <w:p>
@@ -13768,45 +14272,92 @@
                 <w:color w:val="000000"/>
               </w:rPr>
             </w:pPr>
-            <w:proofErr w:type="gramStart"/>
-            <w:r>
+            <w:r>
+              <w:rPr>
+                <w:color w:val="000000"/>
+              </w:rPr>
+              <w:t>5</w:t>
+            </w:r>
+          </w:p>
+        </w:tc>
+        <w:tc>
+          <w:tcPr>
+            <w:tcW w:w="1418" w:type="dxa"/>
+            <w:noWrap/>
+            <w:vAlign w:val="center"/>
+            <w:hideMark/>
+          </w:tcPr>
+          <w:p>
+            <w:pPr>
               <w:rPr>
                 <w:b/>
                 <w:bCs/>
                 <w:color w:val="000000"/>
               </w:rPr>
-              <w:t>s(</w:t>
-            </w:r>
-            <w:proofErr w:type="spellStart"/>
-            <w:proofErr w:type="gramEnd"/>
-            <w:r>
+            </w:pPr>
+            <w:r>
+              <w:rPr>
+                <w:color w:val="000000"/>
+              </w:rPr>
+              <w:t>-4391.908</w:t>
+            </w:r>
+          </w:p>
+        </w:tc>
+        <w:tc>
+          <w:tcPr>
+            <w:tcW w:w="1134" w:type="dxa"/>
+            <w:noWrap/>
+            <w:vAlign w:val="center"/>
+            <w:hideMark/>
+          </w:tcPr>
+          <w:p>
+            <w:pPr>
               <w:rPr>
                 <w:b/>
                 <w:bCs/>
                 <w:color w:val="000000"/>
               </w:rPr>
-              <w:t>day_of_year</w:t>
-            </w:r>
-            <w:proofErr w:type="spellEnd"/>
-            <w:r>
+            </w:pPr>
+            <w:r>
+              <w:rPr>
+                <w:color w:val="000000"/>
+              </w:rPr>
+              <w:t>8793.817</w:t>
+            </w:r>
+          </w:p>
+        </w:tc>
+        <w:tc>
+          <w:tcPr>
+            <w:tcW w:w="1134" w:type="dxa"/>
+            <w:noWrap/>
+            <w:vAlign w:val="center"/>
+            <w:hideMark/>
+          </w:tcPr>
+          <w:p>
+            <w:pPr>
               <w:rPr>
                 <w:b/>
                 <w:bCs/>
                 <w:color w:val="000000"/>
               </w:rPr>
-              <w:t>, bs = "cc")</w:t>
-            </w:r>
-          </w:p>
-        </w:tc>
-        <w:tc>
-          <w:tcPr>
-            <w:tcW w:w="567" w:type="dxa"/>
-            <w:noWrap/>
-            <w:hideMark/>
-          </w:tcPr>
-          <w:p>
-            <w:pPr>
-              <w:jc w:val="right"/>
+            </w:pPr>
+            <w:r>
+              <w:rPr>
+                <w:color w:val="000000"/>
+              </w:rPr>
+              <w:t>0.888</w:t>
+            </w:r>
+          </w:p>
+        </w:tc>
+        <w:tc>
+          <w:tcPr>
+            <w:tcW w:w="992" w:type="dxa"/>
+            <w:noWrap/>
+            <w:vAlign w:val="center"/>
+            <w:hideMark/>
+          </w:tcPr>
+          <w:p>
+            <w:pPr>
               <w:rPr>
                 <w:b/>
                 <w:bCs/>
@@ -13815,111 +14366,9 @@
             </w:pPr>
             <w:r>
               <w:rPr>
-                <w:b/>
-                <w:bCs/>
-                <w:color w:val="000000"/>
-              </w:rPr>
-              <w:t>4</w:t>
-            </w:r>
-          </w:p>
-        </w:tc>
-        <w:tc>
-          <w:tcPr>
-            <w:tcW w:w="1134" w:type="dxa"/>
-            <w:noWrap/>
-            <w:hideMark/>
-          </w:tcPr>
-          <w:p>
-            <w:pPr>
-              <w:jc w:val="right"/>
-              <w:rPr>
-                <w:b/>
-                <w:bCs/>
-                <w:color w:val="000000"/>
-              </w:rPr>
-            </w:pPr>
-            <w:r>
-              <w:rPr>
-                <w:b/>
-                <w:bCs/>
-                <w:color w:val="000000"/>
-              </w:rPr>
-              <w:t>-4219.57</w:t>
-            </w:r>
-          </w:p>
-        </w:tc>
-        <w:tc>
-          <w:tcPr>
-            <w:tcW w:w="1134" w:type="dxa"/>
-            <w:noWrap/>
-            <w:hideMark/>
-          </w:tcPr>
-          <w:p>
-            <w:pPr>
-              <w:jc w:val="right"/>
-              <w:rPr>
-                <w:b/>
-                <w:bCs/>
-                <w:color w:val="000000"/>
-              </w:rPr>
-            </w:pPr>
-            <w:r>
-              <w:rPr>
-                <w:b/>
-                <w:bCs/>
-                <w:color w:val="000000"/>
-              </w:rPr>
-              <w:t>8447.134</w:t>
-            </w:r>
-          </w:p>
-        </w:tc>
-        <w:tc>
-          <w:tcPr>
-            <w:tcW w:w="1134" w:type="dxa"/>
-            <w:noWrap/>
-            <w:hideMark/>
-          </w:tcPr>
-          <w:p>
-            <w:pPr>
-              <w:jc w:val="right"/>
-              <w:rPr>
-                <w:b/>
-                <w:bCs/>
-                <w:color w:val="000000"/>
-              </w:rPr>
-            </w:pPr>
-            <w:r>
-              <w:rPr>
-                <w:b/>
-                <w:bCs/>
-                <w:color w:val="000000"/>
-              </w:rPr>
-              <w:t>2.032</w:t>
-            </w:r>
-          </w:p>
-        </w:tc>
-        <w:tc>
-          <w:tcPr>
-            <w:tcW w:w="992" w:type="dxa"/>
-            <w:noWrap/>
-            <w:hideMark/>
-          </w:tcPr>
-          <w:p>
-            <w:pPr>
-              <w:jc w:val="right"/>
-              <w:rPr>
-                <w:b/>
-                <w:bCs/>
-                <w:color w:val="000000"/>
-              </w:rPr>
-            </w:pPr>
-            <w:r>
-              <w:rPr>
-                <w:b/>
-                <w:bCs/>
-                <w:color w:val="000000"/>
-              </w:rPr>
-              <w:t>0.204</w:t>
+                <w:color w:val="000000"/>
+              </w:rPr>
+              <w:t>0.328</w:t>
             </w:r>
           </w:p>
         </w:tc>
@@ -13932,35 +14381,36 @@
           <w:tcPr>
             <w:tcW w:w="1271" w:type="dxa"/>
             <w:noWrap/>
-            <w:hideMark/>
-          </w:tcPr>
-          <w:p>
-            <w:pPr>
-              <w:rPr>
-                <w:color w:val="000000"/>
-              </w:rPr>
-            </w:pPr>
-            <w:r>
-              <w:rPr>
-                <w:color w:val="000000"/>
-              </w:rPr>
-              <w:t>gamm_3b</w:t>
-            </w:r>
-          </w:p>
-        </w:tc>
-        <w:tc>
-          <w:tcPr>
-            <w:tcW w:w="3544" w:type="dxa"/>
-            <w:noWrap/>
-            <w:hideMark/>
-          </w:tcPr>
-          <w:p>
-            <w:pPr>
-              <w:rPr>
-                <w:color w:val="000000"/>
-              </w:rPr>
-            </w:pPr>
-            <w:proofErr w:type="gramStart"/>
+            <w:vAlign w:val="center"/>
+            <w:hideMark/>
+          </w:tcPr>
+          <w:p>
+            <w:pPr>
+              <w:rPr>
+                <w:color w:val="000000"/>
+              </w:rPr>
+            </w:pPr>
+            <w:r>
+              <w:rPr>
+                <w:color w:val="000000"/>
+              </w:rPr>
+              <w:t>gamm_1b</w:t>
+            </w:r>
+          </w:p>
+        </w:tc>
+        <w:tc>
+          <w:tcPr>
+            <w:tcW w:w="3119" w:type="dxa"/>
+            <w:noWrap/>
+            <w:vAlign w:val="center"/>
+            <w:hideMark/>
+          </w:tcPr>
+          <w:p>
+            <w:pPr>
+              <w:rPr>
+                <w:color w:val="000000"/>
+              </w:rPr>
+            </w:pPr>
             <w:r>
               <w:rPr>
                 <w:color w:val="000000"/>
@@ -13968,7 +14418,6 @@
               <w:t>s(</w:t>
             </w:r>
             <w:proofErr w:type="spellStart"/>
-            <w:proofErr w:type="gramEnd"/>
             <w:r>
               <w:rPr>
                 <w:color w:val="000000"/>
@@ -13980,7 +14429,7 @@
               <w:rPr>
                 <w:color w:val="000000"/>
               </w:rPr>
-              <w:t xml:space="preserve">, bs = "cc") + </w:t>
+              <w:t>) + </w:t>
             </w:r>
             <w:proofErr w:type="spellStart"/>
             <w:r>
@@ -13994,7 +14443,7 @@
               <w:rPr>
                 <w:color w:val="000000"/>
               </w:rPr>
-              <w:t xml:space="preserve"> + </w:t>
+              <w:t> + </w:t>
             </w:r>
             <w:proofErr w:type="spellStart"/>
             <w:r>
@@ -14008,13 +14457,13 @@
         </w:tc>
         <w:tc>
           <w:tcPr>
-            <w:tcW w:w="567" w:type="dxa"/>
-            <w:noWrap/>
-            <w:hideMark/>
-          </w:tcPr>
-          <w:p>
-            <w:pPr>
-              <w:jc w:val="right"/>
+            <w:tcW w:w="708" w:type="dxa"/>
+            <w:noWrap/>
+            <w:vAlign w:val="center"/>
+            <w:hideMark/>
+          </w:tcPr>
+          <w:p>
+            <w:pPr>
               <w:rPr>
                 <w:color w:val="000000"/>
               </w:rPr>
@@ -14029,22 +14478,43 @@
         </w:tc>
         <w:tc>
           <w:tcPr>
+            <w:tcW w:w="1418" w:type="dxa"/>
+            <w:noWrap/>
+            <w:vAlign w:val="center"/>
+            <w:hideMark/>
+          </w:tcPr>
+          <w:p>
+            <w:pPr>
+              <w:rPr>
+                <w:color w:val="000000"/>
+              </w:rPr>
+            </w:pPr>
+            <w:r>
+              <w:rPr>
+                <w:color w:val="000000"/>
+              </w:rPr>
+              <w:t>-4391.933</w:t>
+            </w:r>
+          </w:p>
+        </w:tc>
+        <w:tc>
+          <w:tcPr>
             <w:tcW w:w="1134" w:type="dxa"/>
             <w:noWrap/>
-            <w:hideMark/>
-          </w:tcPr>
-          <w:p>
-            <w:pPr>
-              <w:jc w:val="right"/>
-              <w:rPr>
-                <w:color w:val="000000"/>
-              </w:rPr>
-            </w:pPr>
-            <w:r>
-              <w:rPr>
-                <w:color w:val="000000"/>
-              </w:rPr>
-              <w:t>-4217.75</w:t>
+            <w:vAlign w:val="center"/>
+            <w:hideMark/>
+          </w:tcPr>
+          <w:p>
+            <w:pPr>
+              <w:rPr>
+                <w:color w:val="000000"/>
+              </w:rPr>
+            </w:pPr>
+            <w:r>
+              <w:rPr>
+                <w:color w:val="000000"/>
+              </w:rPr>
+              <w:t>8795.866</w:t>
             </w:r>
           </w:p>
         </w:tc>
@@ -14052,41 +14522,20 @@
           <w:tcPr>
             <w:tcW w:w="1134" w:type="dxa"/>
             <w:noWrap/>
-            <w:hideMark/>
-          </w:tcPr>
-          <w:p>
-            <w:pPr>
-              <w:jc w:val="right"/>
-              <w:rPr>
-                <w:color w:val="000000"/>
-              </w:rPr>
-            </w:pPr>
-            <w:r>
-              <w:rPr>
-                <w:color w:val="000000"/>
-              </w:rPr>
-              <w:t>8447.504</w:t>
-            </w:r>
-          </w:p>
-        </w:tc>
-        <w:tc>
-          <w:tcPr>
-            <w:tcW w:w="1134" w:type="dxa"/>
-            <w:noWrap/>
-            <w:hideMark/>
-          </w:tcPr>
-          <w:p>
-            <w:pPr>
-              <w:jc w:val="right"/>
-              <w:rPr>
-                <w:color w:val="000000"/>
-              </w:rPr>
-            </w:pPr>
-            <w:r>
-              <w:rPr>
-                <w:color w:val="000000"/>
-              </w:rPr>
-              <w:t>2.402</w:t>
+            <w:vAlign w:val="center"/>
+            <w:hideMark/>
+          </w:tcPr>
+          <w:p>
+            <w:pPr>
+              <w:rPr>
+                <w:color w:val="000000"/>
+              </w:rPr>
+            </w:pPr>
+            <w:r>
+              <w:rPr>
+                <w:color w:val="000000"/>
+              </w:rPr>
+              <w:t>2.937</w:t>
             </w:r>
           </w:p>
         </w:tc>
@@ -14094,20 +14543,20 @@
           <w:tcPr>
             <w:tcW w:w="992" w:type="dxa"/>
             <w:noWrap/>
-            <w:hideMark/>
-          </w:tcPr>
-          <w:p>
-            <w:pPr>
-              <w:jc w:val="right"/>
-              <w:rPr>
-                <w:color w:val="000000"/>
-              </w:rPr>
-            </w:pPr>
-            <w:r>
-              <w:rPr>
-                <w:color w:val="000000"/>
-              </w:rPr>
-              <w:t>0.17</w:t>
+            <w:vAlign w:val="center"/>
+            <w:hideMark/>
+          </w:tcPr>
+          <w:p>
+            <w:pPr>
+              <w:rPr>
+                <w:color w:val="000000"/>
+              </w:rPr>
+            </w:pPr>
+            <w:r>
+              <w:rPr>
+                <w:color w:val="000000"/>
+              </w:rPr>
+              <w:t>0.118</w:t>
             </w:r>
           </w:p>
         </w:tc>
@@ -14120,35 +14569,36 @@
           <w:tcPr>
             <w:tcW w:w="1271" w:type="dxa"/>
             <w:noWrap/>
-            <w:hideMark/>
-          </w:tcPr>
-          <w:p>
-            <w:pPr>
-              <w:rPr>
-                <w:color w:val="000000"/>
-              </w:rPr>
-            </w:pPr>
-            <w:r>
-              <w:rPr>
-                <w:color w:val="000000"/>
-              </w:rPr>
-              <w:t>gamm_3a</w:t>
-            </w:r>
-          </w:p>
-        </w:tc>
-        <w:tc>
-          <w:tcPr>
-            <w:tcW w:w="3544" w:type="dxa"/>
-            <w:noWrap/>
-            <w:hideMark/>
-          </w:tcPr>
-          <w:p>
-            <w:pPr>
-              <w:rPr>
-                <w:color w:val="000000"/>
-              </w:rPr>
-            </w:pPr>
-            <w:proofErr w:type="gramStart"/>
+            <w:vAlign w:val="center"/>
+            <w:hideMark/>
+          </w:tcPr>
+          <w:p>
+            <w:pPr>
+              <w:rPr>
+                <w:color w:val="000000"/>
+              </w:rPr>
+            </w:pPr>
+            <w:r>
+              <w:rPr>
+                <w:color w:val="000000"/>
+              </w:rPr>
+              <w:t>gamm_1a</w:t>
+            </w:r>
+          </w:p>
+        </w:tc>
+        <w:tc>
+          <w:tcPr>
+            <w:tcW w:w="3119" w:type="dxa"/>
+            <w:noWrap/>
+            <w:vAlign w:val="center"/>
+            <w:hideMark/>
+          </w:tcPr>
+          <w:p>
+            <w:pPr>
+              <w:rPr>
+                <w:color w:val="000000"/>
+              </w:rPr>
+            </w:pPr>
             <w:r>
               <w:rPr>
                 <w:color w:val="000000"/>
@@ -14156,7 +14606,6 @@
               <w:t>s(</w:t>
             </w:r>
             <w:proofErr w:type="spellStart"/>
-            <w:proofErr w:type="gramEnd"/>
             <w:r>
               <w:rPr>
                 <w:color w:val="000000"/>
@@ -14168,7 +14617,7 @@
               <w:rPr>
                 <w:color w:val="000000"/>
               </w:rPr>
-              <w:t>, bs = "cc") + s(</w:t>
+              <w:t>) + s(</w:t>
             </w:r>
             <w:proofErr w:type="spellStart"/>
             <w:r>
@@ -14182,7 +14631,7 @@
               <w:rPr>
                 <w:color w:val="000000"/>
               </w:rPr>
-              <w:t xml:space="preserve">) + </w:t>
+              <w:t>) + </w:t>
             </w:r>
             <w:proofErr w:type="spellStart"/>
             <w:r>
@@ -14196,13 +14645,13 @@
         </w:tc>
         <w:tc>
           <w:tcPr>
-            <w:tcW w:w="567" w:type="dxa"/>
-            <w:noWrap/>
-            <w:hideMark/>
-          </w:tcPr>
-          <w:p>
-            <w:pPr>
-              <w:jc w:val="right"/>
+            <w:tcW w:w="708" w:type="dxa"/>
+            <w:noWrap/>
+            <w:vAlign w:val="center"/>
+            <w:hideMark/>
+          </w:tcPr>
+          <w:p>
+            <w:pPr>
               <w:rPr>
                 <w:color w:val="000000"/>
               </w:rPr>
@@ -14217,22 +14666,43 @@
         </w:tc>
         <w:tc>
           <w:tcPr>
+            <w:tcW w:w="1418" w:type="dxa"/>
+            <w:noWrap/>
+            <w:vAlign w:val="center"/>
+            <w:hideMark/>
+          </w:tcPr>
+          <w:p>
+            <w:pPr>
+              <w:rPr>
+                <w:color w:val="000000"/>
+              </w:rPr>
+            </w:pPr>
+            <w:r>
+              <w:rPr>
+                <w:color w:val="000000"/>
+              </w:rPr>
+              <w:t>-4391.933</w:t>
+            </w:r>
+          </w:p>
+        </w:tc>
+        <w:tc>
+          <w:tcPr>
             <w:tcW w:w="1134" w:type="dxa"/>
             <w:noWrap/>
-            <w:hideMark/>
-          </w:tcPr>
-          <w:p>
-            <w:pPr>
-              <w:jc w:val="right"/>
-              <w:rPr>
-                <w:color w:val="000000"/>
-              </w:rPr>
-            </w:pPr>
-            <w:r>
-              <w:rPr>
-                <w:color w:val="000000"/>
-              </w:rPr>
-              <w:t>-4217.75</w:t>
+            <w:vAlign w:val="center"/>
+            <w:hideMark/>
+          </w:tcPr>
+          <w:p>
+            <w:pPr>
+              <w:rPr>
+                <w:color w:val="000000"/>
+              </w:rPr>
+            </w:pPr>
+            <w:r>
+              <w:rPr>
+                <w:color w:val="000000"/>
+              </w:rPr>
+              <w:t>8797.865</w:t>
             </w:r>
           </w:p>
         </w:tc>
@@ -14240,41 +14710,20 @@
           <w:tcPr>
             <w:tcW w:w="1134" w:type="dxa"/>
             <w:noWrap/>
-            <w:hideMark/>
-          </w:tcPr>
-          <w:p>
-            <w:pPr>
-              <w:jc w:val="right"/>
-              <w:rPr>
-                <w:color w:val="000000"/>
-              </w:rPr>
-            </w:pPr>
-            <w:r>
-              <w:rPr>
-                <w:color w:val="000000"/>
-              </w:rPr>
-              <w:t>8449.508</w:t>
-            </w:r>
-          </w:p>
-        </w:tc>
-        <w:tc>
-          <w:tcPr>
-            <w:tcW w:w="1134" w:type="dxa"/>
-            <w:noWrap/>
-            <w:hideMark/>
-          </w:tcPr>
-          <w:p>
-            <w:pPr>
-              <w:jc w:val="right"/>
-              <w:rPr>
-                <w:color w:val="000000"/>
-              </w:rPr>
-            </w:pPr>
-            <w:r>
-              <w:rPr>
-                <w:color w:val="000000"/>
-              </w:rPr>
-              <w:t>4.406</w:t>
+            <w:vAlign w:val="center"/>
+            <w:hideMark/>
+          </w:tcPr>
+          <w:p>
+            <w:pPr>
+              <w:rPr>
+                <w:color w:val="000000"/>
+              </w:rPr>
+            </w:pPr>
+            <w:r>
+              <w:rPr>
+                <w:color w:val="000000"/>
+              </w:rPr>
+              <w:t>4.937</w:t>
             </w:r>
           </w:p>
         </w:tc>
@@ -14282,20 +14731,20 @@
           <w:tcPr>
             <w:tcW w:w="992" w:type="dxa"/>
             <w:noWrap/>
-            <w:hideMark/>
-          </w:tcPr>
-          <w:p>
-            <w:pPr>
-              <w:jc w:val="right"/>
-              <w:rPr>
-                <w:color w:val="000000"/>
-              </w:rPr>
-            </w:pPr>
-            <w:r>
-              <w:rPr>
-                <w:color w:val="000000"/>
-              </w:rPr>
-              <w:t>0.062</w:t>
+            <w:vAlign w:val="center"/>
+            <w:hideMark/>
+          </w:tcPr>
+          <w:p>
+            <w:pPr>
+              <w:rPr>
+                <w:color w:val="000000"/>
+              </w:rPr>
+            </w:pPr>
+            <w:r>
+              <w:rPr>
+                <w:color w:val="000000"/>
+              </w:rPr>
+              <w:t>0.043</w:t>
             </w:r>
           </w:p>
         </w:tc>
@@ -14310,8 +14759,8 @@
         </w:rPr>
       </w:pPr>
     </w:p>
-    <w:bookmarkEnd w:id="20"/>
     <w:bookmarkEnd w:id="21"/>
+    <w:bookmarkEnd w:id="22"/>
     <w:p>
       <w:pPr>
         <w:rPr>
@@ -14346,7 +14795,7 @@
         </w:rPr>
         <w:br w:type="column"/>
       </w:r>
-      <w:bookmarkStart w:id="23" w:name="_Toc228690890"/>
+      <w:bookmarkStart w:id="24" w:name="_Toc228707266"/>
       <w:r>
         <w:rPr>
           <w:rFonts w:ascii="Times New Roman" w:hAnsi="Times New Roman" w:cs="Times New Roman"/>
@@ -14356,7 +14805,7 @@
         <w:lastRenderedPageBreak/>
         <w:t>Figures</w:t>
       </w:r>
-      <w:bookmarkEnd w:id="23"/>
+      <w:bookmarkEnd w:id="24"/>
     </w:p>
     <w:p>
       <w:pPr>
@@ -14390,7 +14839,7 @@
                     <pic:cNvPicPr/>
                   </pic:nvPicPr>
                   <pic:blipFill rotWithShape="1">
-                    <a:blip r:embed="rId6" cstate="print">
+                    <a:blip r:embed="rId9" cstate="print">
                       <a:extLst>
                         <a:ext uri="{28A0092B-C50C-407E-A947-70E740481C1C}">
                           <a14:useLocalDpi xmlns:a14="http://schemas.microsoft.com/office/drawing/2010/main" val="0"/>
@@ -14430,7 +14879,7 @@
           <w:lang w:val="en-US" w:eastAsia="en-CA"/>
         </w:rPr>
       </w:pPr>
-      <w:bookmarkStart w:id="24" w:name="_Toc228690891"/>
+      <w:bookmarkStart w:id="25" w:name="_Toc228707267"/>
       <w:r>
         <w:rPr>
           <w:rStyle w:val="Heading2Char"/>
@@ -14441,7 +14890,7 @@
         </w:rPr>
         <w:t>Figure S1.</w:t>
       </w:r>
-      <w:bookmarkEnd w:id="24"/>
+      <w:bookmarkEnd w:id="25"/>
       <w:r>
         <w:rPr>
           <w:b/>
@@ -14527,7 +14976,7 @@
                     <pic:cNvPicPr/>
                   </pic:nvPicPr>
                   <pic:blipFill>
-                    <a:blip r:embed="rId7">
+                    <a:blip r:embed="rId10">
                       <a:extLst>
                         <a:ext uri="{28A0092B-C50C-407E-A947-70E740481C1C}">
                           <a14:useLocalDpi xmlns:a14="http://schemas.microsoft.com/office/drawing/2010/main" val="0"/>
@@ -14562,7 +15011,7 @@
           <w:lang w:val="en-US" w:eastAsia="en-CA"/>
         </w:rPr>
       </w:pPr>
-      <w:bookmarkStart w:id="25" w:name="_Toc228690892"/>
+      <w:bookmarkStart w:id="26" w:name="_Toc228707268"/>
       <w:r>
         <w:rPr>
           <w:rStyle w:val="Heading2Char"/>
@@ -14603,7 +15052,7 @@
         </w:rPr>
         <w:t>.</w:t>
       </w:r>
-      <w:bookmarkEnd w:id="25"/>
+      <w:bookmarkEnd w:id="26"/>
       <w:r>
         <w:rPr>
           <w:b/>
@@ -14669,7 +15118,7 @@
                     <pic:cNvPicPr/>
                   </pic:nvPicPr>
                   <pic:blipFill>
-                    <a:blip r:embed="rId8" cstate="print">
+                    <a:blip r:embed="rId11" cstate="print">
                       <a:extLst>
                         <a:ext uri="{28A0092B-C50C-407E-A947-70E740481C1C}">
                           <a14:useLocalDpi xmlns:a14="http://schemas.microsoft.com/office/drawing/2010/main" val="0"/>
@@ -14705,7 +15154,7 @@
       </w:pPr>
     </w:p>
     <w:p>
-      <w:bookmarkStart w:id="26" w:name="_Toc228690893"/>
+      <w:bookmarkStart w:id="27" w:name="_Toc228707269"/>
       <w:r>
         <w:rPr>
           <w:rStyle w:val="Heading2Char"/>
@@ -14746,7 +15195,7 @@
         </w:rPr>
         <w:t>.</w:t>
       </w:r>
-      <w:bookmarkEnd w:id="26"/>
+      <w:bookmarkEnd w:id="27"/>
       <w:r>
         <w:rPr>
           <w:color w:val="000000" w:themeColor="text1"/>
@@ -14784,7 +15233,7 @@
                     <pic:cNvPicPr/>
                   </pic:nvPicPr>
                   <pic:blipFill rotWithShape="1">
-                    <a:blip r:embed="rId9">
+                    <a:blip r:embed="rId12">
                       <a:extLst>
                         <a:ext uri="{28A0092B-C50C-407E-A947-70E740481C1C}">
                           <a14:useLocalDpi xmlns:a14="http://schemas.microsoft.com/office/drawing/2010/main" val="0"/>
@@ -14827,7 +15276,7 @@
       <w:pPr>
         <w:jc w:val="both"/>
       </w:pPr>
-      <w:bookmarkStart w:id="27" w:name="_Toc228690894"/>
+      <w:bookmarkStart w:id="28" w:name="_Toc228707270"/>
       <w:r>
         <w:rPr>
           <w:rStyle w:val="Heading2Char"/>
@@ -14864,7 +15313,7 @@
         </w:rPr>
         <w:t>.</w:t>
       </w:r>
-      <w:bookmarkEnd w:id="27"/>
+      <w:bookmarkEnd w:id="28"/>
       <w:r>
         <w:rPr>
           <w:b/>
@@ -14926,7 +15375,7 @@
                     <pic:cNvPicPr/>
                   </pic:nvPicPr>
                   <pic:blipFill>
-                    <a:blip r:embed="rId10">
+                    <a:blip r:embed="rId13">
                       <a:extLst>
                         <a:ext uri="{28A0092B-C50C-407E-A947-70E740481C1C}">
                           <a14:useLocalDpi xmlns:a14="http://schemas.microsoft.com/office/drawing/2010/main" val="0"/>
@@ -14976,7 +15425,7 @@
           <w:bCs/>
         </w:rPr>
       </w:pPr>
-      <w:bookmarkStart w:id="28" w:name="_Toc228690895"/>
+      <w:bookmarkStart w:id="29" w:name="_Toc228707271"/>
       <w:r>
         <w:rPr>
           <w:rStyle w:val="Heading2Char"/>
@@ -15017,7 +15466,7 @@
         </w:rPr>
         <w:t>.</w:t>
       </w:r>
-      <w:bookmarkEnd w:id="28"/>
+      <w:bookmarkEnd w:id="29"/>
       <w:r>
         <w:rPr>
           <w:b/>
@@ -15232,7 +15681,7 @@
                     <pic:cNvPicPr/>
                   </pic:nvPicPr>
                   <pic:blipFill>
-                    <a:blip r:embed="rId11" cstate="print">
+                    <a:blip r:embed="rId14" cstate="print">
                       <a:extLst>
                         <a:ext uri="{28A0092B-C50C-407E-A947-70E740481C1C}">
                           <a14:useLocalDpi xmlns:a14="http://schemas.microsoft.com/office/drawing/2010/main" val="0"/>
@@ -15267,7 +15716,7 @@
           <w:bCs/>
         </w:rPr>
       </w:pPr>
-      <w:bookmarkStart w:id="29" w:name="_Toc228690896"/>
+      <w:bookmarkStart w:id="30" w:name="_Toc228707272"/>
       <w:r>
         <w:rPr>
           <w:rStyle w:val="Heading2Char"/>
@@ -15296,7 +15745,7 @@
         </w:rPr>
         <w:t>.</w:t>
       </w:r>
-      <w:bookmarkEnd w:id="29"/>
+      <w:bookmarkEnd w:id="30"/>
       <w:r>
         <w:t xml:space="preserve"> Abacus plot of acoustic telemetry detections for tagged golden shiners from October 2023 to </w:t>
       </w:r>
@@ -15351,7 +15800,7 @@
                     <pic:cNvPicPr/>
                   </pic:nvPicPr>
                   <pic:blipFill>
-                    <a:blip r:embed="rId12" cstate="print">
+                    <a:blip r:embed="rId15" cstate="print">
                       <a:extLst>
                         <a:ext uri="{28A0092B-C50C-407E-A947-70E740481C1C}">
                           <a14:useLocalDpi xmlns:a14="http://schemas.microsoft.com/office/drawing/2010/main" val="0"/>
@@ -15379,7 +15828,7 @@
       </w:r>
     </w:p>
     <w:p>
-      <w:bookmarkStart w:id="30" w:name="_Toc228690897"/>
+      <w:bookmarkStart w:id="31" w:name="_Toc228707273"/>
       <w:r>
         <w:rPr>
           <w:rStyle w:val="Heading2Char"/>
@@ -15412,7 +15861,7 @@
         </w:rPr>
         <w:t>.</w:t>
       </w:r>
-      <w:bookmarkEnd w:id="30"/>
+      <w:bookmarkEnd w:id="31"/>
       <w:r>
         <w:rPr>
           <w:color w:val="000000" w:themeColor="text1"/>
@@ -15491,55 +15940,7 @@
           <w:rFonts w:eastAsiaTheme="minorHAnsi"/>
           <w:lang w:val="en-US"/>
         </w:rPr>
-        <w:t xml:space="preserve">Brooks, M., </w:t>
-      </w:r>
-      <w:proofErr w:type="spellStart"/>
-      <w:r>
-        <w:rPr>
-          <w:rFonts w:eastAsiaTheme="minorHAnsi"/>
-          <w:lang w:val="en-US"/>
-        </w:rPr>
-        <w:t>Bolker</w:t>
-      </w:r>
-      <w:proofErr w:type="spellEnd"/>
-      <w:r>
-        <w:rPr>
-          <w:rFonts w:eastAsiaTheme="minorHAnsi"/>
-          <w:lang w:val="en-US"/>
-        </w:rPr>
-        <w:t xml:space="preserve">, B., Kristensen, K., </w:t>
-      </w:r>
-      <w:proofErr w:type="spellStart"/>
-      <w:r>
-        <w:rPr>
-          <w:rFonts w:eastAsiaTheme="minorHAnsi"/>
-          <w:lang w:val="en-US"/>
-        </w:rPr>
-        <w:t>Maechler</w:t>
-      </w:r>
-      <w:proofErr w:type="spellEnd"/>
-      <w:r>
-        <w:rPr>
-          <w:rFonts w:eastAsiaTheme="minorHAnsi"/>
-          <w:lang w:val="en-US"/>
-        </w:rPr>
-        <w:t xml:space="preserve">, M., Magnusson, A., </w:t>
-      </w:r>
-      <w:proofErr w:type="spellStart"/>
-      <w:r>
-        <w:rPr>
-          <w:rFonts w:eastAsiaTheme="minorHAnsi"/>
-          <w:lang w:val="en-US"/>
-        </w:rPr>
-        <w:t>Skaug</w:t>
-      </w:r>
-      <w:proofErr w:type="spellEnd"/>
-      <w:r>
-        <w:rPr>
-          <w:rFonts w:eastAsiaTheme="minorHAnsi"/>
-          <w:lang w:val="en-US"/>
-        </w:rPr>
-        <w:t xml:space="preserve">, H., </w:t>
+        <w:t xml:space="preserve">Brooks, M., Bolker, B., Kristensen, K., Maechler, M., Magnusson, A., Skaug, H., </w:t>
       </w:r>
       <w:r>
         <w:rPr>
@@ -15555,23 +15956,7 @@
           <w:rFonts w:eastAsiaTheme="minorHAnsi"/>
           <w:lang w:val="en-US"/>
         </w:rPr>
-        <w:t xml:space="preserve"> (2023). </w:t>
-      </w:r>
-      <w:proofErr w:type="spellStart"/>
-      <w:r>
-        <w:rPr>
-          <w:rFonts w:eastAsiaTheme="minorHAnsi"/>
-          <w:lang w:val="en-US"/>
-        </w:rPr>
-        <w:t>glmmTMB</w:t>
-      </w:r>
-      <w:proofErr w:type="spellEnd"/>
-      <w:r>
-        <w:rPr>
-          <w:rFonts w:eastAsiaTheme="minorHAnsi"/>
-          <w:lang w:val="en-US"/>
-        </w:rPr>
-        <w:t>: Generalized Linear Mixed Models using Template Model Builder.</w:t>
+        <w:t xml:space="preserve"> (2023). glmmTMB: Generalized Linear Mixed Models using Template Model Builder.</w:t>
       </w:r>
     </w:p>
     <w:p>
@@ -15605,23 +15990,7 @@
           <w:rFonts w:eastAsiaTheme="minorHAnsi"/>
           <w:lang w:val="en-US"/>
         </w:rPr>
-        <w:t xml:space="preserve">Jackson, D.A. (2002). Ecological Effects of Micropterus Introductions: </w:t>
-      </w:r>
-      <w:proofErr w:type="gramStart"/>
-      <w:r>
-        <w:rPr>
-          <w:rFonts w:eastAsiaTheme="minorHAnsi"/>
-          <w:lang w:val="en-US"/>
-        </w:rPr>
-        <w:t>the</w:t>
-      </w:r>
-      <w:proofErr w:type="gramEnd"/>
-      <w:r>
-        <w:rPr>
-          <w:rFonts w:eastAsiaTheme="minorHAnsi"/>
-          <w:lang w:val="en-US"/>
-        </w:rPr>
-        <w:t xml:space="preserve"> Dark Side of Black Bass.</w:t>
+        <w:t>Jackson, D.A. (2002). Ecological Effects of Micropterus Introductions: the Dark Side of Black Bass.</w:t>
       </w:r>
     </w:p>
     <w:p>
@@ -15638,39 +16007,7 @@
           <w:rFonts w:eastAsiaTheme="minorHAnsi"/>
           <w:lang w:val="en-US"/>
         </w:rPr>
-        <w:t xml:space="preserve">Larocque, S.M., </w:t>
-      </w:r>
-      <w:proofErr w:type="spellStart"/>
-      <w:r>
-        <w:rPr>
-          <w:rFonts w:eastAsiaTheme="minorHAnsi"/>
-          <w:lang w:val="en-US"/>
-        </w:rPr>
-        <w:t>Bzonek</w:t>
-      </w:r>
-      <w:proofErr w:type="spellEnd"/>
-      <w:r>
-        <w:rPr>
-          <w:rFonts w:eastAsiaTheme="minorHAnsi"/>
-          <w:lang w:val="en-US"/>
-        </w:rPr>
-        <w:t xml:space="preserve">, P.A., </w:t>
-      </w:r>
-      <w:proofErr w:type="spellStart"/>
-      <w:r>
-        <w:rPr>
-          <w:rFonts w:eastAsiaTheme="minorHAnsi"/>
-          <w:lang w:val="en-US"/>
-        </w:rPr>
-        <w:t>Brownscombe</w:t>
-      </w:r>
-      <w:proofErr w:type="spellEnd"/>
-      <w:r>
-        <w:rPr>
-          <w:rFonts w:eastAsiaTheme="minorHAnsi"/>
-          <w:lang w:val="en-US"/>
-        </w:rPr>
-        <w:t xml:space="preserve">, J.W., Martin, G.K., Brooks, J.L., Boston, C.M., </w:t>
+        <w:t xml:space="preserve">Larocque, S.M., Bzonek, P.A., Brownscombe, J.W., Martin, G.K., Brooks, J.L., Boston, C.M., </w:t>
       </w:r>
       <w:r>
         <w:rPr>
@@ -15714,101 +16051,12 @@
           <w:lang w:val="en-US"/>
         </w:rPr>
       </w:pPr>
-      <w:proofErr w:type="spellStart"/>
       <w:r>
         <w:rPr>
           <w:rFonts w:eastAsiaTheme="minorHAnsi"/>
           <w:lang w:val="en-US"/>
         </w:rPr>
-        <w:t>Lenth</w:t>
-      </w:r>
-      <w:proofErr w:type="spellEnd"/>
-      <w:r>
-        <w:rPr>
-          <w:rFonts w:eastAsiaTheme="minorHAnsi"/>
-          <w:lang w:val="en-US"/>
-        </w:rPr>
-        <w:t xml:space="preserve">, R.V., </w:t>
-      </w:r>
-      <w:proofErr w:type="spellStart"/>
-      <w:r>
-        <w:rPr>
-          <w:rFonts w:eastAsiaTheme="minorHAnsi"/>
-          <w:lang w:val="en-US"/>
-        </w:rPr>
-        <w:t>Piaskowski</w:t>
-      </w:r>
-      <w:proofErr w:type="spellEnd"/>
-      <w:r>
-        <w:rPr>
-          <w:rFonts w:eastAsiaTheme="minorHAnsi"/>
-          <w:lang w:val="en-US"/>
-        </w:rPr>
-        <w:t xml:space="preserve">, J., </w:t>
-      </w:r>
-      <w:proofErr w:type="spellStart"/>
-      <w:r>
-        <w:rPr>
-          <w:rFonts w:eastAsiaTheme="minorHAnsi"/>
-          <w:lang w:val="en-US"/>
-        </w:rPr>
-        <w:t>Banfai</w:t>
-      </w:r>
-      <w:proofErr w:type="spellEnd"/>
-      <w:r>
-        <w:rPr>
-          <w:rFonts w:eastAsiaTheme="minorHAnsi"/>
-          <w:lang w:val="en-US"/>
-        </w:rPr>
-        <w:t xml:space="preserve">, B., </w:t>
-      </w:r>
-      <w:proofErr w:type="spellStart"/>
-      <w:r>
-        <w:rPr>
-          <w:rFonts w:eastAsiaTheme="minorHAnsi"/>
-          <w:lang w:val="en-US"/>
-        </w:rPr>
-        <w:t>Bolker</w:t>
-      </w:r>
-      <w:proofErr w:type="spellEnd"/>
-      <w:r>
-        <w:rPr>
-          <w:rFonts w:eastAsiaTheme="minorHAnsi"/>
-          <w:lang w:val="en-US"/>
-        </w:rPr>
-        <w:t xml:space="preserve">, B., </w:t>
-      </w:r>
-      <w:proofErr w:type="spellStart"/>
-      <w:r>
-        <w:rPr>
-          <w:rFonts w:eastAsiaTheme="minorHAnsi"/>
-          <w:lang w:val="en-US"/>
-        </w:rPr>
-        <w:t>Buerkner</w:t>
-      </w:r>
-      <w:proofErr w:type="spellEnd"/>
-      <w:r>
-        <w:rPr>
-          <w:rFonts w:eastAsiaTheme="minorHAnsi"/>
-          <w:lang w:val="en-US"/>
-        </w:rPr>
-        <w:t xml:space="preserve">, P., </w:t>
-      </w:r>
-      <w:proofErr w:type="spellStart"/>
-      <w:r>
-        <w:rPr>
-          <w:rFonts w:eastAsiaTheme="minorHAnsi"/>
-          <w:lang w:val="en-US"/>
-        </w:rPr>
-        <w:t>Giné</w:t>
-      </w:r>
-      <w:proofErr w:type="spellEnd"/>
-      <w:r>
-        <w:rPr>
-          <w:rFonts w:eastAsiaTheme="minorHAnsi"/>
-          <w:lang w:val="en-US"/>
-        </w:rPr>
-        <w:t xml:space="preserve">-Vásquez, I., </w:t>
+        <w:t xml:space="preserve">Lenth, R.V., Piaskowski, J., Banfai, B., Bolker, B., Buerkner, P., Giné-Vásquez, I., </w:t>
       </w:r>
       <w:r>
         <w:rPr>
@@ -15836,53 +16084,12 @@
           <w:lang w:val="en-US"/>
         </w:rPr>
       </w:pPr>
-      <w:proofErr w:type="spellStart"/>
       <w:r>
         <w:rPr>
           <w:rFonts w:eastAsiaTheme="minorHAnsi"/>
           <w:lang w:val="en-US"/>
         </w:rPr>
-        <w:t>Mahaut</w:t>
-      </w:r>
-      <w:proofErr w:type="spellEnd"/>
-      <w:r>
-        <w:rPr>
-          <w:rFonts w:eastAsiaTheme="minorHAnsi"/>
-          <w:lang w:val="en-US"/>
-        </w:rPr>
-        <w:t xml:space="preserve">, L., Loiseau, N., </w:t>
-      </w:r>
-      <w:proofErr w:type="spellStart"/>
-      <w:r>
-        <w:rPr>
-          <w:rFonts w:eastAsiaTheme="minorHAnsi"/>
-          <w:lang w:val="en-US"/>
-        </w:rPr>
-        <w:t>Villéger</w:t>
-      </w:r>
-      <w:proofErr w:type="spellEnd"/>
-      <w:r>
-        <w:rPr>
-          <w:rFonts w:eastAsiaTheme="minorHAnsi"/>
-          <w:lang w:val="en-US"/>
-        </w:rPr>
-        <w:t xml:space="preserve">, S., Auber, A., </w:t>
-      </w:r>
-      <w:proofErr w:type="spellStart"/>
-      <w:r>
-        <w:rPr>
-          <w:rFonts w:eastAsiaTheme="minorHAnsi"/>
-          <w:lang w:val="en-US"/>
-        </w:rPr>
-        <w:t>Hautecoeur</w:t>
-      </w:r>
-      <w:proofErr w:type="spellEnd"/>
-      <w:r>
-        <w:rPr>
-          <w:rFonts w:eastAsiaTheme="minorHAnsi"/>
-          <w:lang w:val="en-US"/>
-        </w:rPr>
-        <w:t xml:space="preserve">, C., Maire, A., </w:t>
+        <w:t xml:space="preserve">Mahaut, L., Loiseau, N., Villéger, S., Auber, A., Hautecoeur, C., Maire, A., </w:t>
       </w:r>
       <w:r>
         <w:rPr>
@@ -15931,23 +16138,7 @@
           <w:rFonts w:eastAsiaTheme="minorHAnsi"/>
           <w:lang w:val="en-US"/>
         </w:rPr>
-        <w:t xml:space="preserve">Wood, S. (2025). </w:t>
-      </w:r>
-      <w:proofErr w:type="spellStart"/>
-      <w:r>
-        <w:rPr>
-          <w:rFonts w:eastAsiaTheme="minorHAnsi"/>
-          <w:lang w:val="en-US"/>
-        </w:rPr>
-        <w:t>mgcv</w:t>
-      </w:r>
-      <w:proofErr w:type="spellEnd"/>
-      <w:r>
-        <w:rPr>
-          <w:rFonts w:eastAsiaTheme="minorHAnsi"/>
-          <w:lang w:val="en-US"/>
-        </w:rPr>
-        <w:t>: Mixed GAM Computation Vehicle with Automatic Smoothness Estimation.</w:t>
+        <w:t>Wood, S. (2025). mgcv: Mixed GAM Computation Vehicle with Automatic Smoothness Estimation.</w:t>
       </w:r>
     </w:p>
     <w:p>
@@ -15966,6 +16157,44 @@
     </w:sectPr>
   </w:body>
 </w:document>
+</file>
+
+<file path=word/endnotes.xml><?xml version="1.0" encoding="utf-8"?>
+<w:endnotes xmlns:wpc="http://schemas.microsoft.com/office/word/2010/wordprocessingCanvas" xmlns:cx="http://schemas.microsoft.com/office/drawing/2014/chartex" xmlns:cx1="http://schemas.microsoft.com/office/drawing/2015/9/8/chartex" xmlns:cx2="http://schemas.microsoft.com/office/drawing/2015/10/21/chartex" xmlns:cx3="http://schemas.microsoft.com/office/drawing/2016/5/9/chartex" xmlns:cx4="http://schemas.microsoft.com/office/drawing/2016/5/10/chartex" xmlns:cx5="http://schemas.microsoft.com/office/drawing/2016/5/11/chartex" xmlns:cx6="http://schemas.microsoft.com/office/drawing/2016/5/12/chartex" xmlns:cx7="http://schemas.microsoft.com/office/drawing/2016/5/13/chartex" xmlns:cx8="http://schemas.microsoft.com/office/drawing/2016/5/14/chartex" xmlns:mc="http://schemas.openxmlformats.org/markup-compatibility/2006" xmlns:aink="http://schemas.microsoft.com/office/drawing/2016/ink" xmlns:am3d="http://schemas.microsoft.com/office/drawing/2017/model3d" xmlns:o="urn:schemas-microsoft-com:office:office" xmlns:oel="http://schemas.microsoft.com/office/2019/extlst" xmlns:r="http://schemas.openxmlformats.org/officeDocument/2006/relationships" xmlns:m="http://schemas.openxmlformats.org/officeDocument/2006/math" xmlns:v="urn:schemas-microsoft-com:vml" xmlns:wp14="http://schemas.microsoft.com/office/word/2010/wordprocessingDrawing" xmlns:wp="http://schemas.openxmlformats.org/drawingml/2006/wordprocessingDrawing" xmlns:w10="urn:schemas-microsoft-com:office:word" xmlns:w="http://schemas.openxmlformats.org/wordprocessingml/2006/main" xmlns:w14="http://schemas.microsoft.com/office/word/2010/wordml" xmlns:w15="http://schemas.microsoft.com/office/word/2012/wordml" xmlns:w16cex="http://schemas.microsoft.com/office/word/2018/wordml/cex" xmlns:w16cid="http://schemas.microsoft.com/office/word/2016/wordml/cid" xmlns:w16="http://schemas.microsoft.com/office/word/2018/wordml" xmlns:w16sdtdh="http://schemas.microsoft.com/office/word/2020/wordml/sdtdatahash" xmlns:w16se="http://schemas.microsoft.com/office/word/2015/wordml/symex" xmlns:wpg="http://schemas.microsoft.com/office/word/2010/wordprocessingGroup" xmlns:wpi="http://schemas.microsoft.com/office/word/2010/wordprocessingInk" xmlns:wne="http://schemas.microsoft.com/office/word/2006/wordml" xmlns:wps="http://schemas.microsoft.com/office/word/2010/wordprocessingShape" mc:Ignorable="w14 w15 w16se w16cid w16 w16cex w16sdtdh wp14">
+  <w:endnote w:type="separator" w:id="-1">
+    <w:p>
+      <w:r>
+        <w:separator/>
+      </w:r>
+    </w:p>
+  </w:endnote>
+  <w:endnote w:type="continuationSeparator" w:id="0">
+    <w:p>
+      <w:r>
+        <w:continuationSeparator/>
+      </w:r>
+    </w:p>
+  </w:endnote>
+</w:endnotes>
+</file>
+
+<file path=word/footnotes.xml><?xml version="1.0" encoding="utf-8"?>
+<w:footnotes xmlns:wpc="http://schemas.microsoft.com/office/word/2010/wordprocessingCanvas" xmlns:cx="http://schemas.microsoft.com/office/drawing/2014/chartex" xmlns:cx1="http://schemas.microsoft.com/office/drawing/2015/9/8/chartex" xmlns:cx2="http://schemas.microsoft.com/office/drawing/2015/10/21/chartex" xmlns:cx3="http://schemas.microsoft.com/office/drawing/2016/5/9/chartex" xmlns:cx4="http://schemas.microsoft.com/office/drawing/2016/5/10/chartex" xmlns:cx5="http://schemas.microsoft.com/office/drawing/2016/5/11/chartex" xmlns:cx6="http://schemas.microsoft.com/office/drawing/2016/5/12/chartex" xmlns:cx7="http://schemas.microsoft.com/office/drawing/2016/5/13/chartex" xmlns:cx8="http://schemas.microsoft.com/office/drawing/2016/5/14/chartex" xmlns:mc="http://schemas.openxmlformats.org/markup-compatibility/2006" xmlns:aink="http://schemas.microsoft.com/office/drawing/2016/ink" xmlns:am3d="http://schemas.microsoft.com/office/drawing/2017/model3d" xmlns:o="urn:schemas-microsoft-com:office:office" xmlns:oel="http://schemas.microsoft.com/office/2019/extlst" xmlns:r="http://schemas.openxmlformats.org/officeDocument/2006/relationships" xmlns:m="http://schemas.openxmlformats.org/officeDocument/2006/math" xmlns:v="urn:schemas-microsoft-com:vml" xmlns:wp14="http://schemas.microsoft.com/office/word/2010/wordprocessingDrawing" xmlns:wp="http://schemas.openxmlformats.org/drawingml/2006/wordprocessingDrawing" xmlns:w10="urn:schemas-microsoft-com:office:word" xmlns:w="http://schemas.openxmlformats.org/wordprocessingml/2006/main" xmlns:w14="http://schemas.microsoft.com/office/word/2010/wordml" xmlns:w15="http://schemas.microsoft.com/office/word/2012/wordml" xmlns:w16cex="http://schemas.microsoft.com/office/word/2018/wordml/cex" xmlns:w16cid="http://schemas.microsoft.com/office/word/2016/wordml/cid" xmlns:w16="http://schemas.microsoft.com/office/word/2018/wordml" xmlns:w16sdtdh="http://schemas.microsoft.com/office/word/2020/wordml/sdtdatahash" xmlns:w16se="http://schemas.microsoft.com/office/word/2015/wordml/symex" xmlns:wpg="http://schemas.microsoft.com/office/word/2010/wordprocessingGroup" xmlns:wpi="http://schemas.microsoft.com/office/word/2010/wordprocessingInk" xmlns:wne="http://schemas.microsoft.com/office/word/2006/wordml" xmlns:wps="http://schemas.microsoft.com/office/word/2010/wordprocessingShape" mc:Ignorable="w14 w15 w16se w16cid w16 w16cex w16sdtdh wp14">
+  <w:footnote w:type="separator" w:id="-1">
+    <w:p>
+      <w:r>
+        <w:separator/>
+      </w:r>
+    </w:p>
+  </w:footnote>
+  <w:footnote w:type="continuationSeparator" w:id="0">
+    <w:p>
+      <w:r>
+        <w:continuationSeparator/>
+      </w:r>
+    </w:p>
+  </w:footnote>
+</w:footnotes>
 </file>
 
 <file path=word/numbering.xml><?xml version="1.0" encoding="utf-8"?>
@@ -17354,6 +17583,70 @@
       <w:szCs w:val="20"/>
     </w:rPr>
   </w:style>
+  <w:style w:type="character" w:styleId="FollowedHyperlink">
+    <w:name w:val="FollowedHyperlink"/>
+    <w:basedOn w:val="DefaultParagraphFont"/>
+    <w:uiPriority w:val="99"/>
+    <w:semiHidden/>
+    <w:unhideWhenUsed/>
+    <w:rsid w:val="006B7B70"/>
+    <w:rPr>
+      <w:color w:val="96607D" w:themeColor="followedHyperlink"/>
+      <w:u w:val="single"/>
+    </w:rPr>
+  </w:style>
+  <w:style w:type="paragraph" w:styleId="Header">
+    <w:name w:val="header"/>
+    <w:basedOn w:val="Normal"/>
+    <w:link w:val="HeaderChar"/>
+    <w:uiPriority w:val="99"/>
+    <w:unhideWhenUsed/>
+    <w:rsid w:val="00B0158B"/>
+    <w:pPr>
+      <w:tabs>
+        <w:tab w:val="center" w:pos="4680"/>
+        <w:tab w:val="right" w:pos="9360"/>
+      </w:tabs>
+    </w:pPr>
+  </w:style>
+  <w:style w:type="character" w:customStyle="1" w:styleId="HeaderChar">
+    <w:name w:val="Header Char"/>
+    <w:basedOn w:val="DefaultParagraphFont"/>
+    <w:link w:val="Header"/>
+    <w:uiPriority w:val="99"/>
+    <w:rsid w:val="00B0158B"/>
+    <w:rPr>
+      <w:rFonts w:ascii="Times New Roman" w:eastAsia="Times New Roman" w:hAnsi="Times New Roman" w:cs="Times New Roman"/>
+      <w:kern w:val="0"/>
+      <w14:ligatures w14:val="none"/>
+    </w:rPr>
+  </w:style>
+  <w:style w:type="paragraph" w:styleId="Footer">
+    <w:name w:val="footer"/>
+    <w:basedOn w:val="Normal"/>
+    <w:link w:val="FooterChar"/>
+    <w:uiPriority w:val="99"/>
+    <w:unhideWhenUsed/>
+    <w:rsid w:val="00B0158B"/>
+    <w:pPr>
+      <w:tabs>
+        <w:tab w:val="center" w:pos="4680"/>
+        <w:tab w:val="right" w:pos="9360"/>
+      </w:tabs>
+    </w:pPr>
+  </w:style>
+  <w:style w:type="character" w:customStyle="1" w:styleId="FooterChar">
+    <w:name w:val="Footer Char"/>
+    <w:basedOn w:val="DefaultParagraphFont"/>
+    <w:link w:val="Footer"/>
+    <w:uiPriority w:val="99"/>
+    <w:rsid w:val="00B0158B"/>
+    <w:rPr>
+      <w:rFonts w:ascii="Times New Roman" w:eastAsia="Times New Roman" w:hAnsi="Times New Roman" w:cs="Times New Roman"/>
+      <w:kern w:val="0"/>
+      <w14:ligatures w14:val="none"/>
+    </w:rPr>
+  </w:style>
 </w:styles>
 </file>
 
